--- a/templates/contrato_gestao.docx
+++ b/templates/contrato_gestao.docx
@@ -1,6 +1,3793 @@
 
-<file path=word/document.xml><?xml version="1.0" encoding="UTF-8" standalone="yes"?>
-<w:document xmlns:mc="http://schemas.openxmlformats.org/markup-compatibility/2006" xmlns:o="urn:schemas-microsoft-com:office:office" xmlns:r="http://schemas.openxmlformats.org/officeDocument/2006/relationships" xmlns:m="http://schemas.openxmlformats.org/officeDocument/2006/math" xmlns:v="urn:schemas-microsoft-com:vml" xmlns:wp="http://schemas.openxmlformats.org/drawingml/2006/wordprocessingDrawing" xmlns:w10="urn:schemas-microsoft-com:office:word" xmlns:w="http://schemas.openxmlformats.org/wordprocessingml/2006/main" xmlns:wne="http://schemas.microsoft.com/office/word/2006/wordml" xmlns:sl="http://schemas.openxmlformats.org/schemaLibrary/2006/main" xmlns:a="http://schemas.openxmlformats.org/drawingml/2006/main" xmlns:pic="http://schemas.openxmlformats.org/drawingml/2006/picture" xmlns:c="http://schemas.openxmlformats.org/drawingml/2006/chart" xmlns:lc="http://schemas.openxmlformats.org/drawingml/2006/lockedCanvas" xmlns:dgm="http://schemas.openxmlformats.org/drawingml/2006/diagram" xmlns:wps="http://schemas.microsoft.com/office/word/2010/wordprocessingShape" xmlns:wpg="http://schemas.microsoft.com/office/word/2010/wordprocessingGroup" xmlns:w14="http://schemas.microsoft.com/office/word/2010/wordml" xmlns:w15="http://schemas.microsoft.com/office/word/2012/wordml" xmlns:w16="http://schemas.microsoft.com/office/word/2018/wordml" xmlns:w16cex="http://schemas.microsoft.com/office/word/2018/wordml/cex" xmlns:w16cid="http://schemas.microsoft.com/office/word/2016/wordml/cid" xmlns="http://schemas.microsoft.com/office/tasks/2019/documenttasks" xmlns:cr="http://schemas.microsoft.com/office/comments/2020/reactions"><w:body><w:p><w:pPr><w:ind w:left="-1417.3228346456694" w:right="-1440" w:firstLine="0"/><w:rPr/></w:pPr><w:r><w:rPr/><w:drawing><wp:inline distB="114300" distT="114300" distL="114300" distR="114300"><wp:extent cx="7554560" cy="8986838"/><wp:effectExtent b="0" l="0" r="0" t="0"/><wp:docPr id="8" name="image11.png"/><a:graphic><a:graphicData uri="http://schemas.openxmlformats.org/drawingml/2006/picture"><pic:pic><pic:nvPicPr><pic:cNvPr id="0" name="image11.png"/><pic:cNvPicPr preferRelativeResize="0"/></pic:nvPicPr><pic:blipFill><a:blip r:embed="rId6"/><a:srcRect b="0" l="0" r="0" t="0"/><a:stretch><a:fillRect/></a:stretch></pic:blipFill><pic:spPr><a:xfrm><a:off x="0" y="0"/><a:ext cx="7554560" cy="8986838"/></a:xfrm><a:prstGeom prst="rect"/><a:ln/></pic:spPr></pic:pic></a:graphicData></a:graphic></wp:inline></w:drawing></w:r><w:r><w:rPr><w:rtl w:val="0"/></w:rPr></w:r></w:p><w:p><w:pPr><w:ind w:left="-566.9291338582677" w:right="-607.7952755905511" w:firstLine="0"/><w:jc w:val="center"/><w:rPr><w:color w:val="9900ff"/><w:sz w:val="62"/><w:szCs w:val="62"/></w:rPr></w:pPr><w:r><w:rPr><w:color w:val="9900ff"/><w:sz w:val="62"/><w:szCs w:val="62"/><w:rtl w:val="0"/></w:rPr><w:t xml:space="preserve">Antes de mais nada, parabéns.</w:t></w:r></w:p><w:p><w:pPr><w:ind w:left="-566.9291338582677" w:right="-607.7952755905511" w:firstLine="283.4645669291339"/><w:jc w:val="both"/><w:rPr/><w:sectPr><w:headerReference r:id="rId7" w:type="default"/><w:headerReference r:id="rId8" w:type="first"/><w:footerReference r:id="rId9" w:type="default"/><w:footerReference r:id="rId10" w:type="first"/><w:pgSz w:h="16834" w:w="11909" w:orient="portrait"/><w:pgMar w:bottom="1440" w:top="1440" w:left="1440" w:right="1440" w:header="720" w:footer="720"/><w:pgNumType w:start="1"/><w:titlePg w:val="1"/></w:sectPr></w:pPr><w:r><w:rPr><w:rtl w:val="0"/></w:rPr></w:r></w:p><w:p><w:pPr><w:ind w:left="-270" w:firstLine="0"/><w:jc w:val="both"/><w:rPr><w:sz w:val="21"/><w:szCs w:val="21"/></w:rPr></w:pPr><w:r><w:rPr><w:sz w:val="21"/><w:szCs w:val="21"/><w:rtl w:val="0"/></w:rPr><w:t xml:space="preserve">Se você está lendo este texto, é porque pretende tomar a (sábia) decisão de ser representado por um profissional da RE/MAX, maior rede imobiliária do mundo que vende um imóvel a cada 30 segundos.</w:t></w:r></w:p><w:p><w:pPr><w:ind w:left="-270" w:firstLine="0"/><w:jc w:val="both"/><w:rPr><w:sz w:val="21"/><w:szCs w:val="21"/></w:rPr></w:pPr><w:r><w:rPr><w:sz w:val="21"/><w:szCs w:val="21"/><w:rtl w:val="0"/></w:rPr><w:t xml:space="preserve">Presente em mais de 115 países com mais de 140 mil proﬁssionais, a RE/MAX trabalha com proﬁssionais treinados nas melhores práticas do mercado para alcançar o melhor resultado para você.</w:t></w:r></w:p><w:p><w:pPr><w:ind w:left="-270" w:firstLine="0"/><w:jc w:val="both"/><w:rPr><w:sz w:val="21"/><w:szCs w:val="21"/></w:rPr></w:pPr><w:r><w:rPr><w:sz w:val="21"/><w:szCs w:val="21"/><w:rtl w:val="0"/></w:rPr><w:t xml:space="preserve">Para isso, utilizamos um conceito de representação que vai muito além de intermediar uma venda.</w:t></w:r></w:p><w:p><w:pPr><w:ind w:left="-270" w:firstLine="0"/><w:jc w:val="both"/><w:rPr><w:sz w:val="21"/><w:szCs w:val="21"/></w:rPr></w:pPr><w:r><w:rPr><w:sz w:val="21"/><w:szCs w:val="21"/><w:rtl w:val="0"/></w:rPr><w:t xml:space="preserve">Como representante do cliente vendedor, nossos corretores se comprometem a realizar um trabalho consistente que inclui um estudo de preciﬁcação correta (com base em análise de dados, e não em opiniões), plano de marketing (com fotos proﬁssionais e divulgação em mídias adequadas), reuniões de feedback e acompanhamento de documentação.</w:t></w:r></w:p><w:p><w:pPr><w:ind w:left="-270" w:firstLine="0"/><w:jc w:val="both"/><w:rPr><w:sz w:val="21"/><w:szCs w:val="21"/></w:rPr></w:pPr><w:r><w:rPr><w:sz w:val="21"/><w:szCs w:val="21"/><w:rtl w:val="0"/></w:rPr><w:t xml:space="preserve">E o melhor é que você não precisa pagar nada a mais por isso.</w:t></w:r></w:p><w:p><w:pPr><w:ind w:left="-270" w:firstLine="0"/><w:jc w:val="both"/><w:rPr><w:sz w:val="21"/><w:szCs w:val="21"/></w:rPr></w:pPr><w:r><w:rPr><w:sz w:val="21"/><w:szCs w:val="21"/><w:rtl w:val="0"/></w:rPr><w:t xml:space="preserve">Sua única contrapartida será garantir, em prazo limitado, que o corretor RE/MAX será o seu único representante para tratar da venda do seu imóvel.</w:t></w:r></w:p><w:p><w:pPr><w:ind w:left="-270" w:firstLine="0"/><w:jc w:val="both"/><w:rPr><w:sz w:val="21"/><w:szCs w:val="21"/></w:rPr></w:pPr><w:r><w:rPr><w:sz w:val="21"/><w:szCs w:val="21"/><w:rtl w:val="0"/></w:rPr><w:t xml:space="preserve">Não se preocupe: isso não signiﬁca que ele será o único corretor apto a vendê-lo. Ao escolher um representante da RE/MAX, seu imóvel será divulgado profissionalmente num cadastro acessado por milhares de corretores da RE/MAX no Brasil, além de corretores e imobiliárias parceiras. Toda a mediação e agendamento de visitas, contudo, será realizada por seu representante a quem caberá a responsabilidade de todo o processo de venda.</w:t></w:r></w:p><w:p><w:pPr><w:ind w:left="-270" w:firstLine="0"/><w:jc w:val="both"/><w:rPr><w:sz w:val="21"/><w:szCs w:val="21"/></w:rPr></w:pPr><w:r><w:rPr><w:sz w:val="21"/><w:szCs w:val="21"/><w:rtl w:val="0"/></w:rPr><w:t xml:space="preserve">Daí a importância deste contrato para assegurar o compromisso de ambas as partes.</w:t></w:r></w:p><w:p><w:pPr><w:ind w:left="-270" w:firstLine="0"/><w:jc w:val="both"/><w:rPr><w:sz w:val="21"/><w:szCs w:val="21"/></w:rPr></w:pPr><w:r><w:rPr><w:sz w:val="21"/><w:szCs w:val="21"/><w:rtl w:val="0"/></w:rPr><w:t xml:space="preserve">De um lado, o contrato assegura que você terá um representante capacitado que investirá tempo e outros recursos para vender o seu imóvel no valor adequado e no menor tempo possível.</w:t></w:r><w:r><w:drawing><wp:anchor allowOverlap="1" behindDoc="0" distB="114300" distT="114300" distL="114300" distR="114300" hidden="0" layoutInCell="1" locked="0" relativeHeight="0" simplePos="0"><wp:simplePos x="0" y="0"/><wp:positionH relativeFrom="column"><wp:posOffset>1400175</wp:posOffset></wp:positionH><wp:positionV relativeFrom="paragraph"><wp:posOffset>419100</wp:posOffset></wp:positionV><wp:extent cx="551065" cy="819150"/><wp:effectExtent b="0" l="0" r="0" t="0"/><wp:wrapNone/><wp:docPr id="5" name="image1.png"/><a:graphic><a:graphicData uri="http://schemas.openxmlformats.org/drawingml/2006/picture"><pic:pic><pic:nvPicPr><pic:cNvPr id="0" name="image1.png"/><pic:cNvPicPr preferRelativeResize="0"/></pic:nvPicPr><pic:blipFill><a:blip r:embed="rId11"/><a:srcRect b="0" l="0" r="0" t="0"/><a:stretch><a:fillRect/></a:stretch></pic:blipFill><pic:spPr><a:xfrm><a:off x="0" y="0"/><a:ext cx="551065" cy="819150"/></a:xfrm><a:prstGeom prst="rect"/><a:ln/></pic:spPr></pic:pic></a:graphicData></a:graphic></wp:anchor></w:drawing></w:r><w:r><w:drawing><wp:anchor allowOverlap="1" behindDoc="0" distB="114300" distT="114300" distL="114300" distR="114300" hidden="0" layoutInCell="1" locked="0" relativeHeight="0" simplePos="0"><wp:simplePos x="0" y="0"/><wp:positionH relativeFrom="column"><wp:posOffset>2971800</wp:posOffset></wp:positionH><wp:positionV relativeFrom="paragraph"><wp:posOffset>434455</wp:posOffset></wp:positionV><wp:extent cx="1647825" cy="628650"/><wp:effectExtent b="0" l="0" r="0" t="0"/><wp:wrapNone/><wp:docPr id="9" name="image6.png"/><a:graphic><a:graphicData uri="http://schemas.openxmlformats.org/drawingml/2006/picture"><pic:pic><pic:nvPicPr><pic:cNvPr id="0" name="image6.png"/><pic:cNvPicPr preferRelativeResize="0"/></pic:nvPicPr><pic:blipFill><a:blip r:embed="rId12"/><a:srcRect b="0" l="0" r="0" t="0"/><a:stretch><a:fillRect/></a:stretch></pic:blipFill><pic:spPr><a:xfrm><a:off x="0" y="0"/><a:ext cx="1647825" cy="628650"/></a:xfrm><a:prstGeom prst="rect"/><a:ln/></pic:spPr></pic:pic></a:graphicData></a:graphic></wp:anchor></w:drawing></w:r><w:r><w:drawing><wp:anchor allowOverlap="1" behindDoc="0" distB="114300" distT="114300" distL="114300" distR="114300" hidden="0" layoutInCell="1" locked="0" relativeHeight="0" simplePos="0"><wp:simplePos x="0" y="0"/><wp:positionH relativeFrom="column"><wp:posOffset>-342899</wp:posOffset></wp:positionH><wp:positionV relativeFrom="paragraph"><wp:posOffset>423863</wp:posOffset></wp:positionV><wp:extent cx="490538" cy="820899"/><wp:effectExtent b="0" l="0" r="0" t="0"/><wp:wrapNone/><wp:docPr id="4" name="image7.png"/><a:graphic><a:graphicData uri="http://schemas.openxmlformats.org/drawingml/2006/picture"><pic:pic><pic:nvPicPr><pic:cNvPr id="0" name="image7.png"/><pic:cNvPicPr preferRelativeResize="0"/></pic:nvPicPr><pic:blipFill><a:blip r:embed="rId13"/><a:srcRect b="0" l="0" r="0" t="0"/><a:stretch><a:fillRect/></a:stretch></pic:blipFill><pic:spPr><a:xfrm><a:off x="0" y="0"/><a:ext cx="490538" cy="820899"/></a:xfrm><a:prstGeom prst="rect"/><a:ln/></pic:spPr></pic:pic></a:graphicData></a:graphic></wp:anchor></w:drawing></w:r><w:r><w:drawing><wp:anchor allowOverlap="1" behindDoc="0" distB="114300" distT="114300" distL="114300" distR="114300" hidden="0" layoutInCell="1" locked="0" relativeHeight="0" simplePos="0"><wp:simplePos x="0" y="0"/><wp:positionH relativeFrom="column"><wp:posOffset>809625</wp:posOffset></wp:positionH><wp:positionV relativeFrom="paragraph"><wp:posOffset>404813</wp:posOffset></wp:positionV><wp:extent cx="495300" cy="844924"/><wp:effectExtent b="0" l="0" r="0" t="0"/><wp:wrapNone/><wp:docPr id="2" name="image4.png"/><a:graphic><a:graphicData uri="http://schemas.openxmlformats.org/drawingml/2006/picture"><pic:pic><pic:nvPicPr><pic:cNvPr id="0" name="image4.png"/><pic:cNvPicPr preferRelativeResize="0"/></pic:nvPicPr><pic:blipFill><a:blip r:embed="rId14"/><a:srcRect b="0" l="0" r="0" t="0"/><a:stretch><a:fillRect/></a:stretch></pic:blipFill><pic:spPr><a:xfrm><a:off x="0" y="0"/><a:ext cx="495300" cy="844924"/></a:xfrm><a:prstGeom prst="rect"/><a:ln/></pic:spPr></pic:pic></a:graphicData></a:graphic></wp:anchor></w:drawing></w:r><w:r><w:drawing><wp:anchor allowOverlap="1" behindDoc="0" distB="114300" distT="114300" distL="114300" distR="114300" hidden="0" layoutInCell="1" locked="0" relativeHeight="0" simplePos="0"><wp:simplePos x="0" y="0"/><wp:positionH relativeFrom="column"><wp:posOffset>247650</wp:posOffset></wp:positionH><wp:positionV relativeFrom="paragraph"><wp:posOffset>390525</wp:posOffset></wp:positionV><wp:extent cx="464976" cy="876300"/><wp:effectExtent b="0" l="0" r="0" t="0"/><wp:wrapNone/><wp:docPr id="3" name="image3.png"/><a:graphic><a:graphicData uri="http://schemas.openxmlformats.org/drawingml/2006/picture"><pic:pic><pic:nvPicPr><pic:cNvPr id="0" name="image3.png"/><pic:cNvPicPr preferRelativeResize="0"/></pic:nvPicPr><pic:blipFill><a:blip r:embed="rId15"/><a:srcRect b="0" l="0" r="0" t="0"/><a:stretch><a:fillRect/></a:stretch></pic:blipFill><pic:spPr><a:xfrm><a:off x="0" y="0"/><a:ext cx="464976" cy="876300"/></a:xfrm><a:prstGeom prst="rect"/><a:ln/></pic:spPr></pic:pic></a:graphicData></a:graphic></wp:anchor></w:drawing></w:r><w:r><w:drawing><wp:anchor allowOverlap="1" behindDoc="0" distB="114300" distT="114300" distL="114300" distR="114300" hidden="0" layoutInCell="1" locked="0" relativeHeight="0" simplePos="0"><wp:simplePos x="0" y="0"/><wp:positionH relativeFrom="column"><wp:posOffset>2138363</wp:posOffset></wp:positionH><wp:positionV relativeFrom="paragraph"><wp:posOffset>418972</wp:posOffset></wp:positionV><wp:extent cx="647700" cy="676275"/><wp:effectExtent b="0" l="0" r="0" t="0"/><wp:wrapNone/><wp:docPr id="7" name="image5.png"/><a:graphic><a:graphicData uri="http://schemas.openxmlformats.org/drawingml/2006/picture"><pic:pic><pic:nvPicPr><pic:cNvPr id="0" name="image5.png"/><pic:cNvPicPr preferRelativeResize="0"/></pic:nvPicPr><pic:blipFill><a:blip r:embed="rId16"/><a:srcRect b="0" l="0" r="0" t="0"/><a:stretch><a:fillRect/></a:stretch></pic:blipFill><pic:spPr><a:xfrm><a:off x="0" y="0"/><a:ext cx="647700" cy="676275"/></a:xfrm><a:prstGeom prst="rect"/><a:ln/></pic:spPr></pic:pic></a:graphicData></a:graphic></wp:anchor></w:drawing></w:r></w:p><w:p><w:pPr><w:ind w:left="-270" w:right="-270" w:firstLine="0"/><w:jc w:val="both"/><w:rPr><w:sz w:val="21"/><w:szCs w:val="21"/></w:rPr></w:pPr><w:r><w:rPr><w:sz w:val="21"/><w:szCs w:val="21"/><w:rtl w:val="0"/></w:rPr><w:t xml:space="preserve">Do outro, garante que todo investimento feito por esse corretor não será em vão, fazendo com que ele tenha assegurada sua contrapartida pelos serviços prestados.</w:t></w:r></w:p><w:p><w:pPr><w:ind w:left="-270" w:right="-270" w:firstLine="0"/><w:jc w:val="both"/><w:rPr><w:sz w:val="21"/><w:szCs w:val="21"/></w:rPr></w:pPr><w:r><w:rPr><w:sz w:val="21"/><w:szCs w:val="21"/><w:rtl w:val="0"/></w:rPr><w:t xml:space="preserve">E é exatamente por essa dedicação e investimento durante todo processo de venda que os proﬁssionais da RE/MAX somente trabalham com um número limitado de imóveis.</w:t></w:r></w:p><w:p><w:pPr><w:ind w:left="-270" w:right="-270" w:firstLine="0"/><w:jc w:val="both"/><w:rPr><w:sz w:val="21"/><w:szCs w:val="21"/></w:rPr></w:pPr><w:r><w:rPr><w:sz w:val="21"/><w:szCs w:val="21"/><w:rtl w:val="0"/></w:rPr><w:t xml:space="preserve">Aﬁnal, seja franco: como um corretor, sozinho e com mais de 20 imóveis na carteira, conseguirá se dedicar à gestão da venda de um imóvel?</w:t></w:r></w:p><w:p><w:pPr><w:ind w:left="-270" w:right="-270" w:firstLine="0"/><w:jc w:val="both"/><w:rPr><w:sz w:val="21"/><w:szCs w:val="21"/></w:rPr></w:pPr><w:r><w:rPr><w:sz w:val="21"/><w:szCs w:val="21"/><w:rtl w:val="0"/></w:rPr><w:t xml:space="preserve">O conceito de representação é uma prática comum de mercado na maioria dos países de economia desenvolvida onde as pessoas estão acostumadas a buscar um proﬁssional gabaritado para representá-las. A ideia é simples: assim como um advogado representa os interesses de uma das partes durante um processo, o vendedor de um imóvel escolhe um corretor representante para defender seus interesses durante a venda.</w:t></w:r></w:p><w:p><w:pPr><w:ind w:left="-270" w:right="-270" w:firstLine="0"/><w:jc w:val="both"/><w:rPr><w:sz w:val="21"/><w:szCs w:val="21"/></w:rPr></w:pPr><w:r><w:rPr><w:sz w:val="21"/><w:szCs w:val="21"/><w:rtl w:val="0"/></w:rPr><w:t xml:space="preserve">E o melhor: em vez de o cliente ter que lidar com dezenas de potenciais intermediários (incluindo especuladores), o representante atua como um importante mediador que uniﬁca a mensagem de venda e gera mais valor ao imóvel.</w:t></w:r></w:p><w:p><w:pPr><w:ind w:left="-270" w:right="-270" w:firstLine="0"/><w:jc w:val="both"/><w:rPr><w:sz w:val="21"/><w:szCs w:val="21"/></w:rPr></w:pPr><w:r><w:rPr><w:sz w:val="21"/><w:szCs w:val="21"/><w:rtl w:val="0"/></w:rPr><w:t xml:space="preserve">Para que todos ganhem, claro, cada um precisa fazer sua parte.</w:t></w:r></w:p><w:p><w:pPr><w:ind w:left="-270" w:right="-270" w:firstLine="0"/><w:jc w:val="both"/><w:rPr><w:sz w:val="21"/><w:szCs w:val="21"/></w:rPr></w:pPr><w:r><w:rPr><w:sz w:val="21"/><w:szCs w:val="21"/><w:rtl w:val="0"/></w:rPr><w:t xml:space="preserve">Isso requer uma relação de conﬁança e parceria com seu representante que inclui disponibilidade de agenda, reuniões periódicas e uma adequada preparação do imóvel para visitas e cobertura fotográﬁca.</w:t></w:r></w:p><w:p><w:pPr><w:ind w:left="-270" w:right="-270" w:firstLine="0"/><w:jc w:val="both"/><w:rPr><w:sz w:val="21"/><w:szCs w:val="21"/></w:rPr></w:pPr><w:r><w:rPr><w:sz w:val="21"/><w:szCs w:val="21"/><w:rtl w:val="0"/></w:rPr><w:t xml:space="preserve">Após ler com atenção e assinar o contrato de representação, você descobrirá que está assumindo o melhor compromisso para vender seu imóvel da forma mais ágil e eﬁciente.</w:t></w:r></w:p><w:p><w:pPr><w:ind w:left="-270" w:right="-270" w:firstLine="0"/><w:jc w:val="both"/><w:rPr><w:sz w:val="21"/><w:szCs w:val="21"/></w:rPr><w:sectPr><w:type w:val="continuous"/><w:pgSz w:h="16834" w:w="11909" w:orient="portrait"/><w:pgMar w:bottom="1440" w:top="1440" w:left="1440" w:right="1440" w:header="720" w:footer="720"/><w:cols w:equalWidth="0" w:num="2"><w:col w:space="535.5" w:w="4245"/><w:col w:space="0" w:w="4245"/></w:cols></w:sectPr></w:pPr><w:r><w:rPr><w:sz w:val="21"/><w:szCs w:val="21"/><w:rtl w:val="0"/></w:rPr><w:t xml:space="preserve">Nós, que fazemos parte da família RE/MAX Brasil, temos certeza de que esse relacionamento durará muito além desse primeiro encontro.</w:t></w:r><w:r><w:drawing><wp:anchor allowOverlap="1" behindDoc="0" distB="114300" distT="114300" distL="114300" distR="114300" hidden="0" layoutInCell="1" locked="0" relativeHeight="0" simplePos="0"><wp:simplePos x="0" y="0"/><wp:positionH relativeFrom="column"><wp:posOffset>1843088</wp:posOffset></wp:positionH><wp:positionV relativeFrom="paragraph"><wp:posOffset>495134</wp:posOffset></wp:positionV><wp:extent cx="1014413" cy="952666"/><wp:effectExtent b="0" l="0" r="0" t="0"/><wp:wrapNone/><wp:docPr id="6" name="image2.png"/><a:graphic><a:graphicData uri="http://schemas.openxmlformats.org/drawingml/2006/picture"><pic:pic><pic:nvPicPr><pic:cNvPr id="0" name="image2.png"/><pic:cNvPicPr preferRelativeResize="0"/></pic:nvPicPr><pic:blipFill><a:blip r:embed="rId17"/><a:srcRect b="0" l="0" r="0" t="0"/><a:stretch><a:fillRect/></a:stretch></pic:blipFill><pic:spPr><a:xfrm><a:off x="0" y="0"/><a:ext cx="1014413" cy="952666"/></a:xfrm><a:prstGeom prst="rect"/><a:ln/></pic:spPr></pic:pic></a:graphicData></a:graphic></wp:anchor></w:drawing></w:r></w:p><w:p><w:pPr><w:ind w:left="-566.9291338582675" w:right="105" w:firstLine="285"/><w:jc w:val="both"/><w:rPr><w:color w:val="221f1f"/><w:sz w:val="21"/><w:szCs w:val="21"/></w:rPr></w:pPr><w:r><w:rPr><w:rtl w:val="0"/></w:rPr></w:r></w:p><w:p><w:pPr><w:spacing w:line="360" w:lineRule="auto"/><w:ind w:left="-566.9291338582677" w:right="-607.7952755905511" w:firstLine="0"/><w:jc w:val="both"/><w:rPr><w:sz w:val="24"/><w:szCs w:val="24"/></w:rPr></w:pPr><w:r><w:rPr><w:sz w:val="24"/><w:szCs w:val="24"/><w:rtl w:val="0"/></w:rPr><w:t xml:space="preserve">Por este instrumento, de um lado </w:t></w:r><w:r><w:rPr><w:b w:val="1"/><w:bCs w:val="1"/><w:sz w:val="24"/><w:szCs w:val="24"/><w:rtl w:val="0"/></w:rPr><w:t xml:space="preserve">Imobiliária Remax Engimob</w:t></w:r><w:r><w:rPr><w:sz w:val="24"/><w:szCs w:val="24"/><w:rtl w:val="0"/></w:rPr><w:t xml:space="preserve">, pessoa jurídica de direito privado, inscrita no </w:t></w:r><w:r><w:rPr><w:b w:val="1"/><w:bCs w:val="1"/><w:sz w:val="24"/><w:szCs w:val="24"/><w:rtl w:val="0"/></w:rPr><w:t xml:space="preserve">CNPJ nº 30.902.268/0001-80</w:t></w:r><w:r><w:rPr><w:sz w:val="24"/><w:szCs w:val="24"/><w:rtl w:val="0"/></w:rPr><w:t xml:space="preserve">, com sede a Rua Décima Avenida, 4517, Bairro Rio Madeira, na cidade de Porto Velho, Rondônia como doravante denominada </w:t></w:r><w:r><w:rPr><w:b w:val="1"/><w:bCs w:val="1"/><w:sz w:val="24"/><w:szCs w:val="24"/><w:rtl w:val="0"/></w:rPr><w:t xml:space="preserve">CONTRATADA</w:t></w:r><w:r><w:rPr><w:sz w:val="24"/><w:szCs w:val="24"/><w:rtl w:val="0"/></w:rPr><w:t xml:space="preserve">; e de outro lado, doravante denominado (s) </w:t></w:r><w:r><w:rPr><w:b w:val="1"/><w:bCs w:val="1"/><w:sz w:val="24"/><w:szCs w:val="24"/><w:rtl w:val="0"/></w:rPr><w:t xml:space="preserve">CONTRATANTE (S)</w:t></w:r><w:r><w:rPr><w:sz w:val="24"/><w:szCs w:val="24"/><w:rtl w:val="0"/></w:rPr><w:t xml:space="preserve">:</w:t></w:r></w:p><w:p><w:pPr><w:spacing w:line="360" w:lineRule="auto"/><w:ind w:left="-566.9291338582677" w:right="-607.7952755905511" w:firstLine="0"/><w:jc w:val="both"/><w:rPr><w:sz w:val="24"/><w:szCs w:val="24"/></w:rPr></w:pPr><w:r><w:rPr><w:rtl w:val="0"/></w:rPr></w:r></w:p><w:tbl><w:tblPr><w:tblStyle w:val="Table1"/><w:tblW w:w="10305.0" w:type="dxa"/><w:jc w:val="left"/><w:tblInd w:w="-585.0" w:type="dxa"/><w:tblBorders><w:top w:color="000000" w:space="0" w:sz="8" w:val="single"/><w:left w:color="000000" w:space="0" w:sz="8" w:val="single"/><w:bottom w:color="000000" w:space="0" w:sz="8" w:val="single"/><w:right w:color="000000" w:space="0" w:sz="8" w:val="single"/><w:insideH w:color="000000" w:space="0" w:sz="8" w:val="single"/><w:insideV w:color="000000" w:space="0" w:sz="8" w:val="single"/></w:tblBorders><w:tblLayout w:type="fixed"/><w:tblLook w:val="0600"/></w:tblPr><w:tblGrid><w:gridCol w:w="5415"/><w:gridCol w:w="2400"/><w:gridCol w:w="2490"/><w:tblGridChange w:id="0"><w:tblGrid><w:gridCol w:w="5415"/><w:gridCol w:w="2400"/><w:gridCol w:w="2490"/></w:tblGrid></w:tblGridChange></w:tblGrid><w:tr><w:trPr><w:cantSplit w:val="0"/><w:tblHeader w:val="0"/></w:trPr><w:tc><w:tcPr><w:shd w:fill="20124d" w:val="clear"/><w:tcMar><w:top w:w="100.0" w:type="dxa"/><w:left w:w="100.0" w:type="dxa"/><w:bottom w:w="100.0" w:type="dxa"/><w:right w:w="100.0" w:type="dxa"/></w:tcMar><w:vAlign w:val="top"/></w:tcPr><w:p><w:pPr><w:spacing w:line="240" w:lineRule="auto"/><w:rPr><w:color w:val="ffffff"/><w:sz w:val="24"/><w:szCs w:val="24"/></w:rPr></w:pPr><w:r><w:rPr><w:color w:val="ffffff"/><w:sz w:val="24"/><w:szCs w:val="24"/><w:rtl w:val="0"/></w:rPr><w:t xml:space="preserve">Nome / Razão Social</w:t></w:r></w:p></w:tc><w:tc><w:tcPr><w:shd w:fill="20124d" w:val="clear"/><w:tcMar><w:top w:w="100.0" w:type="dxa"/><w:left w:w="100.0" w:type="dxa"/><w:bottom w:w="100.0" w:type="dxa"/><w:right w:w="100.0" w:type="dxa"/></w:tcMar><w:vAlign w:val="top"/></w:tcPr><w:p><w:pPr><w:spacing w:line="240" w:lineRule="auto"/><w:rPr><w:color w:val="ffffff"/><w:sz w:val="24"/><w:szCs w:val="24"/></w:rPr></w:pPr><w:r><w:rPr><w:color w:val="ffffff"/><w:sz w:val="24"/><w:szCs w:val="24"/><w:rtl w:val="0"/></w:rPr><w:t xml:space="preserve">RG</w:t></w:r></w:p></w:tc><w:tc><w:tcPr><w:shd w:fill="20124d" w:val="clear"/><w:tcMar><w:top w:w="100.0" w:type="dxa"/><w:left w:w="100.0" w:type="dxa"/><w:bottom w:w="100.0" w:type="dxa"/><w:right w:w="100.0" w:type="dxa"/></w:tcMar><w:vAlign w:val="top"/></w:tcPr><w:p><w:pPr><w:spacing w:line="240" w:lineRule="auto"/><w:rPr><w:color w:val="ffffff"/><w:sz w:val="24"/><w:szCs w:val="24"/></w:rPr></w:pPr><w:r><w:rPr><w:color w:val="ffffff"/><w:sz w:val="24"/><w:szCs w:val="24"/><w:rtl w:val="0"/></w:rPr><w:t xml:space="preserve">CPF / CNPJ</w:t></w:r></w:p></w:tc></w:tr><w:tr><w:trPr><w:cantSplit w:val="0"/><w:tblHeader w:val="0"/></w:trPr><w:tc><w:tcPr><w:shd w:fill="auto" w:val="clear"/><w:tcMar><w:top w:w="100.0" w:type="dxa"/><w:left w:w="100.0" w:type="dxa"/><w:bottom w:w="100.0" w:type="dxa"/><w:right w:w="100.0" w:type="dxa"/></w:tcMar><w:vAlign w:val="top"/></w:tcPr><w:p><w:pPr><w:spacing w:line="240" w:lineRule="auto"/><w:rPr><w:sz w:val="24"/><w:szCs w:val="24"/></w:rPr></w:pPr><w:r><w:rPr><w:sz w:val="24"/><w:szCs w:val="24"/><w:rtl w:val="0"/></w:rPr><w:t xml:space="preserve">{{NomeRazaoSocial}}</w:t></w:r></w:p></w:tc><w:tc><w:tcPr><w:shd w:fill="auto" w:val="clear"/><w:tcMar><w:top w:w="100.0" w:type="dxa"/><w:left w:w="100.0" w:type="dxa"/><w:bottom w:w="100.0" w:type="dxa"/><w:right w:w="100.0" w:type="dxa"/></w:tcMar><w:vAlign w:val="top"/></w:tcPr><w:p><w:pPr><w:spacing w:line="240" w:lineRule="auto"/><w:rPr><w:sz w:val="24"/><w:szCs w:val="24"/></w:rPr></w:pPr><w:r><w:rPr><w:sz w:val="24"/><w:szCs w:val="24"/><w:rtl w:val="0"/></w:rPr><w:t xml:space="preserve">{{Rg}}</w:t></w:r></w:p></w:tc><w:tc><w:tcPr><w:shd w:fill="auto" w:val="clear"/><w:tcMar><w:top w:w="100.0" w:type="dxa"/><w:left w:w="100.0" w:type="dxa"/><w:bottom w:w="100.0" w:type="dxa"/><w:right w:w="100.0" w:type="dxa"/></w:tcMar><w:vAlign w:val="top"/></w:tcPr><w:p><w:pPr><w:spacing w:line="240" w:lineRule="auto"/><w:rPr><w:sz w:val="24"/><w:szCs w:val="24"/></w:rPr></w:pPr><w:r><w:rPr><w:sz w:val="24"/><w:szCs w:val="24"/><w:rtl w:val="0"/></w:rPr><w:t xml:space="preserve">{{CpfCnpj}}</w:t></w:r></w:p></w:tc></w:tr><w:tr><w:trPr><w:cantSplit w:val="0"/><w:tblHeader w:val="0"/></w:trPr><w:tc><w:tcPr><w:shd w:fill="20124d" w:val="clear"/><w:tcMar><w:top w:w="100.0" w:type="dxa"/><w:left w:w="100.0" w:type="dxa"/><w:bottom w:w="100.0" w:type="dxa"/><w:right w:w="100.0" w:type="dxa"/></w:tcMar><w:vAlign w:val="top"/></w:tcPr><w:p><w:pPr><w:spacing w:line="240" w:lineRule="auto"/><w:rPr><w:color w:val="ffffff"/><w:sz w:val="24"/><w:szCs w:val="24"/></w:rPr></w:pPr><w:r><w:rPr><w:color w:val="ffffff"/><w:sz w:val="24"/><w:szCs w:val="24"/><w:rtl w:val="0"/></w:rPr><w:t xml:space="preserve">Endereço completo</w:t></w:r></w:p></w:tc><w:tc><w:tcPr><w:shd w:fill="20124d" w:val="clear"/><w:tcMar><w:top w:w="100.0" w:type="dxa"/><w:left w:w="100.0" w:type="dxa"/><w:bottom w:w="100.0" w:type="dxa"/><w:right w:w="100.0" w:type="dxa"/></w:tcMar><w:vAlign w:val="top"/></w:tcPr><w:p><w:pPr><w:spacing w:line="240" w:lineRule="auto"/><w:rPr><w:color w:val="ffffff"/><w:sz w:val="24"/><w:szCs w:val="24"/></w:rPr></w:pPr><w:r><w:rPr><w:color w:val="ffffff"/><w:sz w:val="24"/><w:szCs w:val="24"/><w:rtl w:val="0"/></w:rPr><w:t xml:space="preserve">Nacionalidade</w:t></w:r></w:p></w:tc><w:tc><w:tcPr><w:shd w:fill="20124d" w:val="clear"/><w:tcMar><w:top w:w="100.0" w:type="dxa"/><w:left w:w="100.0" w:type="dxa"/><w:bottom w:w="100.0" w:type="dxa"/><w:right w:w="100.0" w:type="dxa"/></w:tcMar><w:vAlign w:val="top"/></w:tcPr><w:p><w:pPr><w:spacing w:line="240" w:lineRule="auto"/><w:rPr><w:color w:val="ffffff"/><w:sz w:val="24"/><w:szCs w:val="24"/></w:rPr></w:pPr><w:r><w:rPr><w:color w:val="ffffff"/><w:sz w:val="24"/><w:szCs w:val="24"/><w:rtl w:val="0"/></w:rPr><w:t xml:space="preserve">Estado Civil</w:t></w:r></w:p></w:tc></w:tr><w:tr><w:trPr><w:cantSplit w:val="0"/><w:tblHeader w:val="0"/></w:trPr><w:tc><w:tcPr><w:shd w:fill="auto" w:val="clear"/><w:tcMar><w:top w:w="100.0" w:type="dxa"/><w:left w:w="100.0" w:type="dxa"/><w:bottom w:w="100.0" w:type="dxa"/><w:right w:w="100.0" w:type="dxa"/></w:tcMar><w:vAlign w:val="top"/></w:tcPr><w:p><w:pPr><w:spacing w:line="240" w:lineRule="auto"/><w:rPr><w:sz w:val="24"/><w:szCs w:val="24"/></w:rPr></w:pPr><w:r><w:rPr><w:sz w:val="24"/><w:szCs w:val="24"/><w:rtl w:val="0"/></w:rPr><w:t xml:space="preserve">{{EnderecoCompleto}}</w:t></w:r></w:p></w:tc><w:tc><w:tcPr><w:shd w:fill="auto" w:val="clear"/><w:tcMar><w:top w:w="100.0" w:type="dxa"/><w:left w:w="100.0" w:type="dxa"/><w:bottom w:w="100.0" w:type="dxa"/><w:right w:w="100.0" w:type="dxa"/></w:tcMar><w:vAlign w:val="top"/></w:tcPr><w:p><w:pPr><w:spacing w:line="240" w:lineRule="auto"/><w:rPr><w:sz w:val="24"/><w:szCs w:val="24"/></w:rPr></w:pPr><w:r><w:rPr><w:sz w:val="24"/><w:szCs w:val="24"/><w:rtl w:val="0"/></w:rPr><w:t xml:space="preserve">{{Nacionalidade}}</w:t></w:r></w:p></w:tc><w:tc><w:tcPr><w:shd w:fill="auto" w:val="clear"/><w:tcMar><w:top w:w="100.0" w:type="dxa"/><w:left w:w="100.0" w:type="dxa"/><w:bottom w:w="100.0" w:type="dxa"/><w:right w:w="100.0" w:type="dxa"/></w:tcMar><w:vAlign w:val="top"/></w:tcPr><w:p><w:pPr><w:spacing w:line="240" w:lineRule="auto"/><w:rPr><w:sz w:val="24"/><w:szCs w:val="24"/></w:rPr></w:pPr><w:r><w:rPr><w:sz w:val="24"/><w:szCs w:val="24"/><w:rtl w:val="0"/></w:rPr><w:t xml:space="preserve">{{EstadoCivil}}</w:t></w:r></w:p></w:tc></w:tr><w:tr><w:trPr><w:cantSplit w:val="0"/><w:tblHeader w:val="0"/></w:trPr><w:tc><w:tcPr><w:shd w:fill="20124d" w:val="clear"/><w:tcMar><w:top w:w="100.0" w:type="dxa"/><w:left w:w="100.0" w:type="dxa"/><w:bottom w:w="100.0" w:type="dxa"/><w:right w:w="100.0" w:type="dxa"/></w:tcMar><w:vAlign w:val="top"/></w:tcPr><w:p><w:pPr><w:spacing w:line="240" w:lineRule="auto"/><w:rPr><w:color w:val="ffffff"/><w:sz w:val="24"/><w:szCs w:val="24"/></w:rPr></w:pPr><w:r><w:rPr><w:color w:val="ffffff"/><w:sz w:val="24"/><w:szCs w:val="24"/><w:rtl w:val="0"/></w:rPr><w:t xml:space="preserve">Email</w:t></w:r></w:p></w:tc><w:tc><w:tcPr><w:shd w:fill="20124d" w:val="clear"/><w:tcMar><w:top w:w="100.0" w:type="dxa"/><w:left w:w="100.0" w:type="dxa"/><w:bottom w:w="100.0" w:type="dxa"/><w:right w:w="100.0" w:type="dxa"/></w:tcMar><w:vAlign w:val="top"/></w:tcPr><w:p><w:pPr><w:spacing w:line="240" w:lineRule="auto"/><w:rPr><w:color w:val="ffffff"/><w:sz w:val="24"/><w:szCs w:val="24"/></w:rPr></w:pPr><w:r><w:rPr><w:color w:val="ffffff"/><w:sz w:val="24"/><w:szCs w:val="24"/><w:rtl w:val="0"/></w:rPr><w:t xml:space="preserve">Telefone 1</w:t></w:r></w:p></w:tc><w:tc><w:tcPr><w:shd w:fill="20124d" w:val="clear"/><w:tcMar><w:top w:w="100.0" w:type="dxa"/><w:left w:w="100.0" w:type="dxa"/><w:bottom w:w="100.0" w:type="dxa"/><w:right w:w="100.0" w:type="dxa"/></w:tcMar><w:vAlign w:val="top"/></w:tcPr><w:p><w:pPr><w:spacing w:line="240" w:lineRule="auto"/><w:rPr><w:color w:val="ffffff"/><w:sz w:val="24"/><w:szCs w:val="24"/></w:rPr></w:pPr><w:r><w:rPr><w:color w:val="ffffff"/><w:sz w:val="24"/><w:szCs w:val="24"/><w:rtl w:val="0"/></w:rPr><w:t xml:space="preserve">Telefone 2</w:t></w:r></w:p></w:tc></w:tr><w:tr><w:trPr><w:cantSplit w:val="0"/><w:tblHeader w:val="0"/></w:trPr><w:tc><w:tcPr><w:shd w:fill="auto" w:val="clear"/><w:tcMar><w:top w:w="100.0" w:type="dxa"/><w:left w:w="100.0" w:type="dxa"/><w:bottom w:w="100.0" w:type="dxa"/><w:right w:w="100.0" w:type="dxa"/></w:tcMar><w:vAlign w:val="top"/></w:tcPr><w:p><w:pPr><w:spacing w:line="240" w:lineRule="auto"/><w:rPr><w:sz w:val="24"/><w:szCs w:val="24"/></w:rPr></w:pPr><w:r><w:rPr><w:sz w:val="24"/><w:szCs w:val="24"/><w:rtl w:val="0"/></w:rPr><w:t xml:space="preserve">{{Email}}</w:t></w:r></w:p></w:tc><w:tc><w:tcPr><w:shd w:fill="auto" w:val="clear"/><w:tcMar><w:top w:w="100.0" w:type="dxa"/><w:left w:w="100.0" w:type="dxa"/><w:bottom w:w="100.0" w:type="dxa"/><w:right w:w="100.0" w:type="dxa"/></w:tcMar><w:vAlign w:val="top"/></w:tcPr><w:p><w:pPr><w:spacing w:line="240" w:lineRule="auto"/><w:rPr><w:sz w:val="24"/><w:szCs w:val="24"/></w:rPr></w:pPr><w:r><w:rPr><w:sz w:val="24"/><w:szCs w:val="24"/><w:rtl w:val="0"/></w:rPr><w:t xml:space="preserve">{{TelefoneCelular}}</w:t></w:r></w:p></w:tc><w:tc><w:tcPr><w:shd w:fill="auto" w:val="clear"/><w:tcMar><w:top w:w="100.0" w:type="dxa"/><w:left w:w="100.0" w:type="dxa"/><w:bottom w:w="100.0" w:type="dxa"/><w:right w:w="100.0" w:type="dxa"/></w:tcMar><w:vAlign w:val="top"/></w:tcPr><w:p><w:pPr><w:spacing w:line="240" w:lineRule="auto"/><w:rPr><w:sz w:val="24"/><w:szCs w:val="24"/></w:rPr></w:pPr><w:r><w:rPr><w:sz w:val="24"/><w:szCs w:val="24"/><w:rtl w:val="0"/></w:rPr><w:t xml:space="preserve">{{TelefoneReserva}}</w:t></w:r></w:p></w:tc></w:tr></w:tbl><w:p><w:pPr><w:spacing w:line="360" w:lineRule="auto"/><w:ind w:left="-566.9291338582677" w:right="-607.7952755905511" w:firstLine="0"/><w:jc w:val="both"/><w:rPr><w:sz w:val="24"/><w:szCs w:val="24"/></w:rPr></w:pPr><w:r><w:rPr><w:rtl w:val="0"/></w:rPr></w:r></w:p><w:p><w:pPr><w:spacing w:line="360" w:lineRule="auto"/><w:ind w:left="-566.9291338582677" w:right="-607.7952755905511" w:firstLine="0"/><w:jc w:val="both"/><w:rPr><w:sz w:val="24"/><w:szCs w:val="24"/></w:rPr></w:pPr><w:r><w:rPr><w:color w:val="221f1f"/><w:sz w:val="21"/><w:szCs w:val="21"/><w:rtl w:val="0"/></w:rPr><w:t xml:space="preserve">PROPRIETÁRIOS DO IMÓVEL A SEGUIR DESCRITO:</w:t></w:r><w:r><w:rPr><w:rtl w:val="0"/></w:rPr></w:r></w:p><w:tbl><w:tblPr><w:tblStyle w:val="Table2"/><w:tblW w:w="10305.0" w:type="dxa"/><w:jc w:val="left"/><w:tblInd w:w="-585.0" w:type="dxa"/><w:tblBorders><w:top w:color="000000" w:space="0" w:sz="8" w:val="single"/><w:left w:color="000000" w:space="0" w:sz="8" w:val="single"/><w:bottom w:color="000000" w:space="0" w:sz="8" w:val="single"/><w:right w:color="000000" w:space="0" w:sz="8" w:val="single"/><w:insideH w:color="000000" w:space="0" w:sz="8" w:val="single"/><w:insideV w:color="000000" w:space="0" w:sz="8" w:val="single"/></w:tblBorders><w:tblLayout w:type="fixed"/><w:tblLook w:val="0600"/></w:tblPr><w:tblGrid><w:gridCol w:w="5415"/><w:gridCol w:w="2400"/><w:gridCol w:w="2490"/><w:tblGridChange w:id="0"><w:tblGrid><w:gridCol w:w="5415"/><w:gridCol w:w="2400"/><w:gridCol w:w="2490"/></w:tblGrid></w:tblGridChange></w:tblGrid><w:tr><w:trPr><w:cantSplit w:val="0"/><w:tblHeader w:val="0"/></w:trPr><w:tc><w:tcPr><w:shd w:fill="20124d" w:val="clear"/><w:tcMar><w:top w:w="100.0" w:type="dxa"/><w:left w:w="100.0" w:type="dxa"/><w:bottom w:w="100.0" w:type="dxa"/><w:right w:w="100.0" w:type="dxa"/></w:tcMar><w:vAlign w:val="top"/></w:tcPr><w:p><w:pPr><w:spacing w:line="240" w:lineRule="auto"/><w:rPr><w:color w:val="ffffff"/><w:sz w:val="24"/><w:szCs w:val="24"/></w:rPr></w:pPr><w:r><w:rPr><w:color w:val="ffffff"/><w:sz w:val="24"/><w:szCs w:val="24"/><w:rtl w:val="0"/></w:rPr><w:t xml:space="preserve">Tipo do imóvel</w:t></w:r></w:p></w:tc><w:tc><w:tcPr><w:shd w:fill="20124d" w:val="clear"/><w:tcMar><w:top w:w="100.0" w:type="dxa"/><w:left w:w="100.0" w:type="dxa"/><w:bottom w:w="100.0" w:type="dxa"/><w:right w:w="100.0" w:type="dxa"/></w:tcMar><w:vAlign w:val="top"/></w:tcPr><w:p><w:pPr><w:spacing w:line="240" w:lineRule="auto"/><w:rPr><w:color w:val="ffffff"/><w:sz w:val="24"/><w:szCs w:val="24"/></w:rPr></w:pPr><w:r><w:rPr><w:color w:val="ffffff"/><w:sz w:val="24"/><w:szCs w:val="24"/><w:rtl w:val="0"/></w:rPr><w:t xml:space="preserve">Rua</w:t></w:r></w:p></w:tc><w:tc><w:tcPr><w:shd w:fill="20124d" w:val="clear"/><w:tcMar><w:top w:w="100.0" w:type="dxa"/><w:left w:w="100.0" w:type="dxa"/><w:bottom w:w="100.0" w:type="dxa"/><w:right w:w="100.0" w:type="dxa"/></w:tcMar><w:vAlign w:val="top"/></w:tcPr><w:p><w:pPr><w:spacing w:line="240" w:lineRule="auto"/><w:rPr><w:color w:val="ffffff"/><w:sz w:val="24"/><w:szCs w:val="24"/></w:rPr></w:pPr><w:r><w:rPr><w:color w:val="ffffff"/><w:sz w:val="24"/><w:szCs w:val="24"/><w:rtl w:val="0"/></w:rPr><w:t xml:space="preserve">Número</w:t></w:r></w:p></w:tc></w:tr><w:tr><w:trPr><w:cantSplit w:val="0"/><w:tblHeader w:val="0"/></w:trPr><w:tc><w:tcPr><w:shd w:fill="auto" w:val="clear"/><w:tcMar><w:top w:w="100.0" w:type="dxa"/><w:left w:w="100.0" w:type="dxa"/><w:bottom w:w="100.0" w:type="dxa"/><w:right w:w="100.0" w:type="dxa"/></w:tcMar><w:vAlign w:val="top"/></w:tcPr><w:p><w:pPr><w:spacing w:line="240" w:lineRule="auto"/><w:rPr><w:sz w:val="24"/><w:szCs w:val="24"/></w:rPr></w:pPr><w:r><w:rPr><w:sz w:val="24"/><w:szCs w:val="24"/><w:rtl w:val="0"/></w:rPr><w:t xml:space="preserve">{{TipoImovel}}</w:t></w:r></w:p></w:tc><w:tc><w:tcPr><w:shd w:fill="auto" w:val="clear"/><w:tcMar><w:top w:w="100.0" w:type="dxa"/><w:left w:w="100.0" w:type="dxa"/><w:bottom w:w="100.0" w:type="dxa"/><w:right w:w="100.0" w:type="dxa"/></w:tcMar><w:vAlign w:val="top"/></w:tcPr><w:p><w:pPr><w:spacing w:line="240" w:lineRule="auto"/><w:rPr><w:sz w:val="24"/><w:szCs w:val="24"/></w:rPr></w:pPr><w:r><w:rPr><w:sz w:val="24"/><w:szCs w:val="24"/><w:rtl w:val="0"/></w:rPr><w:t xml:space="preserve">{{Rua}}</w:t></w:r></w:p></w:tc><w:tc><w:tcPr><w:shd w:fill="auto" w:val="clear"/><w:tcMar><w:top w:w="100.0" w:type="dxa"/><w:left w:w="100.0" w:type="dxa"/><w:bottom w:w="100.0" w:type="dxa"/><w:right w:w="100.0" w:type="dxa"/></w:tcMar><w:vAlign w:val="top"/></w:tcPr><w:p><w:pPr><w:spacing w:line="240" w:lineRule="auto"/><w:rPr><w:sz w:val="24"/><w:szCs w:val="24"/></w:rPr></w:pPr><w:r><w:rPr><w:sz w:val="24"/><w:szCs w:val="24"/><w:rtl w:val="0"/></w:rPr><w:t xml:space="preserve">{{Numero}}</w:t></w:r></w:p></w:tc></w:tr><w:tr><w:trPr><w:cantSplit w:val="0"/><w:tblHeader w:val="0"/></w:trPr><w:tc><w:tcPr><w:shd w:fill="20124d" w:val="clear"/><w:tcMar><w:top w:w="100.0" w:type="dxa"/><w:left w:w="100.0" w:type="dxa"/><w:bottom w:w="100.0" w:type="dxa"/><w:right w:w="100.0" w:type="dxa"/></w:tcMar><w:vAlign w:val="top"/></w:tcPr><w:p><w:pPr><w:spacing w:line="240" w:lineRule="auto"/><w:rPr><w:color w:val="ffffff"/><w:sz w:val="24"/><w:szCs w:val="24"/></w:rPr></w:pPr><w:r><w:rPr><w:color w:val="ffffff"/><w:sz w:val="24"/><w:szCs w:val="24"/><w:rtl w:val="0"/></w:rPr><w:t xml:space="preserve">Complemento</w:t></w:r></w:p></w:tc><w:tc><w:tcPr><w:shd w:fill="20124d" w:val="clear"/><w:tcMar><w:top w:w="100.0" w:type="dxa"/><w:left w:w="100.0" w:type="dxa"/><w:bottom w:w="100.0" w:type="dxa"/><w:right w:w="100.0" w:type="dxa"/></w:tcMar><w:vAlign w:val="top"/></w:tcPr><w:p><w:pPr><w:spacing w:line="240" w:lineRule="auto"/><w:rPr><w:color w:val="ffffff"/><w:sz w:val="24"/><w:szCs w:val="24"/></w:rPr></w:pPr><w:r><w:rPr><w:color w:val="ffffff"/><w:sz w:val="24"/><w:szCs w:val="24"/><w:rtl w:val="0"/></w:rPr><w:t xml:space="preserve">Bairro</w:t></w:r></w:p></w:tc><w:tc><w:tcPr><w:shd w:fill="20124d" w:val="clear"/><w:tcMar><w:top w:w="100.0" w:type="dxa"/><w:left w:w="100.0" w:type="dxa"/><w:bottom w:w="100.0" w:type="dxa"/><w:right w:w="100.0" w:type="dxa"/></w:tcMar><w:vAlign w:val="top"/></w:tcPr><w:p><w:pPr><w:spacing w:line="240" w:lineRule="auto"/><w:rPr><w:color w:val="ffffff"/><w:sz w:val="24"/><w:szCs w:val="24"/></w:rPr></w:pPr><w:r><w:rPr><w:color w:val="ffffff"/><w:sz w:val="24"/><w:szCs w:val="24"/><w:rtl w:val="0"/></w:rPr><w:t xml:space="preserve">Cidade</w:t></w:r></w:p></w:tc></w:tr><w:tr><w:trPr><w:cantSplit w:val="0"/><w:tblHeader w:val="0"/></w:trPr><w:tc><w:tcPr><w:shd w:fill="auto" w:val="clear"/><w:tcMar><w:top w:w="100.0" w:type="dxa"/><w:left w:w="100.0" w:type="dxa"/><w:bottom w:w="100.0" w:type="dxa"/><w:right w:w="100.0" w:type="dxa"/></w:tcMar><w:vAlign w:val="top"/></w:tcPr><w:p><w:pPr><w:spacing w:line="240" w:lineRule="auto"/><w:rPr><w:sz w:val="24"/><w:szCs w:val="24"/></w:rPr></w:pPr><w:r><w:rPr><w:sz w:val="24"/><w:szCs w:val="24"/><w:rtl w:val="0"/></w:rPr><w:t xml:space="preserve">{{Complemento}}</w:t></w:r></w:p></w:tc><w:tc><w:tcPr><w:shd w:fill="auto" w:val="clear"/><w:tcMar><w:top w:w="100.0" w:type="dxa"/><w:left w:w="100.0" w:type="dxa"/><w:bottom w:w="100.0" w:type="dxa"/><w:right w:w="100.0" w:type="dxa"/></w:tcMar><w:vAlign w:val="top"/></w:tcPr><w:p><w:pPr><w:spacing w:line="240" w:lineRule="auto"/><w:rPr><w:sz w:val="24"/><w:szCs w:val="24"/></w:rPr></w:pPr><w:r><w:rPr><w:sz w:val="24"/><w:szCs w:val="24"/><w:rtl w:val="0"/></w:rPr><w:t xml:space="preserve">{{Bairro}}</w:t></w:r></w:p></w:tc><w:tc><w:tcPr><w:shd w:fill="auto" w:val="clear"/><w:tcMar><w:top w:w="100.0" w:type="dxa"/><w:left w:w="100.0" w:type="dxa"/><w:bottom w:w="100.0" w:type="dxa"/><w:right w:w="100.0" w:type="dxa"/></w:tcMar><w:vAlign w:val="top"/></w:tcPr><w:p><w:pPr><w:spacing w:line="240" w:lineRule="auto"/><w:rPr><w:sz w:val="24"/><w:szCs w:val="24"/></w:rPr></w:pPr><w:r><w:rPr><w:sz w:val="24"/><w:szCs w:val="24"/><w:rtl w:val="0"/></w:rPr><w:t xml:space="preserve">{{Cidade}}</w:t></w:r></w:p></w:tc></w:tr><w:tr><w:trPr><w:cantSplit w:val="0"/><w:tblHeader w:val="0"/></w:trPr><w:tc><w:tcPr><w:shd w:fill="20124d" w:val="clear"/><w:tcMar><w:top w:w="100.0" w:type="dxa"/><w:left w:w="100.0" w:type="dxa"/><w:bottom w:w="100.0" w:type="dxa"/><w:right w:w="100.0" w:type="dxa"/></w:tcMar><w:vAlign w:val="top"/></w:tcPr><w:p><w:pPr><w:spacing w:line="240" w:lineRule="auto"/><w:rPr><w:color w:val="ffffff"/><w:sz w:val="24"/><w:szCs w:val="24"/></w:rPr></w:pPr><w:r><w:rPr><w:color w:val="ffffff"/><w:sz w:val="24"/><w:szCs w:val="24"/><w:rtl w:val="0"/></w:rPr><w:t xml:space="preserve">Estado</w:t></w:r></w:p></w:tc><w:tc><w:tcPr><w:shd w:fill="20124d" w:val="clear"/><w:tcMar><w:top w:w="100.0" w:type="dxa"/><w:left w:w="100.0" w:type="dxa"/><w:bottom w:w="100.0" w:type="dxa"/><w:right w:w="100.0" w:type="dxa"/></w:tcMar><w:vAlign w:val="top"/></w:tcPr><w:p><w:pPr><w:spacing w:line="240" w:lineRule="auto"/><w:rPr><w:color w:val="ffffff"/><w:sz w:val="24"/><w:szCs w:val="24"/></w:rPr></w:pPr><w:r><w:rPr><w:color w:val="ffffff"/><w:sz w:val="24"/><w:szCs w:val="24"/><w:rtl w:val="0"/></w:rPr><w:t xml:space="preserve">Número da matrícula</w:t></w:r></w:p></w:tc><w:tc><w:tcPr><w:shd w:fill="20124d" w:val="clear"/><w:tcMar><w:top w:w="100.0" w:type="dxa"/><w:left w:w="100.0" w:type="dxa"/><w:bottom w:w="100.0" w:type="dxa"/><w:right w:w="100.0" w:type="dxa"/></w:tcMar><w:vAlign w:val="top"/></w:tcPr><w:p><w:pPr><w:spacing w:line="240" w:lineRule="auto"/><w:rPr><w:color w:val="ffffff"/><w:sz w:val="24"/><w:szCs w:val="24"/></w:rPr></w:pPr><w:r><w:rPr><w:color w:val="ffffff"/><w:sz w:val="24"/><w:szCs w:val="24"/><w:rtl w:val="0"/></w:rPr><w:t xml:space="preserve">Valor do imóvel</w:t></w:r></w:p></w:tc></w:tr><w:tr><w:trPr><w:cantSplit w:val="0"/><w:tblHeader w:val="0"/></w:trPr><w:tc><w:tcPr><w:shd w:fill="auto" w:val="clear"/><w:tcMar><w:top w:w="100.0" w:type="dxa"/><w:left w:w="100.0" w:type="dxa"/><w:bottom w:w="100.0" w:type="dxa"/><w:right w:w="100.0" w:type="dxa"/></w:tcMar><w:vAlign w:val="top"/></w:tcPr><w:p><w:pPr><w:spacing w:line="240" w:lineRule="auto"/><w:rPr><w:sz w:val="24"/><w:szCs w:val="24"/></w:rPr></w:pPr><w:r><w:rPr><w:sz w:val="24"/><w:szCs w:val="24"/><w:rtl w:val="0"/></w:rPr><w:t xml:space="preserve">{{Estado}}</w:t></w:r></w:p></w:tc><w:tc><w:tcPr><w:shd w:fill="auto" w:val="clear"/><w:tcMar><w:top w:w="100.0" w:type="dxa"/><w:left w:w="100.0" w:type="dxa"/><w:bottom w:w="100.0" w:type="dxa"/><w:right w:w="100.0" w:type="dxa"/></w:tcMar><w:vAlign w:val="top"/></w:tcPr><w:p><w:pPr><w:spacing w:line="240" w:lineRule="auto"/><w:rPr><w:sz w:val="24"/><w:szCs w:val="24"/></w:rPr></w:pPr><w:r><w:rPr><w:sz w:val="24"/><w:szCs w:val="24"/><w:rtl w:val="0"/></w:rPr><w:t xml:space="preserve">{{NumeroMatricula}}</w:t></w:r><w:p><w:pPr><w:spacing w:line="240" w:lineRule="auto"/><w:rPr><w:sz w:val="24"/><w:szCs w:val="24"/></w:rPr></w:pPr><w:r><w:rPr><w:sz w:val="24"/><w:szCs w:val="24"/><w:rtl w:val="0"/></w:rPr><w:t xml:space="preserve">Inscrição Municipal: {{InscricaoMunicipal}}</w:t></w:r></w:p></w:tc><w:tc><w:tcPr><w:shd w:fill="auto" w:val="clear"/><w:tcMar><w:top w:w="100.0" w:type="dxa"/><w:left w:w="100.0" w:type="dxa"/><w:bottom w:w="100.0" w:type="dxa"/><w:right w:w="100.0" w:type="dxa"/></w:tcMar><w:vAlign w:val="top"/></w:tcPr><w:p><w:pPr><w:spacing w:line="240" w:lineRule="auto"/><w:rPr><w:sz w:val="24"/><w:szCs w:val="24"/></w:rPr></w:pPr><w:r><w:rPr><w:sz w:val="24"/><w:szCs w:val="24"/><w:rtl w:val="0"/></w:rPr><w:t xml:space="preserve">{{ValorImovel}}</w:t></w:r></w:p></w:tc></w:tr></w:tbl><w:p><w:pPr><w:spacing w:line="360" w:lineRule="auto"/><w:ind w:left="-566.9291338582677" w:right="-607.7952755905511" w:firstLine="0"/><w:jc w:val="both"/><w:rPr><w:color w:val="221f1f"/><w:sz w:val="21"/><w:szCs w:val="21"/></w:rPr></w:pPr><w:r><w:rPr><w:rtl w:val="0"/></w:rPr></w:r></w:p><w:p><w:pPr><w:spacing w:line="360" w:lineRule="auto"/><w:ind w:left="-566.9291338582677" w:right="-607.7952755905511" w:firstLine="0"/><w:jc w:val="both"/><w:rPr><w:color w:val="221f1f"/><w:sz w:val="24"/><w:szCs w:val="24"/></w:rPr></w:pPr><w:r><w:rPr><w:color w:val="221f1f"/><w:sz w:val="24"/><w:szCs w:val="24"/><w:rtl w:val="0"/></w:rPr><w:t xml:space="preserve">Têm entre si justo e acordado o seguinte contrato de intermediação e representação imobiliária, o que fazem nos seguintes termos: </w:t></w:r></w:p><w:p><w:pPr><w:spacing w:line="360" w:lineRule="auto"/><w:ind w:left="-566.9291338582677" w:right="-607.7952755905511" w:firstLine="0"/><w:jc w:val="both"/><w:rPr><w:b w:val="1"/><w:bCs w:val="1"/><w:color w:val="221f1f"/><w:sz w:val="24"/><w:szCs w:val="24"/></w:rPr></w:pPr><w:r><w:rPr><w:rtl w:val="0"/></w:rPr></w:r></w:p><w:p><w:pPr><w:spacing w:line="360" w:lineRule="auto"/><w:ind w:left="-566.9291338582677" w:right="-607.7952755905511" w:firstLine="0"/><w:jc w:val="both"/><w:rPr><w:b w:val="1"/><w:bCs w:val="1"/><w:color w:val="221f1f"/><w:sz w:val="24"/><w:szCs w:val="24"/></w:rPr></w:pPr><w:r><w:rPr><w:b w:val="1"/><w:bCs w:val="1"/><w:color w:val="221f1f"/><w:sz w:val="24"/><w:szCs w:val="24"/><w:rtl w:val="0"/></w:rPr><w:t xml:space="preserve">OBJETO:</w:t></w:r></w:p><w:p><w:pPr><w:spacing w:line="360" w:lineRule="auto"/><w:ind w:left="-566.9291338582677" w:right="-607.7952755905511" w:firstLine="0"/><w:jc w:val="both"/><w:rPr><w:color w:val="221f1f"/><w:sz w:val="24"/><w:szCs w:val="24"/></w:rPr></w:pPr><w:r><w:rPr><w:color w:val="221f1f"/><w:sz w:val="24"/><w:szCs w:val="24"/><w:rtl w:val="0"/></w:rPr><w:t xml:space="preserve">Cláusula 1. O presente contrato tem por objeto a prestação de serviços de intermediação e representação imobiliária pela CONTRATADA ao(s) CONTRATANTE(S), nos termos dos artigos 722 e seguintes do código civil brasileiro, com relação ao imovel descrito no presente instrumento. </w:t></w:r></w:p><w:p><w:pPr><w:spacing w:line="360" w:lineRule="auto"/><w:ind w:left="-566.9291338582677" w:right="-607.7952755905511" w:firstLine="0"/><w:jc w:val="both"/><w:rPr><w:sz w:val="24"/><w:szCs w:val="24"/></w:rPr></w:pPr><w:r><w:rPr><w:color w:val="221f1f"/><w:sz w:val="24"/><w:szCs w:val="24"/><w:rtl w:val="0"/></w:rPr><w:t xml:space="preserve">Cláusula 1.1. </w:t></w:r><w:r><w:rPr><w:sz w:val="24"/><w:szCs w:val="24"/><w:rtl w:val="0"/></w:rPr><w:t xml:space="preserve">Adicionalmente aos serviços de intermediação previstos em lei, a CONTRATADA prestará aos CONTRATANTE(S) os serviços proﬁssionais previstos na cláusula 2.1 correndo por conta da CONTRATADA os respectivos custos e investimentos necessários para tanto.</w:t></w:r></w:p><w:p><w:pPr><w:spacing w:line="360" w:lineRule="auto"/><w:ind w:left="-566.9291338582677" w:right="-607.7952755905511" w:firstLine="0"/><w:jc w:val="both"/><w:rPr><w:sz w:val="24"/><w:szCs w:val="24"/></w:rPr></w:pPr><w:r><w:rPr><w:rtl w:val="0"/></w:rPr></w:r></w:p><w:p><w:pPr><w:spacing w:line="360" w:lineRule="auto"/><w:ind w:left="-566.9291338582677" w:right="-607.7952755905511" w:firstLine="0"/><w:jc w:val="both"/><w:rPr><w:sz w:val="24"/><w:szCs w:val="24"/></w:rPr></w:pPr><w:r><w:rPr><w:sz w:val="24"/><w:szCs w:val="24"/><w:rtl w:val="0"/></w:rPr><w:t xml:space="preserve">Cláusula 1.2. Como contrapartida, o(s) CONTRATANTE(S) garantirão à CONTRATADA o exercício exclusivo da representação imobiliária relativamente ao imóvel, sendo portanto a CONTRATADA a única nomeada para intermediar e representar o(s) CONTRATANTE(S) perante o mercado com relação ao imóvel pelo prazo de {{PrazoGestao}} dias contados da data de assinatura do presente instrumento, renováveis por igual período, salvo manifestação contrária das Partes.</w:t></w:r></w:p><w:p><w:pPr><w:spacing w:line="360" w:lineRule="auto"/><w:ind w:left="-566.9291338582677" w:right="-607.7952755905511" w:firstLine="0"/><w:jc w:val="both"/><w:rPr><w:sz w:val="24"/><w:szCs w:val="24"/></w:rPr></w:pPr><w:r><w:rPr><w:rtl w:val="0"/></w:rPr></w:r></w:p><w:p><w:pPr><w:spacing w:line="360" w:lineRule="auto"/><w:ind w:left="-566.9291338582677" w:right="-607.7952755905511" w:firstLine="0"/><w:jc w:val="both"/><w:rPr><w:sz w:val="24"/><w:szCs w:val="24"/></w:rPr></w:pPr><w:r><w:rPr><w:sz w:val="24"/><w:szCs w:val="24"/><w:rtl w:val="0"/></w:rPr><w:t xml:space="preserve">Cláusula 1.3.  O(s) CONTRATANTE(S) reconhece que o prazo concedido na cláusula 1.2 é essencial para o desenvolvimento dos serviços descritos na cláusula 2.1 e que a concessão deste prazo é condição essencial para a realização dos investimentos da CONTRATADA na divulgação e prospecção de oportunidades de negócio em favor do(s) CONTRATANTE(S).</w:t></w:r></w:p><w:p><w:pPr><w:spacing w:line="360" w:lineRule="auto"/><w:ind w:left="-566.9291338582677" w:right="-607.7952755905511" w:firstLine="0"/><w:jc w:val="both"/><w:rPr><w:sz w:val="24"/><w:szCs w:val="24"/></w:rPr></w:pPr><w:r><w:rPr><w:rtl w:val="0"/></w:rPr></w:r></w:p><w:p><w:pPr><w:spacing w:line="360" w:lineRule="auto"/><w:ind w:left="-566.9291338582677" w:right="-607.7952755905511" w:firstLine="0"/><w:jc w:val="both"/><w:rPr><w:b w:val="1"/><w:bCs w:val="1"/><w:sz w:val="24"/><w:szCs w:val="24"/></w:rPr></w:pPr><w:r><w:rPr><w:b w:val="1"/><w:bCs w:val="1"/><w:sz w:val="24"/><w:szCs w:val="24"/><w:rtl w:val="0"/></w:rPr><w:t xml:space="preserve">COMPROMISSOS DA CONTRATADA PARA A REPRESENTAÇÃO IMOBILIÁRIA: </w:t></w:r></w:p><w:p><w:pPr><w:spacing w:line="360" w:lineRule="auto"/><w:ind w:left="-566.9291338582677" w:right="-607.7952755905511" w:firstLine="0"/><w:jc w:val="both"/><w:rPr><w:sz w:val="24"/><w:szCs w:val="24"/></w:rPr></w:pPr><w:r><w:rPr><w:sz w:val="24"/><w:szCs w:val="24"/><w:rtl w:val="0"/></w:rPr><w:t xml:space="preserve">Cláusula 2.</w:t></w:r><w:r><w:rPr><w:sz w:val="24"/><w:szCs w:val="24"/><w:rtl w:val="0"/></w:rPr><w:t xml:space="preserve">  A vigência do presente contrato sujeita-se ao cumprimento das obrigações previstas nesta cláusula.</w:t></w:r></w:p><w:p><w:pPr><w:spacing w:line="360" w:lineRule="auto"/><w:ind w:left="-566.9291338582677" w:right="-607.7952755905511" w:firstLine="0"/><w:jc w:val="both"/><w:rPr><w:sz w:val="24"/><w:szCs w:val="24"/></w:rPr></w:pPr><w:r><w:rPr><w:rtl w:val="0"/></w:rPr></w:r></w:p><w:p><w:pPr><w:spacing w:line="360" w:lineRule="auto"/><w:ind w:left="-566.9291338582677" w:right="-607.7952755905511" w:firstLine="0"/><w:jc w:val="both"/><w:rPr><w:sz w:val="24"/><w:szCs w:val="24"/></w:rPr></w:pPr><w:r><w:rPr><w:sz w:val="24"/><w:szCs w:val="24"/><w:rtl w:val="0"/></w:rPr><w:t xml:space="preserve">Cláusula 2.1.  A CONTRATADA compromete-se a:</w:t></w:r></w:p><w:p><w:pPr><w:numPr><w:ilvl w:val="0"/><w:numId w:val="1"/></w:numPr><w:spacing w:line="360" w:lineRule="auto"/><w:ind w:left="720" w:hanging="360"/><w:jc w:val="both"/><w:rPr><w:sz w:val="24"/><w:szCs w:val="24"/><w:u w:val="none"/></w:rPr></w:pPr><w:r><w:rPr><w:sz w:val="24"/><w:szCs w:val="24"/><w:rtl w:val="0"/></w:rPr><w:t xml:space="preserve">prestar os serviços dentro das normas proﬁssionais e éticas da atividade imobiliária;</w:t></w:r></w:p><w:p><w:pPr><w:numPr><w:ilvl w:val="0"/><w:numId w:val="1"/></w:numPr><w:spacing w:line="360" w:lineRule="auto"/><w:ind w:left="720" w:hanging="360"/><w:jc w:val="both"/><w:rPr><w:sz w:val="24"/><w:szCs w:val="24"/><w:u w:val="none"/></w:rPr></w:pPr><w:r><w:rPr><w:sz w:val="24"/><w:szCs w:val="24"/><w:rtl w:val="0"/></w:rPr><w:t xml:space="preserve">entregar e cumprir os termos do Plano de Marketing Personalizado criado para o imóvel;</w:t></w:r></w:p><w:p><w:pPr><w:numPr><w:ilvl w:val="0"/><w:numId w:val="1"/></w:numPr><w:spacing w:line="360" w:lineRule="auto"/><w:ind w:left="720" w:hanging="360"/><w:jc w:val="both"/><w:rPr><w:sz w:val="24"/><w:szCs w:val="24"/><w:u w:val="none"/></w:rPr></w:pPr><w:r><w:rPr><w:sz w:val="24"/><w:szCs w:val="24"/><w:rtl w:val="0"/></w:rPr><w:t xml:space="preserve">apresentar um estudo de Análise Comparativa de Mercado embasando a preciﬁcação do imóvel dentro do momento atual de oferta e demanda do mercado imobiliário;</w:t></w:r></w:p><w:p><w:pPr><w:numPr><w:ilvl w:val="0"/><w:numId w:val="1"/></w:numPr><w:spacing w:line="360" w:lineRule="auto"/><w:ind w:left="720" w:hanging="360"/><w:jc w:val="both"/><w:rPr><w:sz w:val="24"/><w:szCs w:val="24"/><w:u w:val="none"/></w:rPr></w:pPr><w:r><w:rPr><w:sz w:val="24"/><w:szCs w:val="24"/><w:rtl w:val="0"/></w:rPr><w:t xml:space="preserve">prestar contas ao(s) CONTRATANTE(S) sempre que solicitado.</w:t></w:r></w:p><w:p><w:pPr><w:spacing w:line="360" w:lineRule="auto"/><w:jc w:val="both"/><w:rPr><w:sz w:val="24"/><w:szCs w:val="24"/></w:rPr></w:pPr><w:r><w:rPr><w:rtl w:val="0"/></w:rPr></w:r></w:p><w:p><w:pPr><w:spacing w:line="360" w:lineRule="auto"/><w:ind w:left="-566.9291338582677" w:right="-607.7952755905511" w:firstLine="0"/><w:jc w:val="both"/><w:rPr><w:sz w:val="24"/><w:szCs w:val="24"/></w:rPr></w:pPr><w:r><w:rPr><w:b w:val="1"/><w:bCs w:val="1"/><w:sz w:val="24"/><w:szCs w:val="24"/><w:rtl w:val="0"/></w:rPr><w:t xml:space="preserve">ENCERRAMENTO ANTECIPADO DA REPRESENTAÇÃO:</w:t><w:br w:type="textWrapping"/></w:r><w:r><w:rPr><w:sz w:val="24"/><w:szCs w:val="24"/><w:rtl w:val="0"/></w:rPr><w:t xml:space="preserve">Cláusula </w:t></w:r><w:r><w:rPr><w:sz w:val="24"/><w:szCs w:val="24"/><w:rtl w:val="0"/></w:rPr><w:t xml:space="preserve">3. O(s) CONTRATANTE(S) poderá(ão) dar por encerrada a representação imobiliária de forma antecipada caso a CONTRATADA descumpra as obrigações previstas na cláusula 2.1, devendo para tanto adotar o procedimento a seguir.</w:t></w:r></w:p><w:p><w:pPr><w:spacing w:line="360" w:lineRule="auto"/><w:ind w:left="-566.9291338582677" w:right="-607.7952755905511" w:firstLine="0"/><w:jc w:val="both"/><w:rPr><w:sz w:val="24"/><w:szCs w:val="24"/></w:rPr></w:pPr><w:r><w:rPr><w:rtl w:val="0"/></w:rPr></w:r></w:p><w:p><w:pPr><w:spacing w:line="360" w:lineRule="auto"/><w:ind w:left="-566.9291338582677" w:right="-607.7952755905511" w:firstLine="0"/><w:jc w:val="both"/><w:rPr><w:sz w:val="24"/><w:szCs w:val="24"/></w:rPr></w:pPr><w:r><w:rPr><w:sz w:val="24"/><w:szCs w:val="24"/><w:rtl w:val="0"/></w:rPr><w:t xml:space="preserve">Cláusula 3.1. O(s) CONTRATANTE(S) comunicará a CONTRATADA acerca da infração que entende ter ocorrido, concedendo prazo de 30 (trinta dias) úteis para solução ou apresentação da justificativa.</w:t></w:r></w:p><w:p><w:pPr><w:spacing w:line="360" w:lineRule="auto"/><w:ind w:left="-566.9291338582677" w:right="-607.7952755905511" w:firstLine="0"/><w:jc w:val="both"/><w:rPr><w:sz w:val="24"/><w:szCs w:val="24"/></w:rPr></w:pPr><w:r><w:rPr><w:rtl w:val="0"/></w:rPr></w:r></w:p><w:p><w:pPr><w:spacing w:line="360" w:lineRule="auto"/><w:ind w:left="-566.9291338582677" w:right="-607.7952755905511" w:firstLine="0"/><w:jc w:val="both"/><w:rPr><w:sz w:val="24"/><w:szCs w:val="24"/></w:rPr></w:pPr><w:r><w:rPr><w:sz w:val="24"/><w:szCs w:val="24"/><w:rtl w:val="0"/></w:rPr><w:t xml:space="preserve">Cláusula 3.2. Caso não seja solucionada ou justificada a ocorrência pela CONTRATADA, a representação será dada como encerrada a partir daquela data.</w:t></w:r></w:p><w:p><w:pPr><w:spacing w:line="360" w:lineRule="auto"/><w:ind w:left="-566.9291338582677" w:right="-607.7952755905511" w:firstLine="0"/><w:jc w:val="both"/><w:rPr><w:sz w:val="24"/><w:szCs w:val="24"/></w:rPr></w:pPr><w:r><w:rPr><w:rtl w:val="0"/></w:rPr></w:r></w:p><w:p><w:pPr><w:spacing w:line="360" w:lineRule="auto"/><w:ind w:left="-566.9291338582677" w:right="-607.7952755905511" w:firstLine="0"/><w:jc w:val="both"/><w:rPr><w:sz w:val="24"/><w:szCs w:val="24"/></w:rPr></w:pPr><w:r><w:rPr><w:b w:val="1"/><w:bCs w:val="1"/><w:sz w:val="24"/><w:szCs w:val="24"/><w:rtl w:val="0"/></w:rPr><w:t xml:space="preserve">REMUNERAÇÃO: </w:t><w:br w:type="textWrapping"/></w:r><w:r><w:rPr><w:sz w:val="24"/><w:szCs w:val="24"/><w:rtl w:val="0"/></w:rPr><w:t xml:space="preserve">Cláusula 4. Pelos serviços de intermediação e representação imobiliária o(s) CONTRATANTE(S) pagará à CONTRATADA, ou a quem esta indicar, uma remuneração correspondente a {{PorcentagemHonorarios}}% do valor bruto de venda do imóvel.</w:t></w:r></w:p><w:p><w:pPr><w:spacing w:line="360" w:lineRule="auto"/><w:ind w:left="-566.9291338582677" w:right="-607.7952755905511" w:firstLine="0"/><w:jc w:val="both"/><w:rPr><w:sz w:val="24"/><w:szCs w:val="24"/></w:rPr></w:pPr><w:r><w:rPr><w:rtl w:val="0"/></w:rPr></w:r></w:p><w:p><w:pPr><w:spacing w:line="360" w:lineRule="auto"/><w:ind w:left="-566.9291338582677" w:right="-607.7952755905511" w:firstLine="0"/><w:jc w:val="both"/><w:rPr><w:sz w:val="24"/><w:szCs w:val="24"/></w:rPr></w:pPr><w:r><w:rPr><w:sz w:val="24"/><w:szCs w:val="24"/><w:rtl w:val="0"/></w:rPr><w:t xml:space="preserve">Cláusula 4.1. A remuneração da CONTRATADA será também devida nos casos de venda direta do imóvel ou através de terceiros durante a vigência do prazo previsto na cláusula 1.2; (ii) venda do imovel após o período previsto na cláusula 1.2 porém para interessados prospectados pela CONTRATADA.</w:t></w:r></w:p><w:p><w:pPr><w:spacing w:line="360" w:lineRule="auto"/><w:ind w:left="-566.9291338582677" w:right="-607.7952755905511" w:firstLine="0"/><w:jc w:val="both"/><w:rPr><w:sz w:val="24"/><w:szCs w:val="24"/></w:rPr></w:pPr><w:r><w:rPr><w:rtl w:val="0"/></w:rPr></w:r></w:p><w:p><w:pPr><w:spacing w:line="360" w:lineRule="auto"/><w:ind w:left="-566.9291338582677" w:right="-607.7952755905511" w:firstLine="0"/><w:jc w:val="both"/><w:rPr><w:b w:val="1"/><w:bCs w:val="1"/><w:sz w:val="24"/><w:szCs w:val="24"/></w:rPr></w:pPr><w:r><w:rPr><w:b w:val="1"/><w:bCs w:val="1"/><w:sz w:val="24"/><w:szCs w:val="24"/><w:rtl w:val="0"/></w:rPr><w:t xml:space="preserve">PROTEÇÃO DE DADOS PESSOAIS:</w:t></w:r></w:p><w:p><w:pPr><w:spacing w:line="360" w:lineRule="auto"/><w:ind w:left="-566.9291338582677" w:right="-607.7952755905511" w:firstLine="0"/><w:jc w:val="both"/><w:rPr><w:color w:val="221f1f"/><w:sz w:val="24"/><w:szCs w:val="24"/></w:rPr></w:pPr><w:r><w:rPr><w:sz w:val="24"/><w:szCs w:val="24"/><w:rtl w:val="0"/></w:rPr><w:t xml:space="preserve">Cláusula 5. </w:t></w:r><w:r><w:rPr><w:color w:val="221f1f"/><w:sz w:val="24"/><w:szCs w:val="24"/><w:rtl w:val="0"/></w:rPr><w:t xml:space="preserve">Na execução deste Contrato a </w:t></w:r><w:r><w:rPr><w:b w:val="1"/><w:bCs w:val="1"/><w:color w:val="221f1f"/><w:sz w:val="24"/><w:szCs w:val="24"/><w:rtl w:val="0"/></w:rPr><w:t xml:space="preserve">CONTRATADA </w:t></w:r><w:r><w:rPr><w:color w:val="221f1f"/><w:sz w:val="24"/><w:szCs w:val="24"/><w:rtl w:val="0"/></w:rPr><w:t xml:space="preserve">poderá ter acesso a informações pessoais e sigilosas do(s) </w:t></w:r><w:r><w:rPr><w:b w:val="1"/><w:bCs w:val="1"/><w:color w:val="221f1f"/><w:sz w:val="24"/><w:szCs w:val="24"/><w:rtl w:val="0"/></w:rPr><w:t xml:space="preserve">CONTRATANTE(S)</w:t></w:r><w:r><w:rPr><w:color w:val="221f1f"/><w:sz w:val="24"/><w:szCs w:val="24"/><w:rtl w:val="0"/></w:rPr><w:t xml:space="preserve">, sendo legalmente responsável pela guarda, proteção e utilização consciente dos dados pessoais que vierem a ter acesso em razão deste Contrato, no estrito e rigoroso cumprimento da legislação aplicável, em especial a Lei nº 13.709/2018, que trata da proteção de dados.</w:t></w:r></w:p><w:p><w:pPr><w:spacing w:line="360" w:lineRule="auto"/><w:ind w:left="-566.9291338582677" w:right="-607.7952755905511" w:firstLine="0"/><w:jc w:val="both"/><w:rPr><w:color w:val="221f1f"/><w:sz w:val="24"/><w:szCs w:val="24"/></w:rPr></w:pPr><w:r><w:rPr><w:rtl w:val="0"/></w:rPr></w:r></w:p><w:p><w:pPr><w:spacing w:line="360" w:lineRule="auto"/><w:ind w:left="-566.9291338582677" w:right="-607.7952755905511" w:firstLine="0"/><w:jc w:val="both"/><w:rPr><w:color w:val="221f1f"/><w:sz w:val="24"/><w:szCs w:val="24"/></w:rPr></w:pPr><w:r><w:rPr><w:color w:val="221f1f"/><w:sz w:val="24"/><w:szCs w:val="24"/><w:rtl w:val="0"/></w:rPr><w:t xml:space="preserve">Cláusula 5.1. Por dados pessoais entende-se toda e qualquer informação capaz de identiﬁcar direta ou indiretamente qualquer pessoa, tais como nome, RG, CPF, gênero, data e local de nascimento, endereço residencial ou comercial, número de telefones, dados de contato, entre outros.</w:t></w:r></w:p><w:p><w:pPr><w:spacing w:line="360" w:lineRule="auto"/><w:ind w:left="-566.9291338582677" w:right="-607.7952755905511" w:firstLine="0"/><w:jc w:val="both"/><w:rPr><w:color w:val="221f1f"/><w:sz w:val="24"/><w:szCs w:val="24"/></w:rPr></w:pPr><w:r><w:rPr><w:rtl w:val="0"/></w:rPr></w:r></w:p><w:p><w:pPr><w:spacing w:line="360" w:lineRule="auto"/><w:ind w:left="-566.9291338582677" w:right="-607.7952755905511" w:firstLine="0"/><w:jc w:val="both"/><w:rPr><w:color w:val="221f1f"/><w:sz w:val="24"/><w:szCs w:val="24"/></w:rPr></w:pPr><w:r><w:rPr><w:color w:val="221f1f"/><w:sz w:val="24"/><w:szCs w:val="24"/><w:rtl w:val="0"/></w:rPr><w:t xml:space="preserve">Cláusula 5.2. Reconhecem as Partes que todos os dados fornecidos pelo(s) </w:t></w:r><w:r><w:rPr><w:b w:val="1"/><w:bCs w:val="1"/><w:color w:val="221f1f"/><w:sz w:val="24"/><w:szCs w:val="24"/><w:rtl w:val="0"/></w:rPr><w:t xml:space="preserve">CONTRATANTE(S) </w:t></w:r><w:r><w:rPr><w:color w:val="221f1f"/><w:sz w:val="24"/><w:szCs w:val="24"/><w:rtl w:val="0"/></w:rPr><w:t xml:space="preserve">e recebidos pela </w:t></w:r><w:r><w:rPr><w:b w:val="1"/><w:bCs w:val="1"/><w:color w:val="221f1f"/><w:sz w:val="24"/><w:szCs w:val="24"/><w:rtl w:val="0"/></w:rPr><w:t xml:space="preserve">CONTRATADA </w:t></w:r><w:r><w:rPr><w:color w:val="221f1f"/><w:sz w:val="24"/><w:szCs w:val="24"/><w:rtl w:val="0"/></w:rPr><w:t xml:space="preserve">são essenciais para o desenvolvimento das atividades de representação imobiliária, pelo qual o(s) </w:t></w:r><w:r><w:rPr><w:b w:val="1"/><w:bCs w:val="1"/><w:color w:val="221f1f"/><w:sz w:val="24"/><w:szCs w:val="24"/><w:rtl w:val="0"/></w:rPr><w:t xml:space="preserve">CONTRATANTE(S) </w:t></w:r><w:r><w:rPr><w:color w:val="221f1f"/><w:sz w:val="24"/><w:szCs w:val="24"/><w:rtl w:val="0"/></w:rPr><w:t xml:space="preserve">expressamente consentem com a coleta, uso e compartilhamento dos dados pessoais necessários para o desenvolvimento da atividade proﬁssional de intermediação imobiliária.</w:t></w:r></w:p><w:p><w:pPr><w:spacing w:line="360" w:lineRule="auto"/><w:ind w:left="-566.9291338582677" w:right="-607.7952755905511" w:firstLine="0"/><w:jc w:val="both"/><w:rPr><w:color w:val="221f1f"/><w:sz w:val="24"/><w:szCs w:val="24"/></w:rPr></w:pPr><w:r><w:rPr><w:rtl w:val="0"/></w:rPr></w:r></w:p><w:p><w:pPr><w:spacing w:line="360" w:lineRule="auto"/><w:ind w:left="-566.9291338582677" w:right="-607.7952755905511" w:firstLine="0"/><w:jc w:val="both"/><w:rPr><w:b w:val="1"/><w:bCs w:val="1"/><w:color w:val="221f1f"/><w:sz w:val="24"/><w:szCs w:val="24"/></w:rPr></w:pPr><w:r><w:rPr><w:b w:val="1"/><w:bCs w:val="1"/><w:color w:val="221f1f"/><w:sz w:val="24"/><w:szCs w:val="24"/><w:rtl w:val="0"/></w:rPr><w:t xml:space="preserve">DISPOSIÇÕES GERAIS:</w:t></w:r></w:p><w:p><w:pPr><w:spacing w:line="360" w:lineRule="auto"/><w:ind w:left="-566.9291338582677" w:right="-607.7952755905511" w:firstLine="0"/><w:jc w:val="both"/><w:rPr><w:color w:val="221f1f"/><w:sz w:val="24"/><w:szCs w:val="24"/></w:rPr></w:pPr><w:r><w:rPr><w:color w:val="221f1f"/><w:sz w:val="24"/><w:szCs w:val="24"/><w:rtl w:val="0"/></w:rPr><w:t xml:space="preserve">Cláusula 6. As partes declaram terem recebido o presente instrumento com antecedência necessária para a correta e atenta leitura e compreensão de todos os seus termos, direitos e obrigações, e, ainda, que entendem e concordam com termos e condições aqui ajustados, sendo o presente contrato assinado de forma irrevogável e irretratável. </w:t></w:r></w:p><w:p><w:pPr><w:spacing w:line="360" w:lineRule="auto"/><w:ind w:left="-566.9291338582677" w:right="-607.7952755905511" w:firstLine="0"/><w:jc w:val="both"/><w:rPr><w:color w:val="221f1f"/><w:sz w:val="24"/><w:szCs w:val="24"/></w:rPr></w:pPr><w:r><w:rPr><w:rtl w:val="0"/></w:rPr></w:r></w:p><w:p><w:pPr><w:spacing w:line="360" w:lineRule="auto"/><w:ind w:left="-566.9291338582677" w:right="-607.7952755905511" w:firstLine="0"/><w:jc w:val="both"/><w:rPr><w:sz w:val="24"/><w:szCs w:val="24"/></w:rPr></w:pPr><w:r><w:rPr><w:color w:val="221f1f"/><w:sz w:val="24"/><w:szCs w:val="24"/><w:rtl w:val="0"/></w:rPr><w:t xml:space="preserve">Cláusula 7. </w:t></w:r><w:r><w:rPr><w:sz w:val="24"/><w:szCs w:val="24"/><w:rtl w:val="0"/></w:rPr><w:t xml:space="preserve">6.  Fica eleito o Foro da Comarca de </w:t></w:r><w:hyperlink r:id="rId18"><w:r><w:rPr><w:sz w:val="24"/><w:szCs w:val="24"/><w:highlight w:val="white"/><w:rtl w:val="0"/></w:rPr><w:t xml:space="preserve">{{Cidade}}</w:t></w:r></w:hyperlink><w:r><w:rPr><w:sz w:val="24"/><w:szCs w:val="24"/><w:rtl w:val="0"/></w:rPr><w:t xml:space="preserve">, Estado de </w:t></w:r><w:hyperlink r:id="rId19"><w:r><w:rPr><w:sz w:val="24"/><w:szCs w:val="24"/><w:highlight w:val="white"/><w:rtl w:val="0"/></w:rPr><w:t xml:space="preserve">{{Estado}}</w:t></w:r></w:hyperlink><w:r><w:rPr><w:sz w:val="24"/><w:szCs w:val="24"/><w:rtl w:val="0"/></w:rPr><w:t xml:space="preserve">, para dirimir quaisquer dúvidas e/ou controvérsias oriundas do presente instrumento. </w:t></w:r></w:p><w:p><w:pPr><w:spacing w:line="360" w:lineRule="auto"/><w:ind w:left="-566.9291338582677" w:right="-607.7952755905511" w:firstLine="0"/><w:jc w:val="both"/><w:rPr><w:sz w:val="24"/><w:szCs w:val="24"/></w:rPr></w:pPr><w:r><w:rPr><w:rtl w:val="0"/></w:rPr></w:r></w:p><w:p><w:pPr><w:spacing w:line="360" w:lineRule="auto"/><w:ind w:left="-566.9291338582677" w:right="-607.7952755905511" w:firstLine="0"/><w:jc w:val="both"/><w:rPr><w:sz w:val="24"/><w:szCs w:val="24"/></w:rPr></w:pPr><w:r><w:rPr><w:sz w:val="24"/><w:szCs w:val="24"/><w:rtl w:val="0"/></w:rPr><w:t xml:space="preserve">E, por estarem assim justas e contratadas, as partes assinam o presente termo em 02 (duas) vias de igual teor e valor na presença de 02 (duas) testemunhas.</w:t></w:r></w:p><w:p><w:pPr><w:spacing w:line="360" w:lineRule="auto"/><w:ind w:left="-566.9291338582677" w:right="-607.7952755905511" w:firstLine="0"/><w:jc w:val="both"/><w:rPr><w:sz w:val="24"/><w:szCs w:val="24"/></w:rPr></w:pPr><w:r><w:rPr><w:rtl w:val="0"/></w:rPr></w:r></w:p><w:p><w:pPr><w:spacing w:line="360" w:lineRule="auto"/><w:ind w:left="-566.9291338582677" w:right="-607.7952755905511" w:firstLine="0"/><w:jc w:val="right"/><w:rPr><w:sz w:val="24"/><w:szCs w:val="24"/></w:rPr></w:pPr><w:r><w:rPr><w:sz w:val="24"/><w:szCs w:val="24"/><w:rtl w:val="0"/></w:rPr><w:t xml:space="preserve">{{Cidade}}, {{Estado}} - {{DataFechamento}}.</w:t></w:r></w:p><w:p><w:pPr><w:spacing w:line="360" w:lineRule="auto"/><w:ind w:left="-566.9291338582677" w:right="-607.7952755905511" w:firstLine="0"/><w:jc w:val="right"/><w:rPr><w:sz w:val="24"/><w:szCs w:val="24"/></w:rPr></w:pPr><w:r><w:rPr><w:rtl w:val="0"/></w:rPr></w:r></w:p><w:p><w:pPr><w:spacing w:line="360" w:lineRule="auto"/><w:ind w:left="-566.9291338582677" w:right="-607.7952755905511" w:firstLine="0"/><w:jc w:val="right"/><w:rPr><w:sz w:val="24"/><w:szCs w:val="24"/></w:rPr></w:pPr><w:r><w:rPr><w:rtl w:val="0"/></w:rPr></w:r></w:p><w:p><w:pPr><w:spacing w:line="360" w:lineRule="auto"/><w:ind w:left="-566.9291338582677" w:right="-607.7952755905511" w:firstLine="0"/><w:jc w:val="center"/><w:rPr><w:sz w:val="24"/><w:szCs w:val="24"/></w:rPr></w:pPr><w:r><w:rPr><w:sz w:val="24"/><w:szCs w:val="24"/><w:rtl w:val="0"/></w:rPr><w:t xml:space="preserve">_________________________________</w:t></w:r></w:p><w:p><w:pPr><w:spacing w:line="360" w:lineRule="auto"/><w:ind w:left="-566.9291338582677" w:right="-607.7952755905511" w:firstLine="0"/><w:jc w:val="center"/><w:rPr><w:sz w:val="24"/><w:szCs w:val="24"/></w:rPr></w:pPr><w:r><w:rPr><w:sz w:val="24"/><w:szCs w:val="24"/><w:rtl w:val="0"/></w:rPr><w:t xml:space="preserve">CONTRATANTE</w:t></w:r></w:p><w:p><w:pPr><w:spacing w:line="360" w:lineRule="auto"/><w:ind w:left="-566.9291338582677" w:right="-607.7952755905511" w:firstLine="0"/><w:jc w:val="center"/><w:rPr><w:sz w:val="24"/><w:szCs w:val="24"/></w:rPr></w:pPr><w:r><w:rPr><w:sz w:val="24"/><w:szCs w:val="24"/><w:rtl w:val="0"/></w:rPr><w:t xml:space="preserve">{{NomeRazaoSocial}}</w:t></w:r></w:p><w:p><w:pPr><w:spacing w:line="360" w:lineRule="auto"/><w:ind w:left="-566.9291338582677" w:right="-607.7952755905511" w:firstLine="0"/><w:jc w:val="center"/><w:rPr><w:sz w:val="24"/><w:szCs w:val="24"/></w:rPr></w:pPr><w:r><w:rPr><w:sz w:val="24"/><w:szCs w:val="24"/><w:rtl w:val="0"/></w:rPr><w:t xml:space="preserve">{{AssinaturasAdicionais}}</w:t></w:r></w:p><w:p><w:pPr><w:spacing w:line="360" w:lineRule="auto"/><w:ind w:left="-566.9291338582677" w:right="-607.7952755905511" w:firstLine="0"/><w:jc w:val="center"/><w:rPr><w:sz w:val="24"/><w:szCs w:val="24"/></w:rPr></w:pPr><w:r><w:rPr><w:rtl w:val="0"/></w:rPr></w:r></w:p><w:p><w:pPr><w:spacing w:line="360" w:lineRule="auto"/><w:ind w:left="-566.9291338582677" w:right="-607.7952755905511" w:firstLine="0"/><w:jc w:val="center"/><w:rPr><w:sz w:val="24"/><w:szCs w:val="24"/></w:rPr></w:pPr><w:r><w:rPr><w:rtl w:val="0"/></w:rPr></w:r></w:p><w:p><w:pPr><w:spacing w:line="360" w:lineRule="auto"/><w:ind w:left="-566.9291338582677" w:right="-607.7952755905511" w:firstLine="0"/><w:jc w:val="center"/><w:rPr><w:sz w:val="24"/><w:szCs w:val="24"/></w:rPr></w:pPr><w:r><w:rPr><w:rtl w:val="0"/></w:rPr></w:r></w:p><w:p><w:pPr><w:spacing w:line="360" w:lineRule="auto"/><w:ind w:left="-566.9291338582677" w:right="-607.7952755905511" w:firstLine="0"/><w:jc w:val="center"/><w:rPr><w:sz w:val="24"/><w:szCs w:val="24"/></w:rPr></w:pPr><w:r><w:rPr><w:rtl w:val="0"/></w:rPr></w:r></w:p><w:p><w:pPr><w:spacing w:line="360" w:lineRule="auto"/><w:ind w:left="-566.9291338582677" w:right="-607.7952755905511" w:firstLine="0"/><w:jc w:val="center"/><w:rPr><w:sz w:val="24"/><w:szCs w:val="24"/></w:rPr></w:pPr><w:r><w:rPr><w:rtl w:val="0"/></w:rPr></w:r></w:p><w:p><w:pPr><w:spacing w:line="360" w:lineRule="auto"/><w:ind w:left="-566.9291338582677" w:right="-607.7952755905511" w:firstLine="0"/><w:jc w:val="center"/><w:rPr><w:sz w:val="24"/><w:szCs w:val="24"/></w:rPr></w:pPr><w:r><w:rPr><w:sz w:val="24"/><w:szCs w:val="24"/><w:rtl w:val="0"/></w:rPr><w:t xml:space="preserve">_________________________________</w:t></w:r></w:p><w:p><w:pPr><w:spacing w:line="360" w:lineRule="auto"/><w:ind w:left="-566.9291338582677" w:right="-607.7952755905511" w:firstLine="0"/><w:jc w:val="center"/><w:rPr><w:sz w:val="24"/><w:szCs w:val="24"/></w:rPr></w:pPr><w:r><w:rPr><w:sz w:val="24"/><w:szCs w:val="24"/><w:rtl w:val="0"/></w:rPr><w:t xml:space="preserve">CONTRATADA</w:t></w:r></w:p><w:p><w:pPr><w:spacing w:line="360" w:lineRule="auto"/><w:ind w:left="-566.9291338582677" w:right="-607.7952755905511" w:firstLine="0"/><w:jc w:val="center"/><w:rPr><w:sz w:val="24"/><w:szCs w:val="24"/></w:rPr></w:pPr><w:r><w:rPr><w:sz w:val="24"/><w:szCs w:val="24"/><w:rtl w:val="0"/></w:rPr><w:t xml:space="preserve">Imobiliária Re/max Engimob</w:t><w:br w:type="textWrapping"/><w:t xml:space="preserve">CNPJ nº 30.902.268/0001-80</w:t></w:r></w:p><w:p><w:pPr><w:spacing w:line="360" w:lineRule="auto"/><w:ind w:left="-566.9291338582677" w:right="-607.7952755905511" w:firstLine="0"/><w:jc w:val="center"/><w:rPr><w:sz w:val="24"/><w:szCs w:val="24"/></w:rPr></w:pPr><w:r><w:rPr><w:rtl w:val="0"/></w:rPr></w:r></w:p><w:p><w:pPr><w:spacing w:line="360" w:lineRule="auto"/><w:ind w:left="-566.9291338582677" w:right="-607.7952755905511" w:firstLine="0"/><w:jc w:val="center"/><w:rPr><w:sz w:val="24"/><w:szCs w:val="24"/></w:rPr></w:pPr><w:r><w:rPr><w:rtl w:val="0"/></w:rPr></w:r></w:p><w:p><w:pPr><w:spacing w:line="360" w:lineRule="auto"/><w:ind w:left="-566.9291338582677" w:right="-607.7952755905511" w:firstLine="0"/><w:jc w:val="center"/><w:rPr><w:sz w:val="24"/><w:szCs w:val="24"/></w:rPr></w:pPr><w:r><w:rPr><w:sz w:val="24"/><w:szCs w:val="24"/><w:rtl w:val="0"/></w:rPr><w:t xml:space="preserve">_________________________________</w:t></w:r></w:p><w:p><w:pPr><w:spacing w:line="360" w:lineRule="auto"/><w:ind w:left="-566.9291338582677" w:right="-607.7952755905511" w:firstLine="0"/><w:jc w:val="center"/><w:rPr><w:sz w:val="24"/><w:szCs w:val="24"/></w:rPr></w:pPr><w:r><w:rPr><w:sz w:val="24"/><w:szCs w:val="24"/><w:rtl w:val="0"/></w:rPr><w:t xml:space="preserve">CORRETOR RESPONSÁVEL</w:t><w:br w:type="textWrapping"/><w:t xml:space="preserve">{{Corretor}}</w:t></w:r></w:p><w:p><w:pPr><w:spacing w:line="360" w:lineRule="auto"/><w:ind w:left="-566.9291338582677" w:right="-607.7952755905511" w:firstLine="0"/><w:jc w:val="center"/><w:rPr><w:sz w:val="24"/><w:szCs w:val="24"/></w:rPr></w:pPr><w:r><w:rPr><w:sz w:val="24"/><w:szCs w:val="24"/><w:rtl w:val="0"/></w:rPr><w:t xml:space="preserve">CPF nº {{CorretorCpf}}</w:t></w:r></w:p><w:p><w:pPr><w:spacing w:line="360" w:lineRule="auto"/><w:ind w:left="-566.9291338582677" w:right="-607.7952755905511" w:firstLine="0"/><w:jc w:val="center"/><w:rPr><w:sz w:val="24"/><w:szCs w:val="24"/></w:rPr></w:pPr><w:r><w:rPr><w:sz w:val="24"/><w:szCs w:val="24"/><w:rtl w:val="0"/></w:rPr><w:t xml:space="preserve">CRECI nº {{Creci}}</w:t></w:r></w:p><w:p><w:pPr><w:spacing w:line="360" w:lineRule="auto"/><w:ind w:left="-566.9291338582677" w:right="-607.7952755905511" w:firstLine="0"/><w:jc w:val="center"/><w:rPr><w:sz w:val="24"/><w:szCs w:val="24"/></w:rPr></w:pPr><w:r><w:rPr><w:rtl w:val="0"/></w:rPr></w:r></w:p><w:p><w:pPr><w:spacing w:line="360" w:lineRule="auto"/><w:ind w:left="-566.9291338582677" w:right="-607.7952755905511" w:firstLine="0"/><w:jc w:val="center"/><w:rPr><w:sz w:val="24"/><w:szCs w:val="24"/></w:rPr></w:pPr><w:r><w:rPr><w:rtl w:val="0"/></w:rPr></w:r></w:p><w:p><w:pPr><w:spacing w:line="360" w:lineRule="auto"/><w:ind w:left="-566.9291338582677" w:right="-607.7952755905511" w:firstLine="0"/><w:jc w:val="center"/><w:rPr><w:sz w:val="24"/><w:szCs w:val="24"/></w:rPr></w:pPr><w:r><w:rPr><w:rtl w:val="0"/></w:rPr></w:r></w:p><w:p><w:pPr><w:spacing w:line="360" w:lineRule="auto"/><w:ind w:left="-566.9291338582677" w:right="-607.7952755905511" w:firstLine="0"/><w:jc w:val="center"/><w:rPr><w:sz w:val="24"/><w:szCs w:val="24"/></w:rPr></w:pPr><w:r><w:rPr><w:sz w:val="24"/><w:szCs w:val="24"/><w:rtl w:val="0"/></w:rPr><w:t xml:space="preserve">_________________________________</w:t></w:r></w:p><w:p><w:pPr><w:spacing w:line="360" w:lineRule="auto"/><w:ind w:left="-566.9291338582677" w:right="-607.7952755905511" w:firstLine="0"/><w:jc w:val="center"/><w:rPr><w:sz w:val="24"/><w:szCs w:val="24"/></w:rPr></w:pPr><w:r><w:rPr><w:sz w:val="24"/><w:szCs w:val="24"/><w:rtl w:val="0"/></w:rPr><w:t xml:space="preserve">TESTEMUNHA</w:t></w:r></w:p><w:p><w:pPr><w:spacing w:line="360" w:lineRule="auto"/><w:ind w:left="-566.9291338582677" w:right="-607.7952755905511" w:firstLine="0"/><w:jc w:val="center"/><w:rPr><w:sz w:val="24"/><w:szCs w:val="24"/></w:rPr></w:pPr><w:r><w:rPr><w:sz w:val="24"/><w:szCs w:val="24"/><w:rtl w:val="0"/></w:rPr><w:t xml:space="preserve">CPF:</w:t></w:r></w:p><w:p><w:pPr><w:spacing w:line="360" w:lineRule="auto"/><w:ind w:left="-566.9291338582677" w:right="-607.7952755905511" w:firstLine="0"/><w:jc w:val="center"/><w:rPr><w:sz w:val="24"/><w:szCs w:val="24"/></w:rPr></w:pPr><w:r><w:rPr><w:rtl w:val="0"/></w:rPr></w:r></w:p><w:p><w:pPr><w:spacing w:line="360" w:lineRule="auto"/><w:ind w:left="-566.9291338582677" w:right="-607.7952755905511" w:firstLine="0"/><w:jc w:val="center"/><w:rPr><w:sz w:val="24"/><w:szCs w:val="24"/></w:rPr></w:pPr><w:r><w:rPr><w:rtl w:val="0"/></w:rPr></w:r></w:p><w:p><w:pPr><w:spacing w:line="360" w:lineRule="auto"/><w:ind w:left="-566.9291338582677" w:right="-607.7952755905511" w:firstLine="0"/><w:jc w:val="center"/><w:rPr><w:sz w:val="24"/><w:szCs w:val="24"/></w:rPr></w:pPr><w:r><w:rPr><w:sz w:val="24"/><w:szCs w:val="24"/><w:rtl w:val="0"/></w:rPr><w:br w:type="textWrapping"/><w:t xml:space="preserve">_________________________________</w:t></w:r></w:p><w:p><w:pPr><w:spacing w:line="360" w:lineRule="auto"/><w:ind w:left="-566.9291338582677" w:right="-607.7952755905511" w:firstLine="0"/><w:jc w:val="center"/><w:rPr><w:sz w:val="24"/><w:szCs w:val="24"/></w:rPr></w:pPr><w:r><w:rPr><w:sz w:val="24"/><w:szCs w:val="24"/><w:rtl w:val="0"/></w:rPr><w:t xml:space="preserve">TESTEMUNHA</w:t></w:r></w:p><w:p><w:pPr><w:spacing w:line="360" w:lineRule="auto"/><w:ind w:left="-566.9291338582677" w:right="-607.7952755905511" w:firstLine="0"/><w:jc w:val="center"/><w:rPr><w:sz w:val="24"/><w:szCs w:val="24"/></w:rPr></w:pPr><w:r><w:rPr><w:sz w:val="24"/><w:szCs w:val="24"/><w:rtl w:val="0"/></w:rPr><w:t xml:space="preserve">CPF:</w:t></w:r></w:p><w:p><w:pPr><w:spacing w:line="360" w:lineRule="auto"/><w:ind w:left="-566.9291338582677" w:right="-607.7952755905511" w:firstLine="0"/><w:jc w:val="center"/><w:rPr><w:sz w:val="24"/><w:szCs w:val="24"/></w:rPr></w:pPr><w:r><w:rPr><w:rtl w:val="0"/></w:rPr></w:r></w:p><w:p><w:pPr><w:spacing w:line="360" w:lineRule="auto"/><w:ind w:left="-566.9291338582677" w:right="-607.7952755905511" w:firstLine="0"/><w:jc w:val="center"/><w:rPr><w:sz w:val="24"/><w:szCs w:val="24"/></w:rPr></w:pPr><w:r><w:rPr><w:rtl w:val="0"/></w:rPr></w:r></w:p><w:p><w:pPr><w:spacing w:line="360" w:lineRule="auto"/><w:ind w:left="-566.9291338582677" w:right="-607.7952755905511" w:firstLine="0"/><w:jc w:val="left"/><w:rPr><w:sz w:val="24"/><w:szCs w:val="24"/></w:rPr></w:pPr><w:r><w:rPr><w:sz w:val="24"/><w:szCs w:val="24"/><w:rtl w:val="0"/></w:rPr><w:br w:type="textWrapping"/><w:br w:type="textWrapping"/></w:r><w:r><w:rPr><w:rtl w:val="0"/></w:rPr></w:r></w:p><w:sectPr><w:type w:val="continuous"/><w:pgSz w:h="16834" w:w="11909" w:orient="portrait"/><w:pgMar w:bottom="1440" w:top="1440" w:left="1440" w:right="1440" w:header="720" w:footer="720"/></w:sectPr></w:body></w:document>
+<file path=word/document.xml><?xml version="1.0" encoding="utf-8"?>
+<w:document xmlns:mc="http://schemas.openxmlformats.org/markup-compatibility/2006" xmlns:o="urn:schemas-microsoft-com:office:office" xmlns:r="http://schemas.openxmlformats.org/officeDocument/2006/relationships" xmlns:m="http://schemas.openxmlformats.org/officeDocument/2006/math" xmlns:v="urn:schemas-microsoft-com:vml" xmlns:wp="http://schemas.openxmlformats.org/drawingml/2006/wordprocessingDrawing" xmlns:w10="urn:schemas-microsoft-com:office:word" xmlns:w="http://schemas.openxmlformats.org/wordprocessingml/2006/main" xmlns:wne="http://schemas.microsoft.com/office/word/2006/wordml" xmlns:sl="http://schemas.openxmlformats.org/schemaLibrary/2006/main" xmlns:a="http://schemas.openxmlformats.org/drawingml/2006/main" xmlns:pic="http://schemas.openxmlformats.org/drawingml/2006/picture" xmlns:c="http://schemas.openxmlformats.org/drawingml/2006/chart" xmlns:lc="http://schemas.openxmlformats.org/drawingml/2006/lockedCanvas" xmlns:dgm="http://schemas.openxmlformats.org/drawingml/2006/diagram" xmlns:wps="http://schemas.microsoft.com/office/word/2010/wordprocessingShape" xmlns:wpg="http://schemas.microsoft.com/office/word/2010/wordprocessingGroup" xmlns:w14="http://schemas.microsoft.com/office/word/2010/wordml" xmlns:w15="http://schemas.microsoft.com/office/word/2012/wordml" xmlns:w16="http://schemas.microsoft.com/office/word/2018/wordml" xmlns:w16cex="http://schemas.microsoft.com/office/word/2018/wordml/cex" xmlns:w16cid="http://schemas.microsoft.com/office/word/2016/wordml/cid" xmlns="http://schemas.microsoft.com/office/tasks/2019/documenttasks" xmlns:cr="http://schemas.microsoft.com/office/comments/2020/reactions">
+  <w:body>
+    <w:p>
+      <w:pPr>
+        <w:ind w:left="-1417.3228346456694" w:right="-1440" w:firstLine="0"/>
+        <w:rPr/>
+      </w:pPr>
+      <w:r>
+        <w:rPr/>
+        <w:drawing>
+          <wp:inline distB="114300" distT="114300" distL="114300" distR="114300">
+            <wp:extent cx="7554560" cy="8986838"/>
+            <wp:effectExtent b="0" l="0" r="0" t="0"/>
+            <wp:docPr id="8" name="image11.png"/>
+            <a:graphic>
+              <a:graphicData uri="http://schemas.openxmlformats.org/drawingml/2006/picture">
+                <pic:pic>
+                  <pic:nvPicPr>
+                    <pic:cNvPr id="0" name="image11.png"/>
+                    <pic:cNvPicPr preferRelativeResize="0"/>
+                  </pic:nvPicPr>
+                  <pic:blipFill>
+                    <a:blip r:embed="rId6"/>
+                    <a:srcRect b="0" l="0" r="0" t="0"/>
+                    <a:stretch>
+                      <a:fillRect/>
+                    </a:stretch>
+                  </pic:blipFill>
+                  <pic:spPr>
+                    <a:xfrm>
+                      <a:off x="0" y="0"/>
+                      <a:ext cx="7554560" cy="8986838"/>
+                    </a:xfrm>
+                    <a:prstGeom prst="rect"/>
+                    <a:ln/>
+                  </pic:spPr>
+                </pic:pic>
+              </a:graphicData>
+            </a:graphic>
+          </wp:inline>
+        </w:drawing>
+      </w:r>
+      <w:r>
+        <w:rPr>
+          <w:rtl w:val="0"/>
+        </w:rPr>
+      </w:r>
+    </w:p>
+    <w:p>
+      <w:pPr>
+        <w:ind w:left="-566.9291338582677" w:right="-607.7952755905511" w:firstLine="0"/>
+        <w:jc w:val="center"/>
+        <w:rPr>
+          <w:color w:val="9900ff"/>
+          <w:sz w:val="62"/>
+          <w:szCs w:val="62"/>
+        </w:rPr>
+      </w:pPr>
+      <w:r>
+        <w:rPr>
+          <w:color w:val="9900ff"/>
+          <w:sz w:val="62"/>
+          <w:szCs w:val="62"/>
+          <w:rtl w:val="0"/>
+        </w:rPr>
+        <w:t xml:space="preserve">Antes de mais nada, parabéns.</w:t>
+      </w:r>
+    </w:p>
+    <w:p>
+      <w:pPr>
+        <w:ind w:left="-566.9291338582677" w:right="-607.7952755905511" w:firstLine="283.4645669291339"/>
+        <w:jc w:val="both"/>
+        <w:rPr/>
+        <w:sectPr>
+          <w:headerReference r:id="rId7" w:type="default"/>
+          <w:headerReference r:id="rId8" w:type="first"/>
+          <w:footerReference r:id="rId9" w:type="default"/>
+          <w:footerReference r:id="rId10" w:type="first"/>
+          <w:pgSz w:h="16834" w:w="11909" w:orient="portrait"/>
+          <w:pgMar w:bottom="1440" w:top="1440" w:left="1440" w:right="1440" w:header="720" w:footer="720"/>
+          <w:pgNumType w:start="1"/>
+          <w:titlePg w:val="1"/>
+        </w:sectPr>
+      </w:pPr>
+      <w:r>
+        <w:rPr>
+          <w:rtl w:val="0"/>
+        </w:rPr>
+      </w:r>
+    </w:p>
+    <w:p>
+      <w:pPr>
+        <w:ind w:left="-270" w:firstLine="0"/>
+        <w:jc w:val="both"/>
+        <w:rPr>
+          <w:sz w:val="21"/>
+          <w:szCs w:val="21"/>
+        </w:rPr>
+      </w:pPr>
+      <w:r>
+        <w:rPr>
+          <w:sz w:val="21"/>
+          <w:szCs w:val="21"/>
+          <w:rtl w:val="0"/>
+        </w:rPr>
+        <w:t xml:space="preserve">Se você está lendo este texto, é porque pretende tomar a (sábia) decisão de ser representado por um profissional da RE/MAX, maior rede imobiliária do mundo que vende um imóvel a cada 30 segundos.</w:t>
+      </w:r>
+    </w:p>
+    <w:p>
+      <w:pPr>
+        <w:ind w:left="-270" w:firstLine="0"/>
+        <w:jc w:val="both"/>
+        <w:rPr>
+          <w:sz w:val="21"/>
+          <w:szCs w:val="21"/>
+        </w:rPr>
+      </w:pPr>
+      <w:r>
+        <w:rPr>
+          <w:sz w:val="21"/>
+          <w:szCs w:val="21"/>
+          <w:rtl w:val="0"/>
+        </w:rPr>
+        <w:t xml:space="preserve">Presente em mais de 115 países com mais de 140 mil proﬁssionais, a RE/MAX trabalha com proﬁssionais treinados nas melhores práticas do mercado para alcançar o melhor resultado para você.</w:t>
+      </w:r>
+    </w:p>
+    <w:p>
+      <w:pPr>
+        <w:ind w:left="-270" w:firstLine="0"/>
+        <w:jc w:val="both"/>
+        <w:rPr>
+          <w:sz w:val="21"/>
+          <w:szCs w:val="21"/>
+        </w:rPr>
+      </w:pPr>
+      <w:r>
+        <w:rPr>
+          <w:sz w:val="21"/>
+          <w:szCs w:val="21"/>
+          <w:rtl w:val="0"/>
+        </w:rPr>
+        <w:t xml:space="preserve">Para isso, utilizamos um conceito de representação que vai muito além de intermediar uma venda.</w:t>
+      </w:r>
+    </w:p>
+    <w:p>
+      <w:pPr>
+        <w:ind w:left="-270" w:firstLine="0"/>
+        <w:jc w:val="both"/>
+        <w:rPr>
+          <w:sz w:val="21"/>
+          <w:szCs w:val="21"/>
+        </w:rPr>
+      </w:pPr>
+      <w:r>
+        <w:rPr>
+          <w:sz w:val="21"/>
+          <w:szCs w:val="21"/>
+          <w:rtl w:val="0"/>
+        </w:rPr>
+        <w:t xml:space="preserve">Como representante do cliente vendedor, nossos corretores se comprometem a realizar um trabalho consistente que inclui um estudo de preciﬁcação correta (com base em análise de dados, e não em opiniões), plano de marketing (com fotos proﬁssionais e divulgação em mídias adequadas), reuniões de feedback e acompanhamento de documentação.</w:t>
+      </w:r>
+    </w:p>
+    <w:p>
+      <w:pPr>
+        <w:ind w:left="-270" w:firstLine="0"/>
+        <w:jc w:val="both"/>
+        <w:rPr>
+          <w:sz w:val="21"/>
+          <w:szCs w:val="21"/>
+        </w:rPr>
+      </w:pPr>
+      <w:r>
+        <w:rPr>
+          <w:sz w:val="21"/>
+          <w:szCs w:val="21"/>
+          <w:rtl w:val="0"/>
+        </w:rPr>
+        <w:t xml:space="preserve">E o melhor é que você não precisa pagar nada a mais por isso.</w:t>
+      </w:r>
+    </w:p>
+    <w:p>
+      <w:pPr>
+        <w:ind w:left="-270" w:firstLine="0"/>
+        <w:jc w:val="both"/>
+        <w:rPr>
+          <w:sz w:val="21"/>
+          <w:szCs w:val="21"/>
+        </w:rPr>
+      </w:pPr>
+      <w:r>
+        <w:rPr>
+          <w:sz w:val="21"/>
+          <w:szCs w:val="21"/>
+          <w:rtl w:val="0"/>
+        </w:rPr>
+        <w:t xml:space="preserve">Sua única contrapartida será garantir, em prazo limitado, que o corretor RE/MAX será o seu único representante para tratar da venda do seu imóvel.</w:t>
+      </w:r>
+    </w:p>
+    <w:p>
+      <w:pPr>
+        <w:ind w:left="-270" w:firstLine="0"/>
+        <w:jc w:val="both"/>
+        <w:rPr>
+          <w:sz w:val="21"/>
+          <w:szCs w:val="21"/>
+        </w:rPr>
+      </w:pPr>
+      <w:r>
+        <w:rPr>
+          <w:sz w:val="21"/>
+          <w:szCs w:val="21"/>
+          <w:rtl w:val="0"/>
+        </w:rPr>
+        <w:t xml:space="preserve">Não se preocupe: isso não signiﬁca que ele será o único corretor apto a vendê-lo. Ao escolher um representante da RE/MAX, seu imóvel será divulgado profissionalmente num cadastro acessado por milhares de corretores da RE/MAX no Brasil, além de corretores e imobiliárias parceiras. Toda a mediação e agendamento de visitas, contudo, será realizada por seu representante a quem caberá a responsabilidade de todo o processo de venda.</w:t>
+      </w:r>
+    </w:p>
+    <w:p>
+      <w:pPr>
+        <w:ind w:left="-270" w:firstLine="0"/>
+        <w:jc w:val="both"/>
+        <w:rPr>
+          <w:sz w:val="21"/>
+          <w:szCs w:val="21"/>
+        </w:rPr>
+      </w:pPr>
+      <w:r>
+        <w:rPr>
+          <w:sz w:val="21"/>
+          <w:szCs w:val="21"/>
+          <w:rtl w:val="0"/>
+        </w:rPr>
+        <w:t xml:space="preserve">Daí a importância deste contrato para assegurar o compromisso de ambas as partes.</w:t>
+      </w:r>
+    </w:p>
+    <w:p>
+      <w:pPr>
+        <w:ind w:left="-270" w:firstLine="0"/>
+        <w:jc w:val="both"/>
+        <w:rPr>
+          <w:sz w:val="21"/>
+          <w:szCs w:val="21"/>
+        </w:rPr>
+      </w:pPr>
+      <w:r>
+        <w:rPr>
+          <w:sz w:val="21"/>
+          <w:szCs w:val="21"/>
+          <w:rtl w:val="0"/>
+        </w:rPr>
+        <w:t xml:space="preserve">De um lado, o contrato assegura que você terá um representante capacitado que investirá tempo e outros recursos para vender o seu imóvel no valor adequado e no menor tempo possível.</w:t>
+      </w:r>
+      <w:r>
+        <w:drawing>
+          <wp:anchor allowOverlap="1" behindDoc="0" distB="114300" distT="114300" distL="114300" distR="114300" hidden="0" layoutInCell="1" locked="0" relativeHeight="0" simplePos="0">
+            <wp:simplePos x="0" y="0"/>
+            <wp:positionH relativeFrom="column">
+              <wp:posOffset>1400175</wp:posOffset>
+            </wp:positionH>
+            <wp:positionV relativeFrom="paragraph">
+              <wp:posOffset>419100</wp:posOffset>
+            </wp:positionV>
+            <wp:extent cx="551065" cy="819150"/>
+            <wp:effectExtent b="0" l="0" r="0" t="0"/>
+            <wp:wrapNone/>
+            <wp:docPr id="5" name="image1.png"/>
+            <a:graphic>
+              <a:graphicData uri="http://schemas.openxmlformats.org/drawingml/2006/picture">
+                <pic:pic>
+                  <pic:nvPicPr>
+                    <pic:cNvPr id="0" name="image1.png"/>
+                    <pic:cNvPicPr preferRelativeResize="0"/>
+                  </pic:nvPicPr>
+                  <pic:blipFill>
+                    <a:blip r:embed="rId11"/>
+                    <a:srcRect b="0" l="0" r="0" t="0"/>
+                    <a:stretch>
+                      <a:fillRect/>
+                    </a:stretch>
+                  </pic:blipFill>
+                  <pic:spPr>
+                    <a:xfrm>
+                      <a:off x="0" y="0"/>
+                      <a:ext cx="551065" cy="819150"/>
+                    </a:xfrm>
+                    <a:prstGeom prst="rect"/>
+                    <a:ln/>
+                  </pic:spPr>
+                </pic:pic>
+              </a:graphicData>
+            </a:graphic>
+          </wp:anchor>
+        </w:drawing>
+      </w:r>
+      <w:r>
+        <w:drawing>
+          <wp:anchor allowOverlap="1" behindDoc="0" distB="114300" distT="114300" distL="114300" distR="114300" hidden="0" layoutInCell="1" locked="0" relativeHeight="0" simplePos="0">
+            <wp:simplePos x="0" y="0"/>
+            <wp:positionH relativeFrom="column">
+              <wp:posOffset>2971800</wp:posOffset>
+            </wp:positionH>
+            <wp:positionV relativeFrom="paragraph">
+              <wp:posOffset>434455</wp:posOffset>
+            </wp:positionV>
+            <wp:extent cx="1647825" cy="628650"/>
+            <wp:effectExtent b="0" l="0" r="0" t="0"/>
+            <wp:wrapNone/>
+            <wp:docPr id="9" name="image6.png"/>
+            <a:graphic>
+              <a:graphicData uri="http://schemas.openxmlformats.org/drawingml/2006/picture">
+                <pic:pic>
+                  <pic:nvPicPr>
+                    <pic:cNvPr id="0" name="image6.png"/>
+                    <pic:cNvPicPr preferRelativeResize="0"/>
+                  </pic:nvPicPr>
+                  <pic:blipFill>
+                    <a:blip r:embed="rId12"/>
+                    <a:srcRect b="0" l="0" r="0" t="0"/>
+                    <a:stretch>
+                      <a:fillRect/>
+                    </a:stretch>
+                  </pic:blipFill>
+                  <pic:spPr>
+                    <a:xfrm>
+                      <a:off x="0" y="0"/>
+                      <a:ext cx="1647825" cy="628650"/>
+                    </a:xfrm>
+                    <a:prstGeom prst="rect"/>
+                    <a:ln/>
+                  </pic:spPr>
+                </pic:pic>
+              </a:graphicData>
+            </a:graphic>
+          </wp:anchor>
+        </w:drawing>
+      </w:r>
+      <w:r>
+        <w:drawing>
+          <wp:anchor allowOverlap="1" behindDoc="0" distB="114300" distT="114300" distL="114300" distR="114300" hidden="0" layoutInCell="1" locked="0" relativeHeight="0" simplePos="0">
+            <wp:simplePos x="0" y="0"/>
+            <wp:positionH relativeFrom="column">
+              <wp:posOffset>-342899</wp:posOffset>
+            </wp:positionH>
+            <wp:positionV relativeFrom="paragraph">
+              <wp:posOffset>423863</wp:posOffset>
+            </wp:positionV>
+            <wp:extent cx="490538" cy="820899"/>
+            <wp:effectExtent b="0" l="0" r="0" t="0"/>
+            <wp:wrapNone/>
+            <wp:docPr id="4" name="image7.png"/>
+            <a:graphic>
+              <a:graphicData uri="http://schemas.openxmlformats.org/drawingml/2006/picture">
+                <pic:pic>
+                  <pic:nvPicPr>
+                    <pic:cNvPr id="0" name="image7.png"/>
+                    <pic:cNvPicPr preferRelativeResize="0"/>
+                  </pic:nvPicPr>
+                  <pic:blipFill>
+                    <a:blip r:embed="rId13"/>
+                    <a:srcRect b="0" l="0" r="0" t="0"/>
+                    <a:stretch>
+                      <a:fillRect/>
+                    </a:stretch>
+                  </pic:blipFill>
+                  <pic:spPr>
+                    <a:xfrm>
+                      <a:off x="0" y="0"/>
+                      <a:ext cx="490538" cy="820899"/>
+                    </a:xfrm>
+                    <a:prstGeom prst="rect"/>
+                    <a:ln/>
+                  </pic:spPr>
+                </pic:pic>
+              </a:graphicData>
+            </a:graphic>
+          </wp:anchor>
+        </w:drawing>
+      </w:r>
+      <w:r>
+        <w:drawing>
+          <wp:anchor allowOverlap="1" behindDoc="0" distB="114300" distT="114300" distL="114300" distR="114300" hidden="0" layoutInCell="1" locked="0" relativeHeight="0" simplePos="0">
+            <wp:simplePos x="0" y="0"/>
+            <wp:positionH relativeFrom="column">
+              <wp:posOffset>809625</wp:posOffset>
+            </wp:positionH>
+            <wp:positionV relativeFrom="paragraph">
+              <wp:posOffset>404813</wp:posOffset>
+            </wp:positionV>
+            <wp:extent cx="495300" cy="844924"/>
+            <wp:effectExtent b="0" l="0" r="0" t="0"/>
+            <wp:wrapNone/>
+            <wp:docPr id="2" name="image4.png"/>
+            <a:graphic>
+              <a:graphicData uri="http://schemas.openxmlformats.org/drawingml/2006/picture">
+                <pic:pic>
+                  <pic:nvPicPr>
+                    <pic:cNvPr id="0" name="image4.png"/>
+                    <pic:cNvPicPr preferRelativeResize="0"/>
+                  </pic:nvPicPr>
+                  <pic:blipFill>
+                    <a:blip r:embed="rId14"/>
+                    <a:srcRect b="0" l="0" r="0" t="0"/>
+                    <a:stretch>
+                      <a:fillRect/>
+                    </a:stretch>
+                  </pic:blipFill>
+                  <pic:spPr>
+                    <a:xfrm>
+                      <a:off x="0" y="0"/>
+                      <a:ext cx="495300" cy="844924"/>
+                    </a:xfrm>
+                    <a:prstGeom prst="rect"/>
+                    <a:ln/>
+                  </pic:spPr>
+                </pic:pic>
+              </a:graphicData>
+            </a:graphic>
+          </wp:anchor>
+        </w:drawing>
+      </w:r>
+      <w:r>
+        <w:drawing>
+          <wp:anchor allowOverlap="1" behindDoc="0" distB="114300" distT="114300" distL="114300" distR="114300" hidden="0" layoutInCell="1" locked="0" relativeHeight="0" simplePos="0">
+            <wp:simplePos x="0" y="0"/>
+            <wp:positionH relativeFrom="column">
+              <wp:posOffset>247650</wp:posOffset>
+            </wp:positionH>
+            <wp:positionV relativeFrom="paragraph">
+              <wp:posOffset>390525</wp:posOffset>
+            </wp:positionV>
+            <wp:extent cx="464976" cy="876300"/>
+            <wp:effectExtent b="0" l="0" r="0" t="0"/>
+            <wp:wrapNone/>
+            <wp:docPr id="3" name="image3.png"/>
+            <a:graphic>
+              <a:graphicData uri="http://schemas.openxmlformats.org/drawingml/2006/picture">
+                <pic:pic>
+                  <pic:nvPicPr>
+                    <pic:cNvPr id="0" name="image3.png"/>
+                    <pic:cNvPicPr preferRelativeResize="0"/>
+                  </pic:nvPicPr>
+                  <pic:blipFill>
+                    <a:blip r:embed="rId15"/>
+                    <a:srcRect b="0" l="0" r="0" t="0"/>
+                    <a:stretch>
+                      <a:fillRect/>
+                    </a:stretch>
+                  </pic:blipFill>
+                  <pic:spPr>
+                    <a:xfrm>
+                      <a:off x="0" y="0"/>
+                      <a:ext cx="464976" cy="876300"/>
+                    </a:xfrm>
+                    <a:prstGeom prst="rect"/>
+                    <a:ln/>
+                  </pic:spPr>
+                </pic:pic>
+              </a:graphicData>
+            </a:graphic>
+          </wp:anchor>
+        </w:drawing>
+      </w:r>
+      <w:r>
+        <w:drawing>
+          <wp:anchor allowOverlap="1" behindDoc="0" distB="114300" distT="114300" distL="114300" distR="114300" hidden="0" layoutInCell="1" locked="0" relativeHeight="0" simplePos="0">
+            <wp:simplePos x="0" y="0"/>
+            <wp:positionH relativeFrom="column">
+              <wp:posOffset>2138363</wp:posOffset>
+            </wp:positionH>
+            <wp:positionV relativeFrom="paragraph">
+              <wp:posOffset>418972</wp:posOffset>
+            </wp:positionV>
+            <wp:extent cx="647700" cy="676275"/>
+            <wp:effectExtent b="0" l="0" r="0" t="0"/>
+            <wp:wrapNone/>
+            <wp:docPr id="7" name="image5.png"/>
+            <a:graphic>
+              <a:graphicData uri="http://schemas.openxmlformats.org/drawingml/2006/picture">
+                <pic:pic>
+                  <pic:nvPicPr>
+                    <pic:cNvPr id="0" name="image5.png"/>
+                    <pic:cNvPicPr preferRelativeResize="0"/>
+                  </pic:nvPicPr>
+                  <pic:blipFill>
+                    <a:blip r:embed="rId16"/>
+                    <a:srcRect b="0" l="0" r="0" t="0"/>
+                    <a:stretch>
+                      <a:fillRect/>
+                    </a:stretch>
+                  </pic:blipFill>
+                  <pic:spPr>
+                    <a:xfrm>
+                      <a:off x="0" y="0"/>
+                      <a:ext cx="647700" cy="676275"/>
+                    </a:xfrm>
+                    <a:prstGeom prst="rect"/>
+                    <a:ln/>
+                  </pic:spPr>
+                </pic:pic>
+              </a:graphicData>
+            </a:graphic>
+          </wp:anchor>
+        </w:drawing>
+      </w:r>
+    </w:p>
+    <w:p>
+      <w:pPr>
+        <w:ind w:left="-270" w:right="-270" w:firstLine="0"/>
+        <w:jc w:val="both"/>
+        <w:rPr>
+          <w:sz w:val="21"/>
+          <w:szCs w:val="21"/>
+        </w:rPr>
+      </w:pPr>
+      <w:r>
+        <w:rPr>
+          <w:sz w:val="21"/>
+          <w:szCs w:val="21"/>
+          <w:rtl w:val="0"/>
+        </w:rPr>
+        <w:t xml:space="preserve">Do outro, garante que todo investimento feito por esse corretor não será em vão, fazendo com que ele tenha assegurada sua contrapartida pelos serviços prestados.</w:t>
+      </w:r>
+    </w:p>
+    <w:p>
+      <w:pPr>
+        <w:ind w:left="-270" w:right="-270" w:firstLine="0"/>
+        <w:jc w:val="both"/>
+        <w:rPr>
+          <w:sz w:val="21"/>
+          <w:szCs w:val="21"/>
+        </w:rPr>
+      </w:pPr>
+      <w:r>
+        <w:rPr>
+          <w:sz w:val="21"/>
+          <w:szCs w:val="21"/>
+          <w:rtl w:val="0"/>
+        </w:rPr>
+        <w:t xml:space="preserve">E é exatamente por essa dedicação e investimento durante todo processo de venda que os proﬁssionais da RE/MAX somente trabalham com um número limitado de imóveis.</w:t>
+      </w:r>
+    </w:p>
+    <w:p>
+      <w:pPr>
+        <w:ind w:left="-270" w:right="-270" w:firstLine="0"/>
+        <w:jc w:val="both"/>
+        <w:rPr>
+          <w:sz w:val="21"/>
+          <w:szCs w:val="21"/>
+        </w:rPr>
+      </w:pPr>
+      <w:r>
+        <w:rPr>
+          <w:sz w:val="21"/>
+          <w:szCs w:val="21"/>
+          <w:rtl w:val="0"/>
+        </w:rPr>
+        <w:t xml:space="preserve">Aﬁnal, seja franco: como um corretor, sozinho e com mais de 20 imóveis na carteira, conseguirá se dedicar à gestão da venda de um imóvel?</w:t>
+      </w:r>
+    </w:p>
+    <w:p>
+      <w:pPr>
+        <w:ind w:left="-270" w:right="-270" w:firstLine="0"/>
+        <w:jc w:val="both"/>
+        <w:rPr>
+          <w:sz w:val="21"/>
+          <w:szCs w:val="21"/>
+        </w:rPr>
+      </w:pPr>
+      <w:r>
+        <w:rPr>
+          <w:sz w:val="21"/>
+          <w:szCs w:val="21"/>
+          <w:rtl w:val="0"/>
+        </w:rPr>
+        <w:t xml:space="preserve">O conceito de representação é uma prática comum de mercado na maioria dos países de economia desenvolvida onde as pessoas estão acostumadas a buscar um proﬁssional gabaritado para representá-las. A ideia é simples: assim como um advogado representa os interesses de uma das partes durante um processo, o vendedor de um imóvel escolhe um corretor representante para defender seus interesses durante a venda.</w:t>
+      </w:r>
+    </w:p>
+    <w:p>
+      <w:pPr>
+        <w:ind w:left="-270" w:right="-270" w:firstLine="0"/>
+        <w:jc w:val="both"/>
+        <w:rPr>
+          <w:sz w:val="21"/>
+          <w:szCs w:val="21"/>
+        </w:rPr>
+      </w:pPr>
+      <w:r>
+        <w:rPr>
+          <w:sz w:val="21"/>
+          <w:szCs w:val="21"/>
+          <w:rtl w:val="0"/>
+        </w:rPr>
+        <w:t xml:space="preserve">E o melhor: em vez de o cliente ter que lidar com dezenas de potenciais intermediários (incluindo especuladores), o representante atua como um importante mediador que uniﬁca a mensagem de venda e gera mais valor ao imóvel.</w:t>
+      </w:r>
+    </w:p>
+    <w:p>
+      <w:pPr>
+        <w:ind w:left="-270" w:right="-270" w:firstLine="0"/>
+        <w:jc w:val="both"/>
+        <w:rPr>
+          <w:sz w:val="21"/>
+          <w:szCs w:val="21"/>
+        </w:rPr>
+      </w:pPr>
+      <w:r>
+        <w:rPr>
+          <w:sz w:val="21"/>
+          <w:szCs w:val="21"/>
+          <w:rtl w:val="0"/>
+        </w:rPr>
+        <w:t xml:space="preserve">Para que todos ganhem, claro, cada um precisa fazer sua parte.</w:t>
+      </w:r>
+    </w:p>
+    <w:p>
+      <w:pPr>
+        <w:ind w:left="-270" w:right="-270" w:firstLine="0"/>
+        <w:jc w:val="both"/>
+        <w:rPr>
+          <w:sz w:val="21"/>
+          <w:szCs w:val="21"/>
+        </w:rPr>
+      </w:pPr>
+      <w:r>
+        <w:rPr>
+          <w:sz w:val="21"/>
+          <w:szCs w:val="21"/>
+          <w:rtl w:val="0"/>
+        </w:rPr>
+        <w:t xml:space="preserve">Isso requer uma relação de conﬁança e parceria com seu representante que inclui disponibilidade de agenda, reuniões periódicas e uma adequada preparação do imóvel para visitas e cobertura fotográﬁca.</w:t>
+      </w:r>
+    </w:p>
+    <w:p>
+      <w:pPr>
+        <w:ind w:left="-270" w:right="-270" w:firstLine="0"/>
+        <w:jc w:val="both"/>
+        <w:rPr>
+          <w:sz w:val="21"/>
+          <w:szCs w:val="21"/>
+        </w:rPr>
+      </w:pPr>
+      <w:r>
+        <w:rPr>
+          <w:sz w:val="21"/>
+          <w:szCs w:val="21"/>
+          <w:rtl w:val="0"/>
+        </w:rPr>
+        <w:t xml:space="preserve">Após ler com atenção e assinar o contrato de representação, você descobrirá que está assumindo o melhor compromisso para vender seu imóvel da forma mais ágil e eﬁciente.</w:t>
+      </w:r>
+    </w:p>
+    <w:p>
+      <w:pPr>
+        <w:ind w:left="-270" w:right="-270" w:firstLine="0"/>
+        <w:jc w:val="both"/>
+        <w:rPr>
+          <w:sz w:val="21"/>
+          <w:szCs w:val="21"/>
+        </w:rPr>
+        <w:sectPr>
+          <w:type w:val="continuous"/>
+          <w:pgSz w:h="16834" w:w="11909" w:orient="portrait"/>
+          <w:pgMar w:bottom="1440" w:top="1440" w:left="1440" w:right="1440" w:header="720" w:footer="720"/>
+          <w:cols w:equalWidth="0" w:num="2">
+            <w:col w:space="535.5" w:w="4245"/>
+            <w:col w:space="0" w:w="4245"/>
+          </w:cols>
+        </w:sectPr>
+      </w:pPr>
+      <w:r>
+        <w:rPr>
+          <w:sz w:val="21"/>
+          <w:szCs w:val="21"/>
+          <w:rtl w:val="0"/>
+        </w:rPr>
+        <w:t xml:space="preserve">Nós, que fazemos parte da família RE/MAX Brasil, temos certeza de que esse relacionamento durará muito além desse primeiro encontro.</w:t>
+      </w:r>
+      <w:r>
+        <w:drawing>
+          <wp:anchor allowOverlap="1" behindDoc="0" distB="114300" distT="114300" distL="114300" distR="114300" hidden="0" layoutInCell="1" locked="0" relativeHeight="0" simplePos="0">
+            <wp:simplePos x="0" y="0"/>
+            <wp:positionH relativeFrom="column">
+              <wp:posOffset>1843088</wp:posOffset>
+            </wp:positionH>
+            <wp:positionV relativeFrom="paragraph">
+              <wp:posOffset>495134</wp:posOffset>
+            </wp:positionV>
+            <wp:extent cx="1014413" cy="952666"/>
+            <wp:effectExtent b="0" l="0" r="0" t="0"/>
+            <wp:wrapNone/>
+            <wp:docPr id="6" name="image2.png"/>
+            <a:graphic>
+              <a:graphicData uri="http://schemas.openxmlformats.org/drawingml/2006/picture">
+                <pic:pic>
+                  <pic:nvPicPr>
+                    <pic:cNvPr id="0" name="image2.png"/>
+                    <pic:cNvPicPr preferRelativeResize="0"/>
+                  </pic:nvPicPr>
+                  <pic:blipFill>
+                    <a:blip r:embed="rId17"/>
+                    <a:srcRect b="0" l="0" r="0" t="0"/>
+                    <a:stretch>
+                      <a:fillRect/>
+                    </a:stretch>
+                  </pic:blipFill>
+                  <pic:spPr>
+                    <a:xfrm>
+                      <a:off x="0" y="0"/>
+                      <a:ext cx="1014413" cy="952666"/>
+                    </a:xfrm>
+                    <a:prstGeom prst="rect"/>
+                    <a:ln/>
+                  </pic:spPr>
+                </pic:pic>
+              </a:graphicData>
+            </a:graphic>
+          </wp:anchor>
+        </w:drawing>
+      </w:r>
+    </w:p>
+    <w:p>
+      <w:pPr>
+        <w:ind w:left="-566.9291338582675" w:right="105" w:firstLine="285"/>
+        <w:jc w:val="both"/>
+        <w:rPr>
+          <w:color w:val="221f1f"/>
+          <w:sz w:val="21"/>
+          <w:szCs w:val="21"/>
+        </w:rPr>
+      </w:pPr>
+      <w:r>
+        <w:rPr>
+          <w:rtl w:val="0"/>
+        </w:rPr>
+      </w:r>
+    </w:p>
+    <w:p>
+      <w:pPr>
+        <w:spacing w:line="360" w:lineRule="auto"/>
+        <w:ind w:left="-566.9291338582677" w:right="-607.7952755905511" w:firstLine="0"/>
+        <w:jc w:val="both"/>
+        <w:rPr>
+          <w:sz w:val="24"/>
+          <w:szCs w:val="24"/>
+        </w:rPr>
+      </w:pPr>
+      <w:r>
+        <w:rPr>
+          <w:sz w:val="24"/>
+          <w:szCs w:val="24"/>
+          <w:rtl w:val="0"/>
+        </w:rPr>
+        <w:t xml:space="preserve">Por este instrumento, de um lado </w:t>
+      </w:r>
+      <w:r>
+        <w:rPr>
+          <w:b w:val="1"/>
+          <w:bCs w:val="1"/>
+          <w:sz w:val="24"/>
+          <w:szCs w:val="24"/>
+          <w:rtl w:val="0"/>
+        </w:rPr>
+        <w:t xml:space="preserve">Imobiliária Remax Engimob</w:t>
+      </w:r>
+      <w:r>
+        <w:rPr>
+          <w:sz w:val="24"/>
+          <w:szCs w:val="24"/>
+          <w:rtl w:val="0"/>
+        </w:rPr>
+        <w:t xml:space="preserve">, pessoa jurídica de direito privado, inscrita no </w:t>
+      </w:r>
+      <w:r>
+        <w:rPr>
+          <w:b w:val="1"/>
+          <w:bCs w:val="1"/>
+          <w:sz w:val="24"/>
+          <w:szCs w:val="24"/>
+          <w:rtl w:val="0"/>
+        </w:rPr>
+        <w:t xml:space="preserve">CNPJ nº 30.902.268/0001-80</w:t>
+      </w:r>
+      <w:r>
+        <w:rPr>
+          <w:sz w:val="24"/>
+          <w:szCs w:val="24"/>
+          <w:rtl w:val="0"/>
+        </w:rPr>
+        <w:t xml:space="preserve">, com sede a Rua Décima Avenida, 4517, Bairro Rio Madeira, na cidade de Porto Velho, Rondônia como doravante denominada </w:t>
+      </w:r>
+      <w:r>
+        <w:rPr>
+          <w:b w:val="1"/>
+          <w:bCs w:val="1"/>
+          <w:sz w:val="24"/>
+          <w:szCs w:val="24"/>
+          <w:rtl w:val="0"/>
+        </w:rPr>
+        <w:t xml:space="preserve">CONTRATADA</w:t>
+      </w:r>
+      <w:r>
+        <w:rPr>
+          <w:sz w:val="24"/>
+          <w:szCs w:val="24"/>
+          <w:rtl w:val="0"/>
+        </w:rPr>
+        <w:t xml:space="preserve">; e de outro lado, doravante denominado (s) </w:t>
+      </w:r>
+      <w:r>
+        <w:rPr>
+          <w:b w:val="1"/>
+          <w:bCs w:val="1"/>
+          <w:sz w:val="24"/>
+          <w:szCs w:val="24"/>
+          <w:rtl w:val="0"/>
+        </w:rPr>
+        <w:t xml:space="preserve">CONTRATANTE (S)</w:t>
+      </w:r>
+      <w:r>
+        <w:rPr>
+          <w:sz w:val="24"/>
+          <w:szCs w:val="24"/>
+          <w:rtl w:val="0"/>
+        </w:rPr>
+        <w:t xml:space="preserve">:</w:t>
+      </w:r>
+    </w:p>
+    <w:p>
+      <w:pPr>
+        <w:spacing w:line="360" w:lineRule="auto"/>
+        <w:ind w:left="-566.9291338582677" w:right="-607.7952755905511" w:firstLine="0"/>
+        <w:jc w:val="both"/>
+        <w:rPr>
+          <w:sz w:val="24"/>
+          <w:szCs w:val="24"/>
+        </w:rPr>
+      </w:pPr>
+      <w:r>
+        <w:rPr>
+          <w:rtl w:val="0"/>
+        </w:rPr>
+      </w:r>
+    </w:p>
+    <w:tbl>
+      <w:tblPr>
+        <w:tblStyle w:val="Table1"/>
+        <w:tblW w:w="10305.0" w:type="dxa"/>
+        <w:jc w:val="left"/>
+        <w:tblInd w:w="-585.0" w:type="dxa"/>
+        <w:tblBorders>
+          <w:top w:color="000000" w:space="0" w:sz="8" w:val="single"/>
+          <w:left w:color="000000" w:space="0" w:sz="8" w:val="single"/>
+          <w:bottom w:color="000000" w:space="0" w:sz="8" w:val="single"/>
+          <w:right w:color="000000" w:space="0" w:sz="8" w:val="single"/>
+          <w:insideH w:color="000000" w:space="0" w:sz="8" w:val="single"/>
+          <w:insideV w:color="000000" w:space="0" w:sz="8" w:val="single"/>
+        </w:tblBorders>
+        <w:tblLayout w:type="fixed"/>
+        <w:tblLook w:val="0600"/>
+      </w:tblPr>
+      <w:tblGrid>
+        <w:gridCol w:w="5415"/>
+        <w:gridCol w:w="2400"/>
+        <w:gridCol w:w="2490"/>
+        <w:tblGridChange w:id="0">
+          <w:tblGrid>
+            <w:gridCol w:w="5415"/>
+            <w:gridCol w:w="2400"/>
+            <w:gridCol w:w="2490"/>
+          </w:tblGrid>
+        </w:tblGridChange>
+      </w:tblGrid>
+      <w:tr>
+        <w:trPr>
+          <w:cantSplit w:val="0"/>
+          <w:tblHeader w:val="0"/>
+        </w:trPr>
+        <w:tc>
+          <w:tcPr>
+            <w:shd w:fill="20124d" w:val="clear"/>
+            <w:tcMar>
+              <w:top w:w="100.0" w:type="dxa"/>
+              <w:left w:w="100.0" w:type="dxa"/>
+              <w:bottom w:w="100.0" w:type="dxa"/>
+              <w:right w:w="100.0" w:type="dxa"/>
+            </w:tcMar>
+            <w:vAlign w:val="top"/>
+          </w:tcPr>
+          <w:p>
+            <w:pPr>
+              <w:spacing w:line="240" w:lineRule="auto"/>
+              <w:rPr>
+                <w:color w:val="ffffff"/>
+                <w:sz w:val="24"/>
+                <w:szCs w:val="24"/>
+              </w:rPr>
+            </w:pPr>
+            <w:r>
+              <w:rPr>
+                <w:color w:val="ffffff"/>
+                <w:sz w:val="24"/>
+                <w:szCs w:val="24"/>
+                <w:rtl w:val="0"/>
+              </w:rPr>
+              <w:t xml:space="preserve">Nome / Razão Social</w:t>
+            </w:r>
+          </w:p>
+        </w:tc>
+        <w:tc>
+          <w:tcPr>
+            <w:shd w:fill="20124d" w:val="clear"/>
+            <w:tcMar>
+              <w:top w:w="100.0" w:type="dxa"/>
+              <w:left w:w="100.0" w:type="dxa"/>
+              <w:bottom w:w="100.0" w:type="dxa"/>
+              <w:right w:w="100.0" w:type="dxa"/>
+            </w:tcMar>
+            <w:vAlign w:val="top"/>
+          </w:tcPr>
+          <w:p>
+            <w:pPr>
+              <w:spacing w:line="240" w:lineRule="auto"/>
+              <w:rPr>
+                <w:color w:val="ffffff"/>
+                <w:sz w:val="24"/>
+                <w:szCs w:val="24"/>
+              </w:rPr>
+            </w:pPr>
+            <w:r>
+              <w:rPr>
+                <w:color w:val="ffffff"/>
+                <w:sz w:val="24"/>
+                <w:szCs w:val="24"/>
+                <w:rtl w:val="0"/>
+              </w:rPr>
+              <w:t xml:space="preserve">RG</w:t>
+            </w:r>
+          </w:p>
+        </w:tc>
+        <w:tc>
+          <w:tcPr>
+            <w:shd w:fill="20124d" w:val="clear"/>
+            <w:tcMar>
+              <w:top w:w="100.0" w:type="dxa"/>
+              <w:left w:w="100.0" w:type="dxa"/>
+              <w:bottom w:w="100.0" w:type="dxa"/>
+              <w:right w:w="100.0" w:type="dxa"/>
+            </w:tcMar>
+            <w:vAlign w:val="top"/>
+          </w:tcPr>
+          <w:p>
+            <w:pPr>
+              <w:spacing w:line="240" w:lineRule="auto"/>
+              <w:rPr>
+                <w:color w:val="ffffff"/>
+                <w:sz w:val="24"/>
+                <w:szCs w:val="24"/>
+              </w:rPr>
+            </w:pPr>
+            <w:r>
+              <w:rPr>
+                <w:color w:val="ffffff"/>
+                <w:sz w:val="24"/>
+                <w:szCs w:val="24"/>
+                <w:rtl w:val="0"/>
+              </w:rPr>
+              <w:t xml:space="preserve">CPF / CNPJ</w:t>
+            </w:r>
+          </w:p>
+        </w:tc>
+      </w:tr>
+      <w:tr>
+        <w:trPr>
+          <w:cantSplit w:val="0"/>
+          <w:tblHeader w:val="0"/>
+        </w:trPr>
+        <w:tc>
+          <w:tcPr>
+            <w:shd w:fill="auto" w:val="clear"/>
+            <w:tcMar>
+              <w:top w:w="100.0" w:type="dxa"/>
+              <w:left w:w="100.0" w:type="dxa"/>
+              <w:bottom w:w="100.0" w:type="dxa"/>
+              <w:right w:w="100.0" w:type="dxa"/>
+            </w:tcMar>
+            <w:vAlign w:val="top"/>
+          </w:tcPr>
+          <w:p>
+            <w:pPr>
+              <w:spacing w:line="240" w:lineRule="auto"/>
+              <w:rPr>
+                <w:sz w:val="24"/>
+                <w:szCs w:val="24"/>
+              </w:rPr>
+            </w:pPr>
+            <w:r>
+              <w:rPr>
+                <w:sz w:val="24"/>
+                <w:szCs w:val="24"/>
+                <w:rtl w:val="0"/>
+              </w:rPr>
+              <w:t xml:space="preserve">{{NomeRazaoSocial}}</w:t>
+            </w:r>
+          </w:p>
+        </w:tc>
+        <w:tc>
+          <w:tcPr>
+            <w:shd w:fill="auto" w:val="clear"/>
+            <w:tcMar>
+              <w:top w:w="100.0" w:type="dxa"/>
+              <w:left w:w="100.0" w:type="dxa"/>
+              <w:bottom w:w="100.0" w:type="dxa"/>
+              <w:right w:w="100.0" w:type="dxa"/>
+            </w:tcMar>
+            <w:vAlign w:val="top"/>
+          </w:tcPr>
+          <w:p>
+            <w:pPr>
+              <w:spacing w:line="240" w:lineRule="auto"/>
+              <w:rPr>
+                <w:sz w:val="24"/>
+                <w:szCs w:val="24"/>
+              </w:rPr>
+            </w:pPr>
+            <w:r>
+              <w:rPr>
+                <w:sz w:val="24"/>
+                <w:szCs w:val="24"/>
+                <w:rtl w:val="0"/>
+              </w:rPr>
+              <w:t xml:space="preserve">{{Rg}}</w:t>
+            </w:r>
+          </w:p>
+        </w:tc>
+        <w:tc>
+          <w:tcPr>
+            <w:shd w:fill="auto" w:val="clear"/>
+            <w:tcMar>
+              <w:top w:w="100.0" w:type="dxa"/>
+              <w:left w:w="100.0" w:type="dxa"/>
+              <w:bottom w:w="100.0" w:type="dxa"/>
+              <w:right w:w="100.0" w:type="dxa"/>
+            </w:tcMar>
+            <w:vAlign w:val="top"/>
+          </w:tcPr>
+          <w:p>
+            <w:pPr>
+              <w:spacing w:line="240" w:lineRule="auto"/>
+              <w:rPr>
+                <w:sz w:val="24"/>
+                <w:szCs w:val="24"/>
+              </w:rPr>
+            </w:pPr>
+            <w:r>
+              <w:rPr>
+                <w:sz w:val="24"/>
+                <w:szCs w:val="24"/>
+                <w:rtl w:val="0"/>
+              </w:rPr>
+              <w:t xml:space="preserve">{{CpfCnpj}}</w:t>
+            </w:r>
+          </w:p>
+        </w:tc>
+      </w:tr>
+      <w:tr>
+        <w:trPr>
+          <w:cantSplit w:val="0"/>
+          <w:tblHeader w:val="0"/>
+        </w:trPr>
+        <w:tc>
+          <w:tcPr>
+            <w:shd w:fill="20124d" w:val="clear"/>
+            <w:tcMar>
+              <w:top w:w="100.0" w:type="dxa"/>
+              <w:left w:w="100.0" w:type="dxa"/>
+              <w:bottom w:w="100.0" w:type="dxa"/>
+              <w:right w:w="100.0" w:type="dxa"/>
+            </w:tcMar>
+            <w:vAlign w:val="top"/>
+          </w:tcPr>
+          <w:p>
+            <w:pPr>
+              <w:spacing w:line="240" w:lineRule="auto"/>
+              <w:rPr>
+                <w:color w:val="ffffff"/>
+                <w:sz w:val="24"/>
+                <w:szCs w:val="24"/>
+              </w:rPr>
+            </w:pPr>
+            <w:r>
+              <w:rPr>
+                <w:color w:val="ffffff"/>
+                <w:sz w:val="24"/>
+                <w:szCs w:val="24"/>
+                <w:rtl w:val="0"/>
+              </w:rPr>
+              <w:t xml:space="preserve">Endereço completo</w:t>
+            </w:r>
+          </w:p>
+        </w:tc>
+        <w:tc>
+          <w:tcPr>
+            <w:shd w:fill="20124d" w:val="clear"/>
+            <w:tcMar>
+              <w:top w:w="100.0" w:type="dxa"/>
+              <w:left w:w="100.0" w:type="dxa"/>
+              <w:bottom w:w="100.0" w:type="dxa"/>
+              <w:right w:w="100.0" w:type="dxa"/>
+            </w:tcMar>
+            <w:vAlign w:val="top"/>
+          </w:tcPr>
+          <w:p>
+            <w:pPr>
+              <w:spacing w:line="240" w:lineRule="auto"/>
+              <w:rPr>
+                <w:color w:val="ffffff"/>
+                <w:sz w:val="24"/>
+                <w:szCs w:val="24"/>
+              </w:rPr>
+            </w:pPr>
+            <w:r>
+              <w:rPr>
+                <w:color w:val="ffffff"/>
+                <w:sz w:val="24"/>
+                <w:szCs w:val="24"/>
+                <w:rtl w:val="0"/>
+              </w:rPr>
+              <w:t xml:space="preserve">Nacionalidade</w:t>
+            </w:r>
+          </w:p>
+        </w:tc>
+        <w:tc>
+          <w:tcPr>
+            <w:shd w:fill="20124d" w:val="clear"/>
+            <w:tcMar>
+              <w:top w:w="100.0" w:type="dxa"/>
+              <w:left w:w="100.0" w:type="dxa"/>
+              <w:bottom w:w="100.0" w:type="dxa"/>
+              <w:right w:w="100.0" w:type="dxa"/>
+            </w:tcMar>
+            <w:vAlign w:val="top"/>
+          </w:tcPr>
+          <w:p>
+            <w:pPr>
+              <w:spacing w:line="240" w:lineRule="auto"/>
+              <w:rPr>
+                <w:color w:val="ffffff"/>
+                <w:sz w:val="24"/>
+                <w:szCs w:val="24"/>
+              </w:rPr>
+            </w:pPr>
+            <w:r>
+              <w:rPr>
+                <w:color w:val="ffffff"/>
+                <w:sz w:val="24"/>
+                <w:szCs w:val="24"/>
+                <w:rtl w:val="0"/>
+              </w:rPr>
+              <w:t xml:space="preserve">Estado Civil</w:t>
+            </w:r>
+          </w:p>
+        </w:tc>
+      </w:tr>
+      <w:tr>
+        <w:trPr>
+          <w:cantSplit w:val="0"/>
+          <w:tblHeader w:val="0"/>
+        </w:trPr>
+        <w:tc>
+          <w:tcPr>
+            <w:shd w:fill="auto" w:val="clear"/>
+            <w:tcMar>
+              <w:top w:w="100.0" w:type="dxa"/>
+              <w:left w:w="100.0" w:type="dxa"/>
+              <w:bottom w:w="100.0" w:type="dxa"/>
+              <w:right w:w="100.0" w:type="dxa"/>
+            </w:tcMar>
+            <w:vAlign w:val="top"/>
+          </w:tcPr>
+          <w:p>
+            <w:pPr>
+              <w:spacing w:line="240" w:lineRule="auto"/>
+              <w:rPr>
+                <w:sz w:val="24"/>
+                <w:szCs w:val="24"/>
+              </w:rPr>
+            </w:pPr>
+            <w:r>
+              <w:rPr>
+                <w:sz w:val="24"/>
+                <w:szCs w:val="24"/>
+                <w:rtl w:val="0"/>
+              </w:rPr>
+              <w:t xml:space="preserve">{{EnderecoCompleto}}</w:t>
+            </w:r>
+          </w:p>
+        </w:tc>
+        <w:tc>
+          <w:tcPr>
+            <w:shd w:fill="auto" w:val="clear"/>
+            <w:tcMar>
+              <w:top w:w="100.0" w:type="dxa"/>
+              <w:left w:w="100.0" w:type="dxa"/>
+              <w:bottom w:w="100.0" w:type="dxa"/>
+              <w:right w:w="100.0" w:type="dxa"/>
+            </w:tcMar>
+            <w:vAlign w:val="top"/>
+          </w:tcPr>
+          <w:p>
+            <w:pPr>
+              <w:spacing w:line="240" w:lineRule="auto"/>
+              <w:rPr>
+                <w:sz w:val="24"/>
+                <w:szCs w:val="24"/>
+              </w:rPr>
+            </w:pPr>
+            <w:r>
+              <w:rPr>
+                <w:sz w:val="24"/>
+                <w:szCs w:val="24"/>
+                <w:rtl w:val="0"/>
+              </w:rPr>
+              <w:t xml:space="preserve">{{Nacionalidade}}</w:t>
+            </w:r>
+          </w:p>
+        </w:tc>
+        <w:tc>
+          <w:tcPr>
+            <w:shd w:fill="auto" w:val="clear"/>
+            <w:tcMar>
+              <w:top w:w="100.0" w:type="dxa"/>
+              <w:left w:w="100.0" w:type="dxa"/>
+              <w:bottom w:w="100.0" w:type="dxa"/>
+              <w:right w:w="100.0" w:type="dxa"/>
+            </w:tcMar>
+            <w:vAlign w:val="top"/>
+          </w:tcPr>
+          <w:p>
+            <w:pPr>
+              <w:spacing w:line="240" w:lineRule="auto"/>
+              <w:rPr>
+                <w:sz w:val="24"/>
+                <w:szCs w:val="24"/>
+              </w:rPr>
+            </w:pPr>
+            <w:r>
+              <w:rPr>
+                <w:sz w:val="24"/>
+                <w:szCs w:val="24"/>
+                <w:rtl w:val="0"/>
+              </w:rPr>
+              <w:t xml:space="preserve">{{EstadoCivil}}</w:t>
+            </w:r>
+          </w:p>
+        </w:tc>
+      </w:tr>
+      <w:tr>
+        <w:trPr>
+          <w:cantSplit w:val="0"/>
+          <w:tblHeader w:val="0"/>
+        </w:trPr>
+        <w:tc>
+          <w:tcPr>
+            <w:shd w:fill="20124d" w:val="clear"/>
+            <w:tcMar>
+              <w:top w:w="100.0" w:type="dxa"/>
+              <w:left w:w="100.0" w:type="dxa"/>
+              <w:bottom w:w="100.0" w:type="dxa"/>
+              <w:right w:w="100.0" w:type="dxa"/>
+            </w:tcMar>
+            <w:vAlign w:val="top"/>
+          </w:tcPr>
+          <w:p>
+            <w:pPr>
+              <w:spacing w:line="240" w:lineRule="auto"/>
+              <w:rPr>
+                <w:color w:val="ffffff"/>
+                <w:sz w:val="24"/>
+                <w:szCs w:val="24"/>
+              </w:rPr>
+            </w:pPr>
+            <w:r>
+              <w:rPr>
+                <w:color w:val="ffffff"/>
+                <w:sz w:val="24"/>
+                <w:szCs w:val="24"/>
+                <w:rtl w:val="0"/>
+              </w:rPr>
+              <w:t xml:space="preserve">Email</w:t>
+            </w:r>
+          </w:p>
+        </w:tc>
+        <w:tc>
+          <w:tcPr>
+            <w:shd w:fill="20124d" w:val="clear"/>
+            <w:tcMar>
+              <w:top w:w="100.0" w:type="dxa"/>
+              <w:left w:w="100.0" w:type="dxa"/>
+              <w:bottom w:w="100.0" w:type="dxa"/>
+              <w:right w:w="100.0" w:type="dxa"/>
+            </w:tcMar>
+            <w:vAlign w:val="top"/>
+          </w:tcPr>
+          <w:p>
+            <w:pPr>
+              <w:spacing w:line="240" w:lineRule="auto"/>
+              <w:rPr>
+                <w:color w:val="ffffff"/>
+                <w:sz w:val="24"/>
+                <w:szCs w:val="24"/>
+              </w:rPr>
+            </w:pPr>
+            <w:r>
+              <w:rPr>
+                <w:color w:val="ffffff"/>
+                <w:sz w:val="24"/>
+                <w:szCs w:val="24"/>
+                <w:rtl w:val="0"/>
+              </w:rPr>
+              <w:t xml:space="preserve">Telefone 1</w:t>
+            </w:r>
+          </w:p>
+        </w:tc>
+        <w:tc>
+          <w:tcPr>
+            <w:shd w:fill="20124d" w:val="clear"/>
+            <w:tcMar>
+              <w:top w:w="100.0" w:type="dxa"/>
+              <w:left w:w="100.0" w:type="dxa"/>
+              <w:bottom w:w="100.0" w:type="dxa"/>
+              <w:right w:w="100.0" w:type="dxa"/>
+            </w:tcMar>
+            <w:vAlign w:val="top"/>
+          </w:tcPr>
+          <w:p>
+            <w:pPr>
+              <w:spacing w:line="240" w:lineRule="auto"/>
+              <w:rPr>
+                <w:color w:val="ffffff"/>
+                <w:sz w:val="24"/>
+                <w:szCs w:val="24"/>
+              </w:rPr>
+            </w:pPr>
+            <w:r>
+              <w:rPr>
+                <w:color w:val="ffffff"/>
+                <w:sz w:val="24"/>
+                <w:szCs w:val="24"/>
+                <w:rtl w:val="0"/>
+              </w:rPr>
+              <w:t xml:space="preserve">Telefone 2</w:t>
+            </w:r>
+          </w:p>
+        </w:tc>
+      </w:tr>
+      <w:tr>
+        <w:trPr>
+          <w:cantSplit w:val="0"/>
+          <w:tblHeader w:val="0"/>
+        </w:trPr>
+        <w:tc>
+          <w:tcPr>
+            <w:shd w:fill="auto" w:val="clear"/>
+            <w:tcMar>
+              <w:top w:w="100.0" w:type="dxa"/>
+              <w:left w:w="100.0" w:type="dxa"/>
+              <w:bottom w:w="100.0" w:type="dxa"/>
+              <w:right w:w="100.0" w:type="dxa"/>
+            </w:tcMar>
+            <w:vAlign w:val="top"/>
+          </w:tcPr>
+          <w:p>
+            <w:pPr>
+              <w:spacing w:line="240" w:lineRule="auto"/>
+              <w:rPr>
+                <w:sz w:val="24"/>
+                <w:szCs w:val="24"/>
+              </w:rPr>
+            </w:pPr>
+            <w:r>
+              <w:rPr>
+                <w:sz w:val="24"/>
+                <w:szCs w:val="24"/>
+                <w:rtl w:val="0"/>
+              </w:rPr>
+              <w:t xml:space="preserve">{{Email}}</w:t>
+            </w:r>
+          </w:p>
+        </w:tc>
+        <w:tc>
+          <w:tcPr>
+            <w:shd w:fill="auto" w:val="clear"/>
+            <w:tcMar>
+              <w:top w:w="100.0" w:type="dxa"/>
+              <w:left w:w="100.0" w:type="dxa"/>
+              <w:bottom w:w="100.0" w:type="dxa"/>
+              <w:right w:w="100.0" w:type="dxa"/>
+            </w:tcMar>
+            <w:vAlign w:val="top"/>
+          </w:tcPr>
+          <w:p>
+            <w:pPr>
+              <w:spacing w:line="240" w:lineRule="auto"/>
+              <w:rPr>
+                <w:sz w:val="24"/>
+                <w:szCs w:val="24"/>
+              </w:rPr>
+            </w:pPr>
+            <w:r>
+              <w:rPr>
+                <w:sz w:val="24"/>
+                <w:szCs w:val="24"/>
+                <w:rtl w:val="0"/>
+              </w:rPr>
+              <w:t xml:space="preserve">{{TelefoneCelular}}</w:t>
+            </w:r>
+          </w:p>
+        </w:tc>
+        <w:tc>
+          <w:tcPr>
+            <w:shd w:fill="auto" w:val="clear"/>
+            <w:tcMar>
+              <w:top w:w="100.0" w:type="dxa"/>
+              <w:left w:w="100.0" w:type="dxa"/>
+              <w:bottom w:w="100.0" w:type="dxa"/>
+              <w:right w:w="100.0" w:type="dxa"/>
+            </w:tcMar>
+            <w:vAlign w:val="top"/>
+          </w:tcPr>
+          <w:p>
+            <w:pPr>
+              <w:spacing w:line="240" w:lineRule="auto"/>
+              <w:rPr>
+                <w:sz w:val="24"/>
+                <w:szCs w:val="24"/>
+              </w:rPr>
+            </w:pPr>
+            <w:r>
+              <w:rPr>
+                <w:sz w:val="24"/>
+                <w:szCs w:val="24"/>
+                <w:rtl w:val="0"/>
+              </w:rPr>
+              <w:t xml:space="preserve">{{TelefoneReserva}}</w:t>
+            </w:r>
+          </w:p>
+        </w:tc>
+      </w:tr>
+    </w:tbl>
+    <w:p>
+      <w:pPr>
+        <w:spacing w:line="360" w:lineRule="auto"/>
+        <w:ind w:left="-566.9291338582677" w:right="-607.7952755905511" w:firstLine="0"/>
+        <w:jc w:val="both"/>
+        <w:rPr>
+          <w:sz w:val="24"/>
+          <w:szCs w:val="24"/>
+        </w:rPr>
+      </w:pPr>
+      <w:r>
+        <w:rPr>
+          <w:rtl w:val="0"/>
+        </w:rPr>
+      </w:r>
+    </w:p>
+    <w:p>
+      <w:pPr>
+        <w:spacing w:line="360" w:lineRule="auto"/>
+        <w:ind w:left="-566.9291338582677" w:right="-607.7952755905511" w:firstLine="0"/>
+        <w:jc w:val="both"/>
+        <w:rPr>
+          <w:sz w:val="24"/>
+          <w:szCs w:val="24"/>
+        </w:rPr>
+      </w:pPr>
+      <w:r>
+        <w:rPr>
+          <w:color w:val="221f1f"/>
+          <w:sz w:val="21"/>
+          <w:szCs w:val="21"/>
+          <w:rtl w:val="0"/>
+        </w:rPr>
+        <w:t xml:space="preserve">PROPRIETÁRIOS DO IMÓVEL A SEGUIR DESCRITO:</w:t>
+      </w:r>
+      <w:r>
+        <w:rPr>
+          <w:rtl w:val="0"/>
+        </w:rPr>
+      </w:r>
+    </w:p>
+    <w:tbl>
+      <w:tblPr>
+        <w:tblStyle w:val="Table2"/>
+        <w:tblW w:w="10305.0" w:type="dxa"/>
+        <w:jc w:val="left"/>
+        <w:tblInd w:w="-585.0" w:type="dxa"/>
+        <w:tblBorders>
+          <w:top w:color="000000" w:space="0" w:sz="8" w:val="single"/>
+          <w:left w:color="000000" w:space="0" w:sz="8" w:val="single"/>
+          <w:bottom w:color="000000" w:space="0" w:sz="8" w:val="single"/>
+          <w:right w:color="000000" w:space="0" w:sz="8" w:val="single"/>
+          <w:insideH w:color="000000" w:space="0" w:sz="8" w:val="single"/>
+          <w:insideV w:color="000000" w:space="0" w:sz="8" w:val="single"/>
+        </w:tblBorders>
+        <w:tblLayout w:type="fixed"/>
+        <w:tblLook w:val="0600"/>
+      </w:tblPr>
+      <w:tblGrid>
+        <w:gridCol w:w="5415"/>
+        <w:gridCol w:w="2400"/>
+        <w:gridCol w:w="2490"/>
+        <w:tblGridChange w:id="0">
+          <w:tblGrid>
+            <w:gridCol w:w="5415"/>
+            <w:gridCol w:w="2400"/>
+            <w:gridCol w:w="2490"/>
+          </w:tblGrid>
+        </w:tblGridChange>
+      </w:tblGrid>
+      <w:tr>
+        <w:trPr>
+          <w:cantSplit w:val="0"/>
+          <w:tblHeader w:val="0"/>
+        </w:trPr>
+        <w:tc>
+          <w:tcPr>
+            <w:shd w:fill="20124d" w:val="clear"/>
+            <w:tcMar>
+              <w:top w:w="100.0" w:type="dxa"/>
+              <w:left w:w="100.0" w:type="dxa"/>
+              <w:bottom w:w="100.0" w:type="dxa"/>
+              <w:right w:w="100.0" w:type="dxa"/>
+            </w:tcMar>
+            <w:vAlign w:val="top"/>
+          </w:tcPr>
+          <w:p>
+            <w:pPr>
+              <w:spacing w:line="240" w:lineRule="auto"/>
+              <w:rPr>
+                <w:color w:val="ffffff"/>
+                <w:sz w:val="24"/>
+                <w:szCs w:val="24"/>
+              </w:rPr>
+            </w:pPr>
+            <w:r>
+              <w:rPr>
+                <w:color w:val="ffffff"/>
+                <w:sz w:val="24"/>
+                <w:szCs w:val="24"/>
+                <w:rtl w:val="0"/>
+              </w:rPr>
+              <w:t xml:space="preserve">Tipo do imóvel</w:t>
+            </w:r>
+          </w:p>
+        </w:tc>
+        <w:tc>
+          <w:tcPr>
+            <w:shd w:fill="20124d" w:val="clear"/>
+            <w:tcMar>
+              <w:top w:w="100.0" w:type="dxa"/>
+              <w:left w:w="100.0" w:type="dxa"/>
+              <w:bottom w:w="100.0" w:type="dxa"/>
+              <w:right w:w="100.0" w:type="dxa"/>
+            </w:tcMar>
+            <w:vAlign w:val="top"/>
+          </w:tcPr>
+          <w:p>
+            <w:pPr>
+              <w:spacing w:line="240" w:lineRule="auto"/>
+              <w:rPr>
+                <w:color w:val="ffffff"/>
+                <w:sz w:val="24"/>
+                <w:szCs w:val="24"/>
+              </w:rPr>
+            </w:pPr>
+            <w:r>
+              <w:rPr>
+                <w:color w:val="ffffff"/>
+                <w:sz w:val="24"/>
+                <w:szCs w:val="24"/>
+                <w:rtl w:val="0"/>
+              </w:rPr>
+              <w:t xml:space="preserve">Rua</w:t>
+            </w:r>
+          </w:p>
+        </w:tc>
+        <w:tc>
+          <w:tcPr>
+            <w:shd w:fill="20124d" w:val="clear"/>
+            <w:tcMar>
+              <w:top w:w="100.0" w:type="dxa"/>
+              <w:left w:w="100.0" w:type="dxa"/>
+              <w:bottom w:w="100.0" w:type="dxa"/>
+              <w:right w:w="100.0" w:type="dxa"/>
+            </w:tcMar>
+            <w:vAlign w:val="top"/>
+          </w:tcPr>
+          <w:p>
+            <w:pPr>
+              <w:spacing w:line="240" w:lineRule="auto"/>
+              <w:rPr>
+                <w:color w:val="ffffff"/>
+                <w:sz w:val="24"/>
+                <w:szCs w:val="24"/>
+              </w:rPr>
+            </w:pPr>
+            <w:r>
+              <w:rPr>
+                <w:color w:val="ffffff"/>
+                <w:sz w:val="24"/>
+                <w:szCs w:val="24"/>
+                <w:rtl w:val="0"/>
+              </w:rPr>
+              <w:t xml:space="preserve">Número</w:t>
+            </w:r>
+          </w:p>
+        </w:tc>
+      </w:tr>
+      <w:tr>
+        <w:trPr>
+          <w:cantSplit w:val="0"/>
+          <w:tblHeader w:val="0"/>
+        </w:trPr>
+        <w:tc>
+          <w:tcPr>
+            <w:shd w:fill="auto" w:val="clear"/>
+            <w:tcMar>
+              <w:top w:w="100.0" w:type="dxa"/>
+              <w:left w:w="100.0" w:type="dxa"/>
+              <w:bottom w:w="100.0" w:type="dxa"/>
+              <w:right w:w="100.0" w:type="dxa"/>
+            </w:tcMar>
+            <w:vAlign w:val="top"/>
+          </w:tcPr>
+          <w:p>
+            <w:pPr>
+              <w:spacing w:line="240" w:lineRule="auto"/>
+              <w:rPr>
+                <w:sz w:val="24"/>
+                <w:szCs w:val="24"/>
+              </w:rPr>
+            </w:pPr>
+            <w:r>
+              <w:rPr>
+                <w:sz w:val="24"/>
+                <w:szCs w:val="24"/>
+                <w:rtl w:val="0"/>
+              </w:rPr>
+              <w:t xml:space="preserve">{{TipoImovel}}</w:t>
+            </w:r>
+          </w:p>
+        </w:tc>
+        <w:tc>
+          <w:tcPr>
+            <w:shd w:fill="auto" w:val="clear"/>
+            <w:tcMar>
+              <w:top w:w="100.0" w:type="dxa"/>
+              <w:left w:w="100.0" w:type="dxa"/>
+              <w:bottom w:w="100.0" w:type="dxa"/>
+              <w:right w:w="100.0" w:type="dxa"/>
+            </w:tcMar>
+            <w:vAlign w:val="top"/>
+          </w:tcPr>
+          <w:p>
+            <w:pPr>
+              <w:spacing w:line="240" w:lineRule="auto"/>
+              <w:rPr>
+                <w:sz w:val="24"/>
+                <w:szCs w:val="24"/>
+              </w:rPr>
+            </w:pPr>
+            <w:r>
+              <w:rPr>
+                <w:sz w:val="24"/>
+                <w:szCs w:val="24"/>
+                <w:rtl w:val="0"/>
+              </w:rPr>
+              <w:t xml:space="preserve">{{Rua}}</w:t>
+            </w:r>
+          </w:p>
+        </w:tc>
+        <w:tc>
+          <w:tcPr>
+            <w:shd w:fill="auto" w:val="clear"/>
+            <w:tcMar>
+              <w:top w:w="100.0" w:type="dxa"/>
+              <w:left w:w="100.0" w:type="dxa"/>
+              <w:bottom w:w="100.0" w:type="dxa"/>
+              <w:right w:w="100.0" w:type="dxa"/>
+            </w:tcMar>
+            <w:vAlign w:val="top"/>
+          </w:tcPr>
+          <w:p>
+            <w:pPr>
+              <w:spacing w:line="240" w:lineRule="auto"/>
+              <w:rPr>
+                <w:sz w:val="24"/>
+                <w:szCs w:val="24"/>
+              </w:rPr>
+            </w:pPr>
+            <w:r>
+              <w:rPr>
+                <w:sz w:val="24"/>
+                <w:szCs w:val="24"/>
+                <w:rtl w:val="0"/>
+              </w:rPr>
+              <w:t xml:space="preserve">{{Numero}}</w:t>
+            </w:r>
+          </w:p>
+        </w:tc>
+      </w:tr>
+      <w:tr>
+        <w:trPr>
+          <w:cantSplit w:val="0"/>
+          <w:tblHeader w:val="0"/>
+        </w:trPr>
+        <w:tc>
+          <w:tcPr>
+            <w:shd w:fill="20124d" w:val="clear"/>
+            <w:tcMar>
+              <w:top w:w="100.0" w:type="dxa"/>
+              <w:left w:w="100.0" w:type="dxa"/>
+              <w:bottom w:w="100.0" w:type="dxa"/>
+              <w:right w:w="100.0" w:type="dxa"/>
+            </w:tcMar>
+            <w:vAlign w:val="top"/>
+          </w:tcPr>
+          <w:p>
+            <w:pPr>
+              <w:spacing w:line="240" w:lineRule="auto"/>
+              <w:rPr>
+                <w:color w:val="ffffff"/>
+                <w:sz w:val="24"/>
+                <w:szCs w:val="24"/>
+              </w:rPr>
+            </w:pPr>
+            <w:r>
+              <w:rPr>
+                <w:color w:val="ffffff"/>
+                <w:sz w:val="24"/>
+                <w:szCs w:val="24"/>
+                <w:rtl w:val="0"/>
+              </w:rPr>
+              <w:t xml:space="preserve">Complemento</w:t>
+            </w:r>
+          </w:p>
+        </w:tc>
+        <w:tc>
+          <w:tcPr>
+            <w:shd w:fill="20124d" w:val="clear"/>
+            <w:tcMar>
+              <w:top w:w="100.0" w:type="dxa"/>
+              <w:left w:w="100.0" w:type="dxa"/>
+              <w:bottom w:w="100.0" w:type="dxa"/>
+              <w:right w:w="100.0" w:type="dxa"/>
+            </w:tcMar>
+            <w:vAlign w:val="top"/>
+          </w:tcPr>
+          <w:p>
+            <w:pPr>
+              <w:spacing w:line="240" w:lineRule="auto"/>
+              <w:rPr>
+                <w:color w:val="ffffff"/>
+                <w:sz w:val="24"/>
+                <w:szCs w:val="24"/>
+              </w:rPr>
+            </w:pPr>
+            <w:r>
+              <w:rPr>
+                <w:color w:val="ffffff"/>
+                <w:sz w:val="24"/>
+                <w:szCs w:val="24"/>
+                <w:rtl w:val="0"/>
+              </w:rPr>
+              <w:t xml:space="preserve">Bairro</w:t>
+            </w:r>
+          </w:p>
+        </w:tc>
+        <w:tc>
+          <w:tcPr>
+            <w:shd w:fill="20124d" w:val="clear"/>
+            <w:tcMar>
+              <w:top w:w="100.0" w:type="dxa"/>
+              <w:left w:w="100.0" w:type="dxa"/>
+              <w:bottom w:w="100.0" w:type="dxa"/>
+              <w:right w:w="100.0" w:type="dxa"/>
+            </w:tcMar>
+            <w:vAlign w:val="top"/>
+          </w:tcPr>
+          <w:p>
+            <w:pPr>
+              <w:spacing w:line="240" w:lineRule="auto"/>
+              <w:rPr>
+                <w:color w:val="ffffff"/>
+                <w:sz w:val="24"/>
+                <w:szCs w:val="24"/>
+              </w:rPr>
+            </w:pPr>
+            <w:r>
+              <w:rPr>
+                <w:color w:val="ffffff"/>
+                <w:sz w:val="24"/>
+                <w:szCs w:val="24"/>
+                <w:rtl w:val="0"/>
+              </w:rPr>
+              <w:t xml:space="preserve">Cidade</w:t>
+            </w:r>
+          </w:p>
+        </w:tc>
+      </w:tr>
+      <w:tr>
+        <w:trPr>
+          <w:cantSplit w:val="0"/>
+          <w:tblHeader w:val="0"/>
+        </w:trPr>
+        <w:tc>
+          <w:tcPr>
+            <w:shd w:fill="auto" w:val="clear"/>
+            <w:tcMar>
+              <w:top w:w="100.0" w:type="dxa"/>
+              <w:left w:w="100.0" w:type="dxa"/>
+              <w:bottom w:w="100.0" w:type="dxa"/>
+              <w:right w:w="100.0" w:type="dxa"/>
+            </w:tcMar>
+            <w:vAlign w:val="top"/>
+          </w:tcPr>
+          <w:p>
+            <w:pPr>
+              <w:spacing w:line="240" w:lineRule="auto"/>
+              <w:rPr>
+                <w:sz w:val="24"/>
+                <w:szCs w:val="24"/>
+              </w:rPr>
+            </w:pPr>
+            <w:r>
+              <w:rPr>
+                <w:sz w:val="24"/>
+                <w:szCs w:val="24"/>
+                <w:rtl w:val="0"/>
+              </w:rPr>
+              <w:t xml:space="preserve">{{Complemento}}</w:t>
+            </w:r>
+          </w:p>
+        </w:tc>
+        <w:tc>
+          <w:tcPr>
+            <w:shd w:fill="auto" w:val="clear"/>
+            <w:tcMar>
+              <w:top w:w="100.0" w:type="dxa"/>
+              <w:left w:w="100.0" w:type="dxa"/>
+              <w:bottom w:w="100.0" w:type="dxa"/>
+              <w:right w:w="100.0" w:type="dxa"/>
+            </w:tcMar>
+            <w:vAlign w:val="top"/>
+          </w:tcPr>
+          <w:p>
+            <w:pPr>
+              <w:spacing w:line="240" w:lineRule="auto"/>
+              <w:rPr>
+                <w:sz w:val="24"/>
+                <w:szCs w:val="24"/>
+              </w:rPr>
+            </w:pPr>
+            <w:r>
+              <w:rPr>
+                <w:sz w:val="24"/>
+                <w:szCs w:val="24"/>
+                <w:rtl w:val="0"/>
+              </w:rPr>
+              <w:t xml:space="preserve">{{Bairro}}</w:t>
+            </w:r>
+          </w:p>
+        </w:tc>
+        <w:tc>
+          <w:tcPr>
+            <w:shd w:fill="auto" w:val="clear"/>
+            <w:tcMar>
+              <w:top w:w="100.0" w:type="dxa"/>
+              <w:left w:w="100.0" w:type="dxa"/>
+              <w:bottom w:w="100.0" w:type="dxa"/>
+              <w:right w:w="100.0" w:type="dxa"/>
+            </w:tcMar>
+            <w:vAlign w:val="top"/>
+          </w:tcPr>
+          <w:p>
+            <w:pPr>
+              <w:spacing w:line="240" w:lineRule="auto"/>
+              <w:rPr>
+                <w:sz w:val="24"/>
+                <w:szCs w:val="24"/>
+              </w:rPr>
+            </w:pPr>
+            <w:r>
+              <w:rPr>
+                <w:sz w:val="24"/>
+                <w:szCs w:val="24"/>
+                <w:rtl w:val="0"/>
+              </w:rPr>
+              <w:t xml:space="preserve">{{Cidade}}</w:t>
+            </w:r>
+          </w:p>
+        </w:tc>
+      </w:tr>
+      <w:tr>
+        <w:trPr>
+          <w:cantSplit w:val="0"/>
+          <w:tblHeader w:val="0"/>
+        </w:trPr>
+        <w:tc>
+          <w:tcPr>
+            <w:shd w:fill="20124d" w:val="clear"/>
+            <w:tcMar>
+              <w:top w:w="100.0" w:type="dxa"/>
+              <w:left w:w="100.0" w:type="dxa"/>
+              <w:bottom w:w="100.0" w:type="dxa"/>
+              <w:right w:w="100.0" w:type="dxa"/>
+            </w:tcMar>
+            <w:vAlign w:val="top"/>
+          </w:tcPr>
+          <w:p>
+            <w:pPr>
+              <w:spacing w:line="240" w:lineRule="auto"/>
+              <w:rPr>
+                <w:color w:val="ffffff"/>
+                <w:sz w:val="24"/>
+                <w:szCs w:val="24"/>
+              </w:rPr>
+            </w:pPr>
+            <w:r>
+              <w:rPr>
+                <w:color w:val="ffffff"/>
+                <w:sz w:val="24"/>
+                <w:szCs w:val="24"/>
+                <w:rtl w:val="0"/>
+              </w:rPr>
+              <w:t xml:space="preserve">Estado</w:t>
+            </w:r>
+          </w:p>
+        </w:tc>
+        <w:tc>
+          <w:tcPr>
+            <w:shd w:fill="20124d" w:val="clear"/>
+            <w:tcMar>
+              <w:top w:w="100.0" w:type="dxa"/>
+              <w:left w:w="100.0" w:type="dxa"/>
+              <w:bottom w:w="100.0" w:type="dxa"/>
+              <w:right w:w="100.0" w:type="dxa"/>
+            </w:tcMar>
+            <w:vAlign w:val="top"/>
+          </w:tcPr>
+          <w:p>
+            <w:pPr>
+              <w:spacing w:line="240" w:lineRule="auto"/>
+              <w:rPr>
+                <w:color w:val="ffffff"/>
+                <w:sz w:val="24"/>
+                <w:szCs w:val="24"/>
+              </w:rPr>
+            </w:pPr>
+            <w:r>
+              <w:rPr>
+                <w:color w:val="ffffff"/>
+                <w:sz w:val="24"/>
+                <w:szCs w:val="24"/>
+                <w:rtl w:val="0"/>
+              </w:rPr>
+              <w:t xml:space="preserve">Número da matrícula</w:t>
+            </w:r>
+          </w:p>
+        </w:tc>
+        <w:tc>
+          <w:tcPr>
+            <w:shd w:fill="20124d" w:val="clear"/>
+            <w:tcMar>
+              <w:top w:w="100.0" w:type="dxa"/>
+              <w:left w:w="100.0" w:type="dxa"/>
+              <w:bottom w:w="100.0" w:type="dxa"/>
+              <w:right w:w="100.0" w:type="dxa"/>
+            </w:tcMar>
+            <w:vAlign w:val="top"/>
+          </w:tcPr>
+          <w:p>
+            <w:pPr>
+              <w:spacing w:line="240" w:lineRule="auto"/>
+              <w:rPr>
+                <w:color w:val="ffffff"/>
+                <w:sz w:val="24"/>
+                <w:szCs w:val="24"/>
+              </w:rPr>
+            </w:pPr>
+            <w:r>
+              <w:rPr>
+                <w:color w:val="ffffff"/>
+                <w:sz w:val="24"/>
+                <w:szCs w:val="24"/>
+                <w:rtl w:val="0"/>
+              </w:rPr>
+              <w:t xml:space="preserve">Valor do imóvel</w:t>
+            </w:r>
+          </w:p>
+        </w:tc>
+      </w:tr>
+      <w:tr>
+        <w:trPr>
+          <w:cantSplit w:val="0"/>
+          <w:tblHeader w:val="0"/>
+        </w:trPr>
+        <w:tc>
+          <w:tcPr>
+            <w:shd w:fill="auto" w:val="clear"/>
+            <w:tcMar>
+              <w:top w:w="100.0" w:type="dxa"/>
+              <w:left w:w="100.0" w:type="dxa"/>
+              <w:bottom w:w="100.0" w:type="dxa"/>
+              <w:right w:w="100.0" w:type="dxa"/>
+            </w:tcMar>
+            <w:vAlign w:val="top"/>
+          </w:tcPr>
+          <w:p>
+            <w:pPr>
+              <w:spacing w:line="240" w:lineRule="auto"/>
+              <w:rPr>
+                <w:sz w:val="24"/>
+                <w:szCs w:val="24"/>
+              </w:rPr>
+            </w:pPr>
+            <w:r>
+              <w:rPr>
+                <w:sz w:val="24"/>
+                <w:szCs w:val="24"/>
+                <w:rtl w:val="0"/>
+              </w:rPr>
+              <w:t xml:space="preserve">{{Estado}}</w:t>
+            </w:r>
+          </w:p>
+        </w:tc>
+        <w:tc>
+          <w:tcPr>
+            <w:shd w:fill="auto" w:val="clear"/>
+            <w:tcMar>
+              <w:top w:w="100.0" w:type="dxa"/>
+              <w:left w:w="100.0" w:type="dxa"/>
+              <w:bottom w:w="100.0" w:type="dxa"/>
+              <w:right w:w="100.0" w:type="dxa"/>
+            </w:tcMar>
+            <w:vAlign w:val="top"/>
+          </w:tcPr>
+          <w:p>
+            <w:pPr>
+              <w:spacing w:line="240" w:lineRule="auto"/>
+              <w:rPr>
+                <w:sz w:val="24"/>
+                <w:szCs w:val="24"/>
+              </w:rPr>
+            </w:pPr>
+            <w:r>
+              <w:rPr>
+                <w:sz w:val="24"/>
+                <w:szCs w:val="24"/>
+                <w:rtl w:val="0"/>
+              </w:rPr>
+              <w:t xml:space="preserve">{{NumeroMatricula}}</w:t>
+            </w:r>
+          </w:p>
+          <w:p>
+            <w:pPr>
+              <w:spacing w:line="240" w:lineRule="auto"/>
+              <w:rPr>
+                <w:sz w:val="24"/>
+                <w:szCs w:val="24"/>
+              </w:rPr>
+            </w:pPr>
+            <w:r>
+              <w:rPr>
+                <w:sz w:val="24"/>
+                <w:szCs w:val="24"/>
+                <w:rtl w:val="0"/>
+              </w:rPr>
+              <w:t xml:space="preserve">Inscrição Municipal: {{InscricaoMunicipal}}</w:t>
+            </w:r>
+          </w:p>
+        </w:tc>
+        <w:tc>
+          <w:tcPr>
+            <w:shd w:fill="auto" w:val="clear"/>
+            <w:tcMar>
+              <w:top w:w="100.0" w:type="dxa"/>
+              <w:left w:w="100.0" w:type="dxa"/>
+              <w:bottom w:w="100.0" w:type="dxa"/>
+              <w:right w:w="100.0" w:type="dxa"/>
+            </w:tcMar>
+            <w:vAlign w:val="top"/>
+          </w:tcPr>
+          <w:p>
+            <w:pPr>
+              <w:spacing w:line="240" w:lineRule="auto"/>
+              <w:rPr>
+                <w:sz w:val="24"/>
+                <w:szCs w:val="24"/>
+              </w:rPr>
+            </w:pPr>
+            <w:r>
+              <w:rPr>
+                <w:sz w:val="24"/>
+                <w:szCs w:val="24"/>
+                <w:rtl w:val="0"/>
+              </w:rPr>
+              <w:t xml:space="preserve">{{ValorImovel}}</w:t>
+            </w:r>
+          </w:p>
+        </w:tc>
+      </w:tr>
+    </w:tbl>
+    <w:p>
+      <w:pPr>
+        <w:spacing w:line="360" w:lineRule="auto"/>
+        <w:ind w:left="-566.9291338582677" w:right="-607.7952755905511" w:firstLine="0"/>
+        <w:jc w:val="both"/>
+        <w:rPr>
+          <w:color w:val="221f1f"/>
+          <w:sz w:val="21"/>
+          <w:szCs w:val="21"/>
+        </w:rPr>
+      </w:pPr>
+      <w:r>
+        <w:rPr>
+          <w:rtl w:val="0"/>
+        </w:rPr>
+      </w:r>
+    </w:p>
+    <w:p>
+      <w:pPr>
+        <w:spacing w:line="360" w:lineRule="auto"/>
+        <w:ind w:left="-566.9291338582677" w:right="-607.7952755905511" w:firstLine="0"/>
+        <w:jc w:val="both"/>
+        <w:rPr>
+          <w:color w:val="221f1f"/>
+          <w:sz w:val="24"/>
+          <w:szCs w:val="24"/>
+        </w:rPr>
+      </w:pPr>
+      <w:r>
+        <w:rPr>
+          <w:color w:val="221f1f"/>
+          <w:sz w:val="24"/>
+          <w:szCs w:val="24"/>
+          <w:rtl w:val="0"/>
+        </w:rPr>
+        <w:t xml:space="preserve">Têm entre si justo e acordado o seguinte contrato de intermediação e representação imobiliária, o que fazem nos seguintes termos: </w:t>
+      </w:r>
+    </w:p>
+    <w:p>
+      <w:pPr>
+        <w:spacing w:line="360" w:lineRule="auto"/>
+        <w:ind w:left="-566.9291338582677" w:right="-607.7952755905511" w:firstLine="0"/>
+        <w:jc w:val="both"/>
+        <w:rPr>
+          <w:b w:val="1"/>
+          <w:bCs w:val="1"/>
+          <w:color w:val="221f1f"/>
+          <w:sz w:val="24"/>
+          <w:szCs w:val="24"/>
+        </w:rPr>
+      </w:pPr>
+      <w:r>
+        <w:rPr>
+          <w:rtl w:val="0"/>
+        </w:rPr>
+      </w:r>
+    </w:p>
+    <w:p>
+      <w:pPr>
+        <w:spacing w:line="360" w:lineRule="auto"/>
+        <w:ind w:left="-566.9291338582677" w:right="-607.7952755905511" w:firstLine="0"/>
+        <w:jc w:val="both"/>
+        <w:rPr>
+          <w:b w:val="1"/>
+          <w:bCs w:val="1"/>
+          <w:color w:val="221f1f"/>
+          <w:sz w:val="24"/>
+          <w:szCs w:val="24"/>
+        </w:rPr>
+      </w:pPr>
+      <w:r>
+        <w:rPr>
+          <w:b w:val="1"/>
+          <w:bCs w:val="1"/>
+          <w:color w:val="221f1f"/>
+          <w:sz w:val="24"/>
+          <w:szCs w:val="24"/>
+          <w:rtl w:val="0"/>
+        </w:rPr>
+        <w:t xml:space="preserve">OBJETO:</w:t>
+      </w:r>
+    </w:p>
+    <w:p>
+      <w:pPr>
+        <w:spacing w:line="360" w:lineRule="auto"/>
+        <w:ind w:left="-566.9291338582677" w:right="-607.7952755905511" w:firstLine="0"/>
+        <w:jc w:val="both"/>
+        <w:rPr>
+          <w:color w:val="221f1f"/>
+          <w:sz w:val="24"/>
+          <w:szCs w:val="24"/>
+        </w:rPr>
+      </w:pPr>
+      <w:r>
+        <w:rPr>
+          <w:color w:val="221f1f"/>
+          <w:sz w:val="24"/>
+          <w:szCs w:val="24"/>
+          <w:rtl w:val="0"/>
+        </w:rPr>
+        <w:t xml:space="preserve">Cláusula 1. O presente contrato tem por objeto a prestação de serviços de intermediação e representação imobiliária pela CONTRATADA ao(s) CONTRATANTE(S), nos termos dos artigos 722 e seguintes do código civil brasileiro, com relação ao imovel descrito no presente instrumento. </w:t>
+      </w:r>
+    </w:p>
+    <w:p>
+      <w:pPr>
+        <w:spacing w:line="360" w:lineRule="auto"/>
+        <w:ind w:left="-566.9291338582677" w:right="-607.7952755905511" w:firstLine="0"/>
+        <w:jc w:val="both"/>
+        <w:rPr>
+          <w:sz w:val="24"/>
+          <w:szCs w:val="24"/>
+        </w:rPr>
+      </w:pPr>
+      <w:r>
+        <w:rPr>
+          <w:color w:val="221f1f"/>
+          <w:sz w:val="24"/>
+          <w:szCs w:val="24"/>
+          <w:rtl w:val="0"/>
+        </w:rPr>
+        <w:t xml:space="preserve">Cláusula 1.1. </w:t>
+      </w:r>
+      <w:r>
+        <w:rPr>
+          <w:sz w:val="24"/>
+          <w:szCs w:val="24"/>
+          <w:rtl w:val="0"/>
+        </w:rPr>
+        <w:t xml:space="preserve">Adicionalmente aos serviços de intermediação previstos em lei, a CONTRATADA prestará aos CONTRATANTE(S) os serviços proﬁssionais previstos na cláusula 2.1 correndo por conta da CONTRATADA os respectivos custos e investimentos necessários para tanto.</w:t>
+      </w:r>
+    </w:p>
+    <w:p>
+      <w:pPr>
+        <w:spacing w:line="360" w:lineRule="auto"/>
+        <w:ind w:left="-566.9291338582677" w:right="-607.7952755905511" w:firstLine="0"/>
+        <w:jc w:val="both"/>
+        <w:rPr>
+          <w:sz w:val="24"/>
+          <w:szCs w:val="24"/>
+        </w:rPr>
+      </w:pPr>
+      <w:r>
+        <w:rPr>
+          <w:rtl w:val="0"/>
+        </w:rPr>
+      </w:r>
+    </w:p>
+    <w:p>
+      <w:pPr>
+        <w:spacing w:line="360" w:lineRule="auto"/>
+        <w:ind w:left="-566.9291338582677" w:right="-607.7952755905511" w:firstLine="0"/>
+        <w:jc w:val="both"/>
+        <w:rPr>
+          <w:sz w:val="24"/>
+          <w:szCs w:val="24"/>
+        </w:rPr>
+      </w:pPr>
+      <w:r>
+        <w:rPr>
+          <w:sz w:val="24"/>
+          <w:szCs w:val="24"/>
+          <w:rtl w:val="0"/>
+        </w:rPr>
+        <w:t xml:space="preserve">Cláusula 1.2. Como contrapartida, o(s) CONTRATANTE(S) garantirão à CONTRATADA o exercício exclusivo da representação imobiliária relativamente ao imóvel, sendo portanto a CONTRATADA a única nomeada para intermediar e representar o(s) CONTRATANTE(S) perante o mercado com relação ao imóvel pelo prazo de {{PrazoGestao}} dias contados da data de assinatura do presente instrumento, renováveis por igual período, salvo manifestação contrária das Partes.</w:t>
+      </w:r>
+    </w:p>
+    <w:p>
+      <w:pPr>
+        <w:spacing w:line="360" w:lineRule="auto"/>
+        <w:ind w:left="-566.9291338582677" w:right="-607.7952755905511" w:firstLine="0"/>
+        <w:jc w:val="both"/>
+        <w:rPr>
+          <w:sz w:val="24"/>
+          <w:szCs w:val="24"/>
+        </w:rPr>
+      </w:pPr>
+      <w:r>
+        <w:rPr>
+          <w:rtl w:val="0"/>
+        </w:rPr>
+      </w:r>
+    </w:p>
+    <w:p>
+      <w:pPr>
+        <w:spacing w:line="360" w:lineRule="auto"/>
+        <w:ind w:left="-566.9291338582677" w:right="-607.7952755905511" w:firstLine="0"/>
+        <w:jc w:val="both"/>
+        <w:rPr>
+          <w:sz w:val="24"/>
+          <w:szCs w:val="24"/>
+        </w:rPr>
+      </w:pPr>
+      <w:r>
+        <w:rPr>
+          <w:sz w:val="24"/>
+          <w:szCs w:val="24"/>
+          <w:rtl w:val="0"/>
+        </w:rPr>
+        <w:t xml:space="preserve">Cláusula 1.3.  O(s) CONTRATANTE(S) reconhece que o prazo concedido na cláusula 1.2 é essencial para o desenvolvimento dos serviços descritos na cláusula 2.1 e que a concessão deste prazo é condição essencial para a realização dos investimentos da CONTRATADA na divulgação e prospecção de oportunidades de negócio em favor do(s) CONTRATANTE(S).</w:t>
+      </w:r>
+    </w:p>
+    <w:p>
+      <w:pPr>
+        <w:spacing w:line="360" w:lineRule="auto"/>
+        <w:ind w:left="-566.9291338582677" w:right="-607.7952755905511" w:firstLine="0"/>
+        <w:jc w:val="both"/>
+        <w:rPr>
+          <w:sz w:val="24"/>
+          <w:szCs w:val="24"/>
+        </w:rPr>
+      </w:pPr>
+      <w:r>
+        <w:rPr>
+          <w:rtl w:val="0"/>
+        </w:rPr>
+      </w:r>
+    </w:p>
+    <w:p>
+      <w:pPr>
+        <w:spacing w:line="360" w:lineRule="auto"/>
+        <w:ind w:left="-566.9291338582677" w:right="-607.7952755905511" w:firstLine="0"/>
+        <w:jc w:val="both"/>
+        <w:rPr>
+          <w:b w:val="1"/>
+          <w:bCs w:val="1"/>
+          <w:sz w:val="24"/>
+          <w:szCs w:val="24"/>
+        </w:rPr>
+      </w:pPr>
+      <w:r>
+        <w:rPr>
+          <w:b w:val="1"/>
+          <w:bCs w:val="1"/>
+          <w:sz w:val="24"/>
+          <w:szCs w:val="24"/>
+          <w:rtl w:val="0"/>
+        </w:rPr>
+        <w:t xml:space="preserve">COMPROMISSOS DA CONTRATADA PARA A REPRESENTAÇÃO IMOBILIÁRIA: </w:t>
+      </w:r>
+    </w:p>
+    <w:p>
+      <w:pPr>
+        <w:spacing w:line="360" w:lineRule="auto"/>
+        <w:ind w:left="-566.9291338582677" w:right="-607.7952755905511" w:firstLine="0"/>
+        <w:jc w:val="both"/>
+        <w:rPr>
+          <w:sz w:val="24"/>
+          <w:szCs w:val="24"/>
+        </w:rPr>
+      </w:pPr>
+      <w:r>
+        <w:rPr>
+          <w:sz w:val="24"/>
+          <w:szCs w:val="24"/>
+          <w:rtl w:val="0"/>
+        </w:rPr>
+        <w:t xml:space="preserve">Cláusula 2.</w:t>
+      </w:r>
+      <w:r>
+        <w:rPr>
+          <w:sz w:val="24"/>
+          <w:szCs w:val="24"/>
+          <w:rtl w:val="0"/>
+        </w:rPr>
+        <w:t xml:space="preserve">  A vigência do presente contrato sujeita-se ao cumprimento das obrigações previstas nesta cláusula.</w:t>
+      </w:r>
+    </w:p>
+    <w:p>
+      <w:pPr>
+        <w:spacing w:line="360" w:lineRule="auto"/>
+        <w:ind w:left="-566.9291338582677" w:right="-607.7952755905511" w:firstLine="0"/>
+        <w:jc w:val="both"/>
+        <w:rPr>
+          <w:sz w:val="24"/>
+          <w:szCs w:val="24"/>
+        </w:rPr>
+      </w:pPr>
+      <w:r>
+        <w:rPr>
+          <w:rtl w:val="0"/>
+        </w:rPr>
+      </w:r>
+    </w:p>
+    <w:p>
+      <w:pPr>
+        <w:spacing w:line="360" w:lineRule="auto"/>
+        <w:ind w:left="-566.9291338582677" w:right="-607.7952755905511" w:firstLine="0"/>
+        <w:jc w:val="both"/>
+        <w:rPr>
+          <w:sz w:val="24"/>
+          <w:szCs w:val="24"/>
+        </w:rPr>
+      </w:pPr>
+      <w:r>
+        <w:rPr>
+          <w:sz w:val="24"/>
+          <w:szCs w:val="24"/>
+          <w:rtl w:val="0"/>
+        </w:rPr>
+        <w:t xml:space="preserve">Cláusula 2.1.  A CONTRATADA compromete-se a:</w:t>
+      </w:r>
+    </w:p>
+    <w:p>
+      <w:pPr>
+        <w:numPr>
+          <w:ilvl w:val="0"/>
+          <w:numId w:val="1"/>
+        </w:numPr>
+        <w:spacing w:line="360" w:lineRule="auto"/>
+        <w:ind w:left="720" w:hanging="360"/>
+        <w:jc w:val="both"/>
+        <w:rPr>
+          <w:sz w:val="24"/>
+          <w:szCs w:val="24"/>
+          <w:u w:val="none"/>
+        </w:rPr>
+      </w:pPr>
+      <w:r>
+        <w:rPr>
+          <w:sz w:val="24"/>
+          <w:szCs w:val="24"/>
+          <w:rtl w:val="0"/>
+        </w:rPr>
+        <w:t xml:space="preserve">prestar os serviços dentro das normas proﬁssionais e éticas da atividade imobiliária;</w:t>
+      </w:r>
+    </w:p>
+    <w:p>
+      <w:pPr>
+        <w:numPr>
+          <w:ilvl w:val="0"/>
+          <w:numId w:val="1"/>
+        </w:numPr>
+        <w:spacing w:line="360" w:lineRule="auto"/>
+        <w:ind w:left="720" w:hanging="360"/>
+        <w:jc w:val="both"/>
+        <w:rPr>
+          <w:sz w:val="24"/>
+          <w:szCs w:val="24"/>
+          <w:u w:val="none"/>
+        </w:rPr>
+      </w:pPr>
+      <w:r>
+        <w:rPr>
+          <w:sz w:val="24"/>
+          <w:szCs w:val="24"/>
+          <w:rtl w:val="0"/>
+        </w:rPr>
+        <w:t xml:space="preserve">entregar e cumprir os termos do Plano de Marketing Personalizado criado para o imóvel;</w:t>
+      </w:r>
+    </w:p>
+    <w:p>
+      <w:pPr>
+        <w:numPr>
+          <w:ilvl w:val="0"/>
+          <w:numId w:val="1"/>
+        </w:numPr>
+        <w:spacing w:line="360" w:lineRule="auto"/>
+        <w:ind w:left="720" w:hanging="360"/>
+        <w:jc w:val="both"/>
+        <w:rPr>
+          <w:sz w:val="24"/>
+          <w:szCs w:val="24"/>
+          <w:u w:val="none"/>
+        </w:rPr>
+      </w:pPr>
+      <w:r>
+        <w:rPr>
+          <w:sz w:val="24"/>
+          <w:szCs w:val="24"/>
+          <w:rtl w:val="0"/>
+        </w:rPr>
+        <w:t xml:space="preserve">apresentar um estudo de Análise Comparativa de Mercado embasando a preciﬁcação do imóvel dentro do momento atual de oferta e demanda do mercado imobiliário;</w:t>
+      </w:r>
+    </w:p>
+    <w:p>
+      <w:pPr>
+        <w:numPr>
+          <w:ilvl w:val="0"/>
+          <w:numId w:val="1"/>
+        </w:numPr>
+        <w:spacing w:line="360" w:lineRule="auto"/>
+        <w:ind w:left="720" w:hanging="360"/>
+        <w:jc w:val="both"/>
+        <w:rPr>
+          <w:sz w:val="24"/>
+          <w:szCs w:val="24"/>
+          <w:u w:val="none"/>
+        </w:rPr>
+      </w:pPr>
+      <w:r>
+        <w:rPr>
+          <w:sz w:val="24"/>
+          <w:szCs w:val="24"/>
+          <w:rtl w:val="0"/>
+        </w:rPr>
+        <w:t xml:space="preserve">prestar contas ao(s) CONTRATANTE(S) sempre que solicitado.</w:t>
+      </w:r>
+    </w:p>
+    <w:p>
+      <w:pPr>
+        <w:spacing w:line="360" w:lineRule="auto"/>
+        <w:jc w:val="both"/>
+        <w:rPr>
+          <w:sz w:val="24"/>
+          <w:szCs w:val="24"/>
+        </w:rPr>
+      </w:pPr>
+      <w:r>
+        <w:rPr>
+          <w:rtl w:val="0"/>
+        </w:rPr>
+      </w:r>
+    </w:p>
+    <w:p>
+      <w:pPr>
+        <w:spacing w:line="360" w:lineRule="auto"/>
+        <w:ind w:left="-566.9291338582677" w:right="-607.7952755905511" w:firstLine="0"/>
+        <w:jc w:val="both"/>
+        <w:rPr>
+          <w:sz w:val="24"/>
+          <w:szCs w:val="24"/>
+        </w:rPr>
+      </w:pPr>
+      <w:r>
+        <w:rPr>
+          <w:b w:val="1"/>
+          <w:bCs w:val="1"/>
+          <w:sz w:val="24"/>
+          <w:szCs w:val="24"/>
+          <w:rtl w:val="0"/>
+        </w:rPr>
+        <w:t xml:space="preserve">ENCERRAMENTO ANTECIPADO DA REPRESENTAÇÃO:</w:t>
+        <w:br w:type="textWrapping"/>
+      </w:r>
+      <w:r>
+        <w:rPr>
+          <w:sz w:val="24"/>
+          <w:szCs w:val="24"/>
+          <w:rtl w:val="0"/>
+        </w:rPr>
+        <w:t xml:space="preserve">Cláusula </w:t>
+      </w:r>
+      <w:r>
+        <w:rPr>
+          <w:sz w:val="24"/>
+          <w:szCs w:val="24"/>
+          <w:rtl w:val="0"/>
+        </w:rPr>
+        <w:t xml:space="preserve">3. O(s) CONTRATANTE(S) poderá(ão) dar por encerrada a representação imobiliária de forma antecipada caso a CONTRATADA descumpra as obrigações previstas na cláusula 2.1, devendo para tanto adotar o procedimento a seguir.</w:t>
+      </w:r>
+    </w:p>
+    <w:p>
+      <w:pPr>
+        <w:spacing w:line="360" w:lineRule="auto"/>
+        <w:ind w:left="-566.9291338582677" w:right="-607.7952755905511" w:firstLine="0"/>
+        <w:jc w:val="both"/>
+        <w:rPr>
+          <w:sz w:val="24"/>
+          <w:szCs w:val="24"/>
+        </w:rPr>
+      </w:pPr>
+      <w:r>
+        <w:rPr>
+          <w:rtl w:val="0"/>
+        </w:rPr>
+      </w:r>
+    </w:p>
+    <w:p>
+      <w:pPr>
+        <w:spacing w:line="360" w:lineRule="auto"/>
+        <w:ind w:left="-566.9291338582677" w:right="-607.7952755905511" w:firstLine="0"/>
+        <w:jc w:val="both"/>
+        <w:rPr>
+          <w:sz w:val="24"/>
+          <w:szCs w:val="24"/>
+        </w:rPr>
+      </w:pPr>
+      <w:r>
+        <w:rPr>
+          <w:sz w:val="24"/>
+          <w:szCs w:val="24"/>
+          <w:rtl w:val="0"/>
+        </w:rPr>
+        <w:t xml:space="preserve">Cláusula 3.1. O(s) CONTRATANTE(S) comunicará a CONTRATADA acerca da infração que entende ter ocorrido, concedendo prazo de 30 (trinta dias) úteis para solução ou apresentação da justificativa.</w:t>
+      </w:r>
+    </w:p>
+    <w:p>
+      <w:pPr>
+        <w:spacing w:line="360" w:lineRule="auto"/>
+        <w:ind w:left="-566.9291338582677" w:right="-607.7952755905511" w:firstLine="0"/>
+        <w:jc w:val="both"/>
+        <w:rPr>
+          <w:sz w:val="24"/>
+          <w:szCs w:val="24"/>
+        </w:rPr>
+      </w:pPr>
+      <w:r>
+        <w:rPr>
+          <w:rtl w:val="0"/>
+        </w:rPr>
+      </w:r>
+    </w:p>
+    <w:p>
+      <w:pPr>
+        <w:spacing w:line="360" w:lineRule="auto"/>
+        <w:ind w:left="-566.9291338582677" w:right="-607.7952755905511" w:firstLine="0"/>
+        <w:jc w:val="both"/>
+        <w:rPr>
+          <w:sz w:val="24"/>
+          <w:szCs w:val="24"/>
+        </w:rPr>
+      </w:pPr>
+      <w:r>
+        <w:rPr>
+          <w:sz w:val="24"/>
+          <w:szCs w:val="24"/>
+          <w:rtl w:val="0"/>
+        </w:rPr>
+        <w:t xml:space="preserve">Cláusula 3.2. Caso não seja solucionada ou justificada a ocorrência pela CONTRATADA, a representação será dada como encerrada a partir daquela data.</w:t>
+      </w:r>
+    </w:p>
+    <w:p>
+      <w:pPr>
+        <w:spacing w:line="360" w:lineRule="auto"/>
+        <w:ind w:left="-566.9291338582677" w:right="-607.7952755905511" w:firstLine="0"/>
+        <w:jc w:val="both"/>
+        <w:rPr>
+          <w:sz w:val="24"/>
+          <w:szCs w:val="24"/>
+        </w:rPr>
+      </w:pPr>
+      <w:r>
+        <w:rPr>
+          <w:rtl w:val="0"/>
+        </w:rPr>
+      </w:r>
+    </w:p>
+    <w:p>
+      <w:pPr>
+        <w:spacing w:line="360" w:lineRule="auto"/>
+        <w:ind w:left="-566.9291338582677" w:right="-607.7952755905511" w:firstLine="0"/>
+        <w:jc w:val="both"/>
+        <w:rPr>
+          <w:sz w:val="24"/>
+          <w:szCs w:val="24"/>
+        </w:rPr>
+      </w:pPr>
+      <w:r>
+        <w:rPr>
+          <w:b w:val="1"/>
+          <w:bCs w:val="1"/>
+          <w:sz w:val="24"/>
+          <w:szCs w:val="24"/>
+          <w:rtl w:val="0"/>
+        </w:rPr>
+        <w:t xml:space="preserve">REMUNERAÇÃO: </w:t>
+        <w:br w:type="textWrapping"/>
+      </w:r>
+      <w:r>
+        <w:rPr>
+          <w:sz w:val="24"/>
+          <w:szCs w:val="24"/>
+          <w:rtl w:val="0"/>
+        </w:rPr>
+        <w:t xml:space="preserve">Cláusula 4. Pelos serviços de intermediação e representação imobiliária o(s) CONTRATANTE(S) pagará à CONTRATADA, ou a quem esta indicar, uma remuneração correspondente a {{PorcentagemHonorarios}}% do valor bruto de venda do imóvel.</w:t>
+      </w:r>
+    </w:p>
+    <w:p>
+      <w:pPr>
+        <w:spacing w:line="360" w:lineRule="auto"/>
+        <w:ind w:left="-566.9291338582677" w:right="-607.7952755905511" w:firstLine="0"/>
+        <w:jc w:val="both"/>
+        <w:rPr>
+          <w:sz w:val="24"/>
+          <w:szCs w:val="24"/>
+        </w:rPr>
+      </w:pPr>
+      <w:r>
+        <w:rPr>
+          <w:rtl w:val="0"/>
+        </w:rPr>
+      </w:r>
+    </w:p>
+    <w:p>
+      <w:pPr>
+        <w:spacing w:line="360" w:lineRule="auto"/>
+        <w:ind w:left="-566.9291338582677" w:right="-607.7952755905511" w:firstLine="0"/>
+        <w:jc w:val="both"/>
+        <w:rPr>
+          <w:sz w:val="24"/>
+          <w:szCs w:val="24"/>
+        </w:rPr>
+      </w:pPr>
+      <w:r>
+        <w:rPr>
+          <w:sz w:val="24"/>
+          <w:szCs w:val="24"/>
+          <w:rtl w:val="0"/>
+        </w:rPr>
+        <w:t xml:space="preserve">Cláusula 4.1. A remuneração da CONTRATADA será também devida nos casos de venda direta do imóvel ou através de terceiros durante a vigência do prazo previsto na cláusula 1.2; (ii) venda do imovel após o período previsto na cláusula 1.2 porém para interessados prospectados pela CONTRATADA.</w:t>
+      </w:r>
+    </w:p>
+    <w:p>
+      <w:pPr>
+        <w:spacing w:line="360" w:lineRule="auto"/>
+        <w:ind w:left="-566.9291338582677" w:right="-607.7952755905511" w:firstLine="0"/>
+        <w:jc w:val="both"/>
+        <w:rPr>
+          <w:sz w:val="24"/>
+          <w:szCs w:val="24"/>
+        </w:rPr>
+      </w:pPr>
+      <w:r>
+        <w:rPr>
+          <w:rtl w:val="0"/>
+        </w:rPr>
+      </w:r>
+    </w:p>
+    <w:p>
+      <w:pPr>
+        <w:spacing w:line="360" w:lineRule="auto"/>
+        <w:ind w:left="-566.9291338582677" w:right="-607.7952755905511" w:firstLine="0"/>
+        <w:jc w:val="both"/>
+        <w:rPr>
+          <w:b w:val="1"/>
+          <w:bCs w:val="1"/>
+          <w:sz w:val="24"/>
+          <w:szCs w:val="24"/>
+        </w:rPr>
+      </w:pPr>
+      <w:r>
+        <w:rPr>
+          <w:b w:val="1"/>
+          <w:bCs w:val="1"/>
+          <w:sz w:val="24"/>
+          <w:szCs w:val="24"/>
+          <w:rtl w:val="0"/>
+        </w:rPr>
+        <w:t xml:space="preserve">PROTEÇÃO DE DADOS PESSOAIS:</w:t>
+      </w:r>
+    </w:p>
+    <w:p>
+      <w:pPr>
+        <w:spacing w:line="360" w:lineRule="auto"/>
+        <w:ind w:left="-566.9291338582677" w:right="-607.7952755905511" w:firstLine="0"/>
+        <w:jc w:val="both"/>
+        <w:rPr>
+          <w:color w:val="221f1f"/>
+          <w:sz w:val="24"/>
+          <w:szCs w:val="24"/>
+        </w:rPr>
+      </w:pPr>
+      <w:r>
+        <w:rPr>
+          <w:sz w:val="24"/>
+          <w:szCs w:val="24"/>
+          <w:rtl w:val="0"/>
+        </w:rPr>
+        <w:t xml:space="preserve">Cláusula 5. </w:t>
+      </w:r>
+      <w:r>
+        <w:rPr>
+          <w:color w:val="221f1f"/>
+          <w:sz w:val="24"/>
+          <w:szCs w:val="24"/>
+          <w:rtl w:val="0"/>
+        </w:rPr>
+        <w:t xml:space="preserve">Na execução deste Contrato a </w:t>
+      </w:r>
+      <w:r>
+        <w:rPr>
+          <w:b w:val="1"/>
+          <w:bCs w:val="1"/>
+          <w:color w:val="221f1f"/>
+          <w:sz w:val="24"/>
+          <w:szCs w:val="24"/>
+          <w:rtl w:val="0"/>
+        </w:rPr>
+        <w:t xml:space="preserve">CONTRATADA </w:t>
+      </w:r>
+      <w:r>
+        <w:rPr>
+          <w:color w:val="221f1f"/>
+          <w:sz w:val="24"/>
+          <w:szCs w:val="24"/>
+          <w:rtl w:val="0"/>
+        </w:rPr>
+        <w:t xml:space="preserve">poderá ter acesso a informações pessoais e sigilosas do(s) </w:t>
+      </w:r>
+      <w:r>
+        <w:rPr>
+          <w:b w:val="1"/>
+          <w:bCs w:val="1"/>
+          <w:color w:val="221f1f"/>
+          <w:sz w:val="24"/>
+          <w:szCs w:val="24"/>
+          <w:rtl w:val="0"/>
+        </w:rPr>
+        <w:t xml:space="preserve">CONTRATANTE(S)</w:t>
+      </w:r>
+      <w:r>
+        <w:rPr>
+          <w:color w:val="221f1f"/>
+          <w:sz w:val="24"/>
+          <w:szCs w:val="24"/>
+          <w:rtl w:val="0"/>
+        </w:rPr>
+        <w:t xml:space="preserve">, sendo legalmente responsável pela guarda, proteção e utilização consciente dos dados pessoais que vierem a ter acesso em razão deste Contrato, no estrito e rigoroso cumprimento da legislação aplicável, em especial a Lei nº 13.709/2018, que trata da proteção de dados.</w:t>
+      </w:r>
+    </w:p>
+    <w:p>
+      <w:pPr>
+        <w:spacing w:line="360" w:lineRule="auto"/>
+        <w:ind w:left="-566.9291338582677" w:right="-607.7952755905511" w:firstLine="0"/>
+        <w:jc w:val="both"/>
+        <w:rPr>
+          <w:color w:val="221f1f"/>
+          <w:sz w:val="24"/>
+          <w:szCs w:val="24"/>
+        </w:rPr>
+      </w:pPr>
+      <w:r>
+        <w:rPr>
+          <w:rtl w:val="0"/>
+        </w:rPr>
+      </w:r>
+    </w:p>
+    <w:p>
+      <w:pPr>
+        <w:spacing w:line="360" w:lineRule="auto"/>
+        <w:ind w:left="-566.9291338582677" w:right="-607.7952755905511" w:firstLine="0"/>
+        <w:jc w:val="both"/>
+        <w:rPr>
+          <w:color w:val="221f1f"/>
+          <w:sz w:val="24"/>
+          <w:szCs w:val="24"/>
+        </w:rPr>
+      </w:pPr>
+      <w:r>
+        <w:rPr>
+          <w:color w:val="221f1f"/>
+          <w:sz w:val="24"/>
+          <w:szCs w:val="24"/>
+          <w:rtl w:val="0"/>
+        </w:rPr>
+        <w:t xml:space="preserve">Cláusula 5.1. Por dados pessoais entende-se toda e qualquer informação capaz de identiﬁcar direta ou indiretamente qualquer pessoa, tais como nome, RG, CPF, gênero, data e local de nascimento, endereço residencial ou comercial, número de telefones, dados de contato, entre outros.</w:t>
+      </w:r>
+    </w:p>
+    <w:p>
+      <w:pPr>
+        <w:spacing w:line="360" w:lineRule="auto"/>
+        <w:ind w:left="-566.9291338582677" w:right="-607.7952755905511" w:firstLine="0"/>
+        <w:jc w:val="both"/>
+        <w:rPr>
+          <w:color w:val="221f1f"/>
+          <w:sz w:val="24"/>
+          <w:szCs w:val="24"/>
+        </w:rPr>
+      </w:pPr>
+      <w:r>
+        <w:rPr>
+          <w:rtl w:val="0"/>
+        </w:rPr>
+      </w:r>
+    </w:p>
+    <w:p>
+      <w:pPr>
+        <w:spacing w:line="360" w:lineRule="auto"/>
+        <w:ind w:left="-566.9291338582677" w:right="-607.7952755905511" w:firstLine="0"/>
+        <w:jc w:val="both"/>
+        <w:rPr>
+          <w:color w:val="221f1f"/>
+          <w:sz w:val="24"/>
+          <w:szCs w:val="24"/>
+        </w:rPr>
+      </w:pPr>
+      <w:r>
+        <w:rPr>
+          <w:color w:val="221f1f"/>
+          <w:sz w:val="24"/>
+          <w:szCs w:val="24"/>
+          <w:rtl w:val="0"/>
+        </w:rPr>
+        <w:t xml:space="preserve">Cláusula 5.2. Reconhecem as Partes que todos os dados fornecidos pelo(s) </w:t>
+      </w:r>
+      <w:r>
+        <w:rPr>
+          <w:b w:val="1"/>
+          <w:bCs w:val="1"/>
+          <w:color w:val="221f1f"/>
+          <w:sz w:val="24"/>
+          <w:szCs w:val="24"/>
+          <w:rtl w:val="0"/>
+        </w:rPr>
+        <w:t xml:space="preserve">CONTRATANTE(S) </w:t>
+      </w:r>
+      <w:r>
+        <w:rPr>
+          <w:color w:val="221f1f"/>
+          <w:sz w:val="24"/>
+          <w:szCs w:val="24"/>
+          <w:rtl w:val="0"/>
+        </w:rPr>
+        <w:t xml:space="preserve">e recebidos pela </w:t>
+      </w:r>
+      <w:r>
+        <w:rPr>
+          <w:b w:val="1"/>
+          <w:bCs w:val="1"/>
+          <w:color w:val="221f1f"/>
+          <w:sz w:val="24"/>
+          <w:szCs w:val="24"/>
+          <w:rtl w:val="0"/>
+        </w:rPr>
+        <w:t xml:space="preserve">CONTRATADA </w:t>
+      </w:r>
+      <w:r>
+        <w:rPr>
+          <w:color w:val="221f1f"/>
+          <w:sz w:val="24"/>
+          <w:szCs w:val="24"/>
+          <w:rtl w:val="0"/>
+        </w:rPr>
+        <w:t xml:space="preserve">são essenciais para o desenvolvimento das atividades de representação imobiliária, pelo qual o(s) </w:t>
+      </w:r>
+      <w:r>
+        <w:rPr>
+          <w:b w:val="1"/>
+          <w:bCs w:val="1"/>
+          <w:color w:val="221f1f"/>
+          <w:sz w:val="24"/>
+          <w:szCs w:val="24"/>
+          <w:rtl w:val="0"/>
+        </w:rPr>
+        <w:t xml:space="preserve">CONTRATANTE(S) </w:t>
+      </w:r>
+      <w:r>
+        <w:rPr>
+          <w:color w:val="221f1f"/>
+          <w:sz w:val="24"/>
+          <w:szCs w:val="24"/>
+          <w:rtl w:val="0"/>
+        </w:rPr>
+        <w:t xml:space="preserve">expressamente consentem com a coleta, uso e compartilhamento dos dados pessoais necessários para o desenvolvimento da atividade proﬁssional de intermediação imobiliária.</w:t>
+      </w:r>
+    </w:p>
+    <w:p>
+      <w:pPr>
+        <w:spacing w:line="360" w:lineRule="auto"/>
+        <w:ind w:left="-566.9291338582677" w:right="-607.7952755905511" w:firstLine="0"/>
+        <w:jc w:val="both"/>
+        <w:rPr>
+          <w:color w:val="221f1f"/>
+          <w:sz w:val="24"/>
+          <w:szCs w:val="24"/>
+        </w:rPr>
+      </w:pPr>
+      <w:r>
+        <w:rPr>
+          <w:rtl w:val="0"/>
+        </w:rPr>
+      </w:r>
+    </w:p>
+    <w:p>
+      <w:pPr>
+        <w:spacing w:line="360" w:lineRule="auto"/>
+        <w:ind w:left="-566.9291338582677" w:right="-607.7952755905511" w:firstLine="0"/>
+        <w:jc w:val="both"/>
+        <w:rPr>
+          <w:b w:val="1"/>
+          <w:bCs w:val="1"/>
+          <w:color w:val="221f1f"/>
+          <w:sz w:val="24"/>
+          <w:szCs w:val="24"/>
+        </w:rPr>
+      </w:pPr>
+      <w:r>
+        <w:rPr>
+          <w:b w:val="1"/>
+          <w:bCs w:val="1"/>
+          <w:color w:val="221f1f"/>
+          <w:sz w:val="24"/>
+          <w:szCs w:val="24"/>
+          <w:rtl w:val="0"/>
+        </w:rPr>
+        <w:t xml:space="preserve">DISPOSIÇÕES GERAIS:</w:t>
+      </w:r>
+    </w:p>
+    <w:p>
+      <w:pPr>
+        <w:spacing w:line="360" w:lineRule="auto"/>
+        <w:ind w:left="-566.9291338582677" w:right="-607.7952755905511" w:firstLine="0"/>
+        <w:jc w:val="both"/>
+        <w:rPr>
+          <w:color w:val="221f1f"/>
+          <w:sz w:val="24"/>
+          <w:szCs w:val="24"/>
+        </w:rPr>
+      </w:pPr>
+      <w:r>
+        <w:rPr>
+          <w:color w:val="221f1f"/>
+          <w:sz w:val="24"/>
+          <w:szCs w:val="24"/>
+          <w:rtl w:val="0"/>
+        </w:rPr>
+        <w:t xml:space="preserve">Cláusula 6. As partes declaram terem recebido o presente instrumento com antecedência necessária para a correta e atenta leitura e compreensão de todos os seus termos, direitos e obrigações, e, ainda, que entendem e concordam com termos e condições aqui ajustados, sendo o presente contrato assinado de forma irrevogável e irretratável. </w:t>
+      </w:r>
+    </w:p>
+    <w:p>
+      <w:pPr>
+        <w:spacing w:line="360" w:lineRule="auto"/>
+        <w:ind w:left="-566.9291338582677" w:right="-607.7952755905511" w:firstLine="0"/>
+        <w:jc w:val="both"/>
+        <w:rPr>
+          <w:color w:val="221f1f"/>
+          <w:sz w:val="24"/>
+          <w:szCs w:val="24"/>
+        </w:rPr>
+      </w:pPr>
+      <w:r>
+        <w:rPr>
+          <w:rtl w:val="0"/>
+        </w:rPr>
+      </w:r>
+    </w:p>
+    <w:p>
+      <w:pPr>
+        <w:spacing w:line="360" w:lineRule="auto"/>
+        <w:ind w:left="-566.9291338582677" w:right="-607.7952755905511" w:firstLine="0"/>
+        <w:jc w:val="both"/>
+        <w:rPr>
+          <w:sz w:val="24"/>
+          <w:szCs w:val="24"/>
+        </w:rPr>
+      </w:pPr>
+      <w:r>
+        <w:rPr>
+          <w:color w:val="221f1f"/>
+          <w:sz w:val="24"/>
+          <w:szCs w:val="24"/>
+          <w:rtl w:val="0"/>
+        </w:rPr>
+        <w:t xml:space="preserve">Cláusula 7. </w:t>
+      </w:r>
+      <w:r>
+        <w:rPr>
+          <w:sz w:val="24"/>
+          <w:szCs w:val="24"/>
+          <w:rtl w:val="0"/>
+        </w:rPr>
+        <w:t xml:space="preserve">6.  Fica eleito o Foro da Comarca de </w:t>
+      </w:r>
+      <w:hyperlink r:id="rId18">
+        <w:r>
+          <w:rPr>
+            <w:sz w:val="24"/>
+            <w:szCs w:val="24"/>
+            <w:highlight w:val="white"/>
+            <w:rtl w:val="0"/>
+          </w:rPr>
+          <w:t xml:space="preserve">{{Cidade}}</w:t>
+        </w:r>
+      </w:hyperlink>
+      <w:r>
+        <w:rPr>
+          <w:sz w:val="24"/>
+          <w:szCs w:val="24"/>
+          <w:rtl w:val="0"/>
+        </w:rPr>
+        <w:t xml:space="preserve">, Estado de </w:t>
+      </w:r>
+      <w:hyperlink r:id="rId19">
+        <w:r>
+          <w:rPr>
+            <w:sz w:val="24"/>
+            <w:szCs w:val="24"/>
+            <w:highlight w:val="white"/>
+            <w:rtl w:val="0"/>
+          </w:rPr>
+          <w:t xml:space="preserve">{{Estado}}</w:t>
+        </w:r>
+      </w:hyperlink>
+      <w:r>
+        <w:rPr>
+          <w:sz w:val="24"/>
+          <w:szCs w:val="24"/>
+          <w:rtl w:val="0"/>
+        </w:rPr>
+        <w:t xml:space="preserve">, para dirimir quaisquer dúvidas e/ou controvérsias oriundas do presente instrumento. </w:t>
+      </w:r>
+    </w:p>
+    <w:p>
+      <w:pPr>
+        <w:spacing w:line="360" w:lineRule="auto"/>
+        <w:ind w:left="-566.9291338582677" w:right="-607.7952755905511" w:firstLine="0"/>
+        <w:jc w:val="both"/>
+        <w:rPr>
+          <w:sz w:val="24"/>
+          <w:szCs w:val="24"/>
+        </w:rPr>
+      </w:pPr>
+      <w:r>
+        <w:rPr>
+          <w:rtl w:val="0"/>
+        </w:rPr>
+      </w:r>
+    </w:p>
+    <w:p>
+      <w:pPr>
+        <w:spacing w:line="360" w:lineRule="auto"/>
+        <w:ind w:left="-566.9291338582677" w:right="-607.7952755905511" w:firstLine="0"/>
+        <w:jc w:val="both"/>
+        <w:rPr>
+          <w:sz w:val="24"/>
+          <w:szCs w:val="24"/>
+        </w:rPr>
+      </w:pPr>
+      <w:r>
+        <w:rPr>
+          <w:sz w:val="24"/>
+          <w:szCs w:val="24"/>
+          <w:rtl w:val="0"/>
+        </w:rPr>
+        <w:t xml:space="preserve">E, por estarem assim justas e contratadas, as partes assinam o presente termo em 02 (duas) vias de igual teor e valor na presença de 02 (duas) testemunhas.</w:t>
+      </w:r>
+    </w:p>
+    <w:p>
+      <w:pPr>
+        <w:spacing w:line="360" w:lineRule="auto"/>
+        <w:ind w:left="-566.9291338582677" w:right="-607.7952755905511" w:firstLine="0"/>
+        <w:jc w:val="both"/>
+        <w:rPr>
+          <w:sz w:val="24"/>
+          <w:szCs w:val="24"/>
+        </w:rPr>
+      </w:pPr>
+      <w:r>
+        <w:rPr>
+          <w:rtl w:val="0"/>
+        </w:rPr>
+      </w:r>
+    </w:p>
+    <w:p>
+      <w:pPr>
+        <w:spacing w:line="360" w:lineRule="auto"/>
+        <w:ind w:left="-566.9291338582677" w:right="-607.7952755905511" w:firstLine="0"/>
+        <w:jc w:val="right"/>
+        <w:rPr>
+          <w:sz w:val="24"/>
+          <w:szCs w:val="24"/>
+        </w:rPr>
+      </w:pPr>
+      <w:r>
+        <w:rPr>
+          <w:sz w:val="24"/>
+          <w:szCs w:val="24"/>
+          <w:rtl w:val="0"/>
+        </w:rPr>
+        <w:t xml:space="preserve">{{Cidade}}, {{Estado}} - {{DataFechamento}}.</w:t>
+      </w:r>
+    </w:p>
+    <w:p>
+      <w:pPr>
+        <w:spacing w:line="360" w:lineRule="auto"/>
+        <w:ind w:left="-566.9291338582677" w:right="-607.7952755905511" w:firstLine="0"/>
+        <w:jc w:val="right"/>
+        <w:rPr>
+          <w:sz w:val="24"/>
+          <w:szCs w:val="24"/>
+        </w:rPr>
+      </w:pPr>
+      <w:r>
+        <w:rPr>
+          <w:rtl w:val="0"/>
+        </w:rPr>
+      </w:r>
+    </w:p>
+    <w:p>
+      <w:pPr>
+        <w:spacing w:line="360" w:lineRule="auto"/>
+        <w:ind w:left="-566.9291338582677" w:right="-607.7952755905511" w:firstLine="0"/>
+        <w:jc w:val="right"/>
+        <w:rPr>
+          <w:sz w:val="24"/>
+          <w:szCs w:val="24"/>
+        </w:rPr>
+      </w:pPr>
+      <w:r>
+        <w:rPr>
+          <w:rtl w:val="0"/>
+        </w:rPr>
+      </w:r>
+    </w:p>
+    <w:p>
+      <w:pPr>
+        <w:spacing w:line="360" w:lineRule="auto"/>
+        <w:ind w:left="-566.9291338582677" w:right="-607.7952755905511" w:firstLine="0"/>
+        <w:jc w:val="center"/>
+        <w:rPr>
+          <w:sz w:val="24"/>
+          <w:szCs w:val="24"/>
+        </w:rPr>
+      </w:pPr>
+      <w:r>
+        <w:rPr>
+          <w:sz w:val="24"/>
+          <w:szCs w:val="24"/>
+          <w:rtl w:val="0"/>
+        </w:rPr>
+        <w:t xml:space="preserve">_________________________________</w:t>
+      </w:r>
+    </w:p>
+    <w:p>
+      <w:pPr>
+        <w:spacing w:line="360" w:lineRule="auto"/>
+        <w:ind w:left="-566.9291338582677" w:right="-607.7952755905511" w:firstLine="0"/>
+        <w:jc w:val="center"/>
+        <w:rPr>
+          <w:sz w:val="24"/>
+          <w:szCs w:val="24"/>
+        </w:rPr>
+      </w:pPr>
+      <w:r>
+        <w:rPr>
+          <w:sz w:val="24"/>
+          <w:szCs w:val="24"/>
+          <w:rtl w:val="0"/>
+        </w:rPr>
+        <w:t xml:space="preserve">CONTRATANTE</w:t>
+      </w:r>
+    </w:p>
+    <w:p>
+      <w:pPr>
+        <w:spacing w:line="360" w:lineRule="auto"/>
+        <w:ind w:left="-566.9291338582677" w:right="-607.7952755905511" w:firstLine="0"/>
+        <w:jc w:val="center"/>
+        <w:rPr>
+          <w:sz w:val="24"/>
+          <w:szCs w:val="24"/>
+        </w:rPr>
+      </w:pPr>
+      <w:r>
+        <w:rPr>
+          <w:sz w:val="24"/>
+          <w:szCs w:val="24"/>
+          <w:rtl w:val="0"/>
+        </w:rPr>
+        <w:t xml:space="preserve">{{NomeRazaoSocial}}</w:t>
+      </w:r>
+    </w:p>
+    <w:p>
+      <w:pPr>
+        <w:spacing w:line="360" w:lineRule="auto"/>
+        <w:ind w:left="-566.9291338582677" w:right="-607.7952755905511" w:firstLine="0"/>
+        <w:jc w:val="center"/>
+        <w:rPr>
+          <w:sz w:val="24"/>
+          <w:szCs w:val="24"/>
+        </w:rPr>
+      </w:pPr>
+      <w:r>
+        <w:rPr>
+          <w:sz w:val="24"/>
+          <w:szCs w:val="24"/>
+          <w:rtl w:val="0"/>
+        </w:rPr>
+        <w:t xml:space="preserve">{{AssinaturasAdicionais}}</w:t>
+      </w:r>
+    </w:p>
+    <w:p>
+      <w:pPr>
+        <w:spacing w:line="360" w:lineRule="auto"/>
+        <w:ind w:left="-566.9291338582677" w:right="-607.7952755905511" w:firstLine="0"/>
+        <w:jc w:val="center"/>
+        <w:rPr>
+          <w:sz w:val="24"/>
+          <w:szCs w:val="24"/>
+        </w:rPr>
+      </w:pPr>
+      <w:r>
+        <w:rPr>
+          <w:rtl w:val="0"/>
+        </w:rPr>
+      </w:r>
+    </w:p>
+    <w:p>
+      <w:pPr>
+        <w:spacing w:line="360" w:lineRule="auto"/>
+        <w:ind w:left="-566.9291338582677" w:right="-607.7952755905511" w:firstLine="0"/>
+        <w:jc w:val="center"/>
+        <w:rPr>
+          <w:sz w:val="24"/>
+          <w:szCs w:val="24"/>
+        </w:rPr>
+      </w:pPr>
+      <w:r>
+        <w:rPr>
+          <w:rtl w:val="0"/>
+        </w:rPr>
+      </w:r>
+    </w:p>
+    <w:p>
+      <w:pPr>
+        <w:spacing w:line="360" w:lineRule="auto"/>
+        <w:ind w:left="-566.9291338582677" w:right="-607.7952755905511" w:firstLine="0"/>
+        <w:jc w:val="center"/>
+        <w:rPr>
+          <w:sz w:val="24"/>
+          <w:szCs w:val="24"/>
+        </w:rPr>
+      </w:pPr>
+      <w:r>
+        <w:rPr>
+          <w:rtl w:val="0"/>
+        </w:rPr>
+      </w:r>
+    </w:p>
+    <w:p>
+      <w:pPr>
+        <w:spacing w:line="360" w:lineRule="auto"/>
+        <w:ind w:left="-566.9291338582677" w:right="-607.7952755905511" w:firstLine="0"/>
+        <w:jc w:val="center"/>
+        <w:rPr>
+          <w:sz w:val="24"/>
+          <w:szCs w:val="24"/>
+        </w:rPr>
+      </w:pPr>
+      <w:r>
+        <w:rPr>
+          <w:rtl w:val="0"/>
+        </w:rPr>
+      </w:r>
+    </w:p>
+    <w:p>
+      <w:pPr>
+        <w:spacing w:line="360" w:lineRule="auto"/>
+        <w:ind w:left="-566.9291338582677" w:right="-607.7952755905511" w:firstLine="0"/>
+        <w:jc w:val="center"/>
+        <w:rPr>
+          <w:sz w:val="24"/>
+          <w:szCs w:val="24"/>
+        </w:rPr>
+      </w:pPr>
+      <w:r>
+        <w:rPr>
+          <w:rtl w:val="0"/>
+        </w:rPr>
+      </w:r>
+    </w:p>
+    <w:p>
+      <w:pPr>
+        <w:spacing w:line="360" w:lineRule="auto"/>
+        <w:ind w:left="-566.9291338582677" w:right="-607.7952755905511" w:firstLine="0"/>
+        <w:jc w:val="center"/>
+        <w:rPr>
+          <w:sz w:val="24"/>
+          <w:szCs w:val="24"/>
+        </w:rPr>
+      </w:pPr>
+      <w:r>
+        <w:rPr>
+          <w:sz w:val="24"/>
+          <w:szCs w:val="24"/>
+          <w:rtl w:val="0"/>
+        </w:rPr>
+        <w:t xml:space="preserve">_________________________________</w:t>
+      </w:r>
+    </w:p>
+    <w:p>
+      <w:pPr>
+        <w:spacing w:line="360" w:lineRule="auto"/>
+        <w:ind w:left="-566.9291338582677" w:right="-607.7952755905511" w:firstLine="0"/>
+        <w:jc w:val="center"/>
+        <w:rPr>
+          <w:sz w:val="24"/>
+          <w:szCs w:val="24"/>
+        </w:rPr>
+      </w:pPr>
+      <w:r>
+        <w:rPr>
+          <w:sz w:val="24"/>
+          <w:szCs w:val="24"/>
+          <w:rtl w:val="0"/>
+        </w:rPr>
+        <w:t xml:space="preserve">CONTRATADA</w:t>
+      </w:r>
+    </w:p>
+    <w:p>
+      <w:pPr>
+        <w:spacing w:line="360" w:lineRule="auto"/>
+        <w:ind w:left="-566.9291338582677" w:right="-607.7952755905511" w:firstLine="0"/>
+        <w:jc w:val="center"/>
+        <w:rPr>
+          <w:sz w:val="24"/>
+          <w:szCs w:val="24"/>
+        </w:rPr>
+      </w:pPr>
+      <w:r>
+        <w:rPr>
+          <w:sz w:val="24"/>
+          <w:szCs w:val="24"/>
+          <w:rtl w:val="0"/>
+        </w:rPr>
+        <w:t xml:space="preserve">Imobiliária Re/max Engimob</w:t>
+        <w:br w:type="textWrapping"/>
+        <w:t xml:space="preserve">CNPJ nº 30.902.268/0001-80</w:t>
+      </w:r>
+    </w:p>
+    <w:p>
+      <w:pPr>
+        <w:spacing w:line="360" w:lineRule="auto"/>
+        <w:ind w:left="-566.9291338582677" w:right="-607.7952755905511" w:firstLine="0"/>
+        <w:jc w:val="center"/>
+        <w:rPr>
+          <w:sz w:val="24"/>
+          <w:szCs w:val="24"/>
+        </w:rPr>
+      </w:pPr>
+      <w:r>
+        <w:rPr>
+          <w:rtl w:val="0"/>
+        </w:rPr>
+      </w:r>
+    </w:p>
+    <w:p>
+      <w:pPr>
+        <w:spacing w:line="360" w:lineRule="auto"/>
+        <w:ind w:left="-566.9291338582677" w:right="-607.7952755905511" w:firstLine="0"/>
+        <w:jc w:val="center"/>
+        <w:rPr>
+          <w:sz w:val="24"/>
+          <w:szCs w:val="24"/>
+        </w:rPr>
+      </w:pPr>
+      <w:r>
+        <w:rPr>
+          <w:rtl w:val="0"/>
+        </w:rPr>
+      </w:r>
+    </w:p>
+    <w:p>
+      <w:pPr>
+        <w:spacing w:line="360" w:lineRule="auto"/>
+        <w:ind w:left="-566.9291338582677" w:right="-607.7952755905511" w:firstLine="0"/>
+        <w:jc w:val="center"/>
+        <w:rPr>
+          <w:sz w:val="24"/>
+          <w:szCs w:val="24"/>
+        </w:rPr>
+      </w:pPr>
+      <w:r>
+        <w:rPr>
+          <w:sz w:val="24"/>
+          <w:szCs w:val="24"/>
+          <w:rtl w:val="0"/>
+        </w:rPr>
+        <w:t xml:space="preserve">_________________________________</w:t>
+      </w:r>
+    </w:p>
+    <w:p>
+      <w:pPr>
+        <w:spacing w:line="360" w:lineRule="auto"/>
+        <w:ind w:left="-566.9291338582677" w:right="-607.7952755905511" w:firstLine="0"/>
+        <w:jc w:val="center"/>
+        <w:rPr>
+          <w:sz w:val="24"/>
+          <w:szCs w:val="24"/>
+        </w:rPr>
+      </w:pPr>
+      <w:r>
+        <w:rPr>
+          <w:sz w:val="24"/>
+          <w:szCs w:val="24"/>
+          <w:rtl w:val="0"/>
+        </w:rPr>
+        <w:t xml:space="preserve">CORRETOR RESPONSÁVEL</w:t>
+        <w:br w:type="textWrapping"/>
+        <w:t xml:space="preserve">{{Corretor}}</w:t>
+      </w:r>
+    </w:p>
+    <w:p>
+      <w:pPr>
+        <w:spacing w:line="360" w:lineRule="auto"/>
+        <w:ind w:left="-566.9291338582677" w:right="-607.7952755905511" w:firstLine="0"/>
+        <w:jc w:val="center"/>
+        <w:rPr>
+          <w:sz w:val="24"/>
+          <w:szCs w:val="24"/>
+        </w:rPr>
+      </w:pPr>
+      <w:r>
+        <w:rPr>
+          <w:sz w:val="24"/>
+          <w:szCs w:val="24"/>
+          <w:rtl w:val="0"/>
+        </w:rPr>
+        <w:t xml:space="preserve">CPF nº {{CorretorCpf}}</w:t>
+      </w:r>
+    </w:p>
+    <w:p>
+      <w:pPr>
+        <w:spacing w:line="360" w:lineRule="auto"/>
+        <w:ind w:left="-566.9291338582677" w:right="-607.7952755905511" w:firstLine="0"/>
+        <w:jc w:val="center"/>
+        <w:rPr>
+          <w:sz w:val="24"/>
+          <w:szCs w:val="24"/>
+        </w:rPr>
+      </w:pPr>
+      <w:r>
+        <w:rPr>
+          <w:sz w:val="24"/>
+          <w:szCs w:val="24"/>
+          <w:rtl w:val="0"/>
+        </w:rPr>
+        <w:t xml:space="preserve">CRECI nº {{Creci}}</w:t>
+      </w:r>
+    </w:p>
+    <w:p>
+      <w:pPr>
+        <w:spacing w:line="360" w:lineRule="auto"/>
+        <w:ind w:left="-566.9291338582677" w:right="-607.7952755905511" w:firstLine="0"/>
+        <w:jc w:val="center"/>
+        <w:rPr>
+          <w:sz w:val="24"/>
+          <w:szCs w:val="24"/>
+        </w:rPr>
+      </w:pPr>
+      <w:r>
+        <w:rPr>
+          <w:rtl w:val="0"/>
+        </w:rPr>
+      </w:r>
+    </w:p>
+    <w:p>
+      <w:pPr>
+        <w:spacing w:line="360" w:lineRule="auto"/>
+        <w:ind w:left="-566.9291338582677" w:right="-607.7952755905511" w:firstLine="0"/>
+        <w:jc w:val="center"/>
+        <w:rPr>
+          <w:sz w:val="24"/>
+          <w:szCs w:val="24"/>
+        </w:rPr>
+      </w:pPr>
+      <w:r>
+        <w:rPr>
+          <w:rtl w:val="0"/>
+        </w:rPr>
+      </w:r>
+    </w:p>
+    <w:p>
+      <w:pPr>
+        <w:spacing w:line="360" w:lineRule="auto"/>
+        <w:ind w:left="-566.9291338582677" w:right="-607.7952755905511" w:firstLine="0"/>
+        <w:jc w:val="center"/>
+        <w:rPr>
+          <w:sz w:val="24"/>
+          <w:szCs w:val="24"/>
+        </w:rPr>
+      </w:pPr>
+      <w:r>
+        <w:rPr>
+          <w:rtl w:val="0"/>
+        </w:rPr>
+      </w:r>
+    </w:p>
+    <w:p>
+      <w:pPr>
+        <w:spacing w:line="360" w:lineRule="auto"/>
+        <w:ind w:left="-566.9291338582677" w:right="-607.7952755905511" w:firstLine="0"/>
+        <w:jc w:val="center"/>
+        <w:rPr>
+          <w:sz w:val="24"/>
+          <w:szCs w:val="24"/>
+        </w:rPr>
+      </w:pPr>
+      <w:r>
+        <w:rPr>
+          <w:sz w:val="24"/>
+          <w:szCs w:val="24"/>
+          <w:rtl w:val="0"/>
+        </w:rPr>
+        <w:t xml:space="preserve">_________________________________</w:t>
+      </w:r>
+    </w:p>
+    <w:p>
+      <w:pPr>
+        <w:spacing w:line="360" w:lineRule="auto"/>
+        <w:ind w:left="-566.9291338582677" w:right="-607.7952755905511" w:firstLine="0"/>
+        <w:jc w:val="center"/>
+        <w:rPr>
+          <w:sz w:val="24"/>
+          <w:szCs w:val="24"/>
+        </w:rPr>
+      </w:pPr>
+      <w:r>
+        <w:rPr>
+          <w:sz w:val="24"/>
+          <w:szCs w:val="24"/>
+          <w:rtl w:val="0"/>
+        </w:rPr>
+        <w:t xml:space="preserve">TESTEMUNHA</w:t>
+      </w:r>
+    </w:p>
+    <w:p>
+      <w:pPr>
+        <w:spacing w:line="360" w:lineRule="auto"/>
+        <w:ind w:left="-566.9291338582677" w:right="-607.7952755905511" w:firstLine="0"/>
+        <w:jc w:val="center"/>
+        <w:rPr>
+          <w:sz w:val="24"/>
+          <w:szCs w:val="24"/>
+        </w:rPr>
+      </w:pPr>
+      <w:r>
+        <w:rPr>
+          <w:sz w:val="24"/>
+          <w:szCs w:val="24"/>
+          <w:rtl w:val="0"/>
+        </w:rPr>
+        <w:t xml:space="preserve">CPF:</w:t>
+      </w:r>
+    </w:p>
+    <w:p>
+      <w:pPr>
+        <w:spacing w:line="360" w:lineRule="auto"/>
+        <w:ind w:left="-566.9291338582677" w:right="-607.7952755905511" w:firstLine="0"/>
+        <w:jc w:val="center"/>
+        <w:rPr>
+          <w:sz w:val="24"/>
+          <w:szCs w:val="24"/>
+        </w:rPr>
+      </w:pPr>
+      <w:r>
+        <w:rPr>
+          <w:rtl w:val="0"/>
+        </w:rPr>
+      </w:r>
+    </w:p>
+    <w:p>
+      <w:pPr>
+        <w:spacing w:line="360" w:lineRule="auto"/>
+        <w:ind w:left="-566.9291338582677" w:right="-607.7952755905511" w:firstLine="0"/>
+        <w:jc w:val="center"/>
+        <w:rPr>
+          <w:sz w:val="24"/>
+          <w:szCs w:val="24"/>
+        </w:rPr>
+      </w:pPr>
+      <w:r>
+        <w:rPr>
+          <w:rtl w:val="0"/>
+        </w:rPr>
+      </w:r>
+    </w:p>
+    <w:p>
+      <w:pPr>
+        <w:spacing w:line="360" w:lineRule="auto"/>
+        <w:ind w:left="-566.9291338582677" w:right="-607.7952755905511" w:firstLine="0"/>
+        <w:jc w:val="center"/>
+        <w:rPr>
+          <w:sz w:val="24"/>
+          <w:szCs w:val="24"/>
+        </w:rPr>
+      </w:pPr>
+      <w:r>
+        <w:rPr>
+          <w:sz w:val="24"/>
+          <w:szCs w:val="24"/>
+          <w:rtl w:val="0"/>
+        </w:rPr>
+        <w:br w:type="textWrapping"/>
+        <w:t xml:space="preserve">_________________________________</w:t>
+      </w:r>
+    </w:p>
+    <w:p>
+      <w:pPr>
+        <w:spacing w:line="360" w:lineRule="auto"/>
+        <w:ind w:left="-566.9291338582677" w:right="-607.7952755905511" w:firstLine="0"/>
+        <w:jc w:val="center"/>
+        <w:rPr>
+          <w:sz w:val="24"/>
+          <w:szCs w:val="24"/>
+        </w:rPr>
+      </w:pPr>
+      <w:r>
+        <w:rPr>
+          <w:sz w:val="24"/>
+          <w:szCs w:val="24"/>
+          <w:rtl w:val="0"/>
+        </w:rPr>
+        <w:t xml:space="preserve">TESTEMUNHA</w:t>
+      </w:r>
+    </w:p>
+    <w:p>
+      <w:pPr>
+        <w:spacing w:line="360" w:lineRule="auto"/>
+        <w:ind w:left="-566.9291338582677" w:right="-607.7952755905511" w:firstLine="0"/>
+        <w:jc w:val="center"/>
+        <w:rPr>
+          <w:sz w:val="24"/>
+          <w:szCs w:val="24"/>
+        </w:rPr>
+      </w:pPr>
+      <w:r>
+        <w:rPr>
+          <w:sz w:val="24"/>
+          <w:szCs w:val="24"/>
+          <w:rtl w:val="0"/>
+        </w:rPr>
+        <w:t xml:space="preserve">CPF:</w:t>
+      </w:r>
+    </w:p>
+    <w:p>
+      <w:pPr>
+        <w:spacing w:line="360" w:lineRule="auto"/>
+        <w:ind w:left="-566.9291338582677" w:right="-607.7952755905511" w:firstLine="0"/>
+        <w:jc w:val="center"/>
+        <w:rPr>
+          <w:sz w:val="24"/>
+          <w:szCs w:val="24"/>
+        </w:rPr>
+      </w:pPr>
+      <w:r>
+        <w:rPr>
+          <w:rtl w:val="0"/>
+        </w:rPr>
+      </w:r>
+    </w:p>
+    <w:p>
+      <w:pPr>
+        <w:spacing w:line="360" w:lineRule="auto"/>
+        <w:ind w:left="-566.9291338582677" w:right="-607.7952755905511" w:firstLine="0"/>
+        <w:jc w:val="center"/>
+        <w:rPr>
+          <w:sz w:val="24"/>
+          <w:szCs w:val="24"/>
+        </w:rPr>
+      </w:pPr>
+      <w:r>
+        <w:rPr>
+          <w:rtl w:val="0"/>
+        </w:rPr>
+      </w:r>
+    </w:p>
+    <w:p>
+      <w:pPr>
+        <w:spacing w:line="360" w:lineRule="auto"/>
+        <w:ind w:left="-566.9291338582677" w:right="-607.7952755905511" w:firstLine="0"/>
+        <w:jc w:val="left"/>
+        <w:rPr>
+          <w:sz w:val="24"/>
+          <w:szCs w:val="24"/>
+        </w:rPr>
+      </w:pPr>
+      <w:r>
+        <w:rPr>
+          <w:sz w:val="24"/>
+          <w:szCs w:val="24"/>
+          <w:rtl w:val="0"/>
+        </w:rPr>
+        <w:br w:type="textWrapping"/>
+        <w:br w:type="textWrapping"/>
+      </w:r>
+      <w:r>
+        <w:rPr>
+          <w:rtl w:val="0"/>
+        </w:rPr>
+      </w:r>
+    </w:p>
+    <w:sectPr>
+      <w:type w:val="continuous"/>
+      <w:pgSz w:h="16834" w:w="11909" w:orient="portrait"/>
+      <w:pgMar w:bottom="1440" w:top="1440" w:left="1440" w:right="1440" w:header="720" w:footer="720"/>
+    </w:sectPr>
+  </w:body>
+</w:document>
 </file>
 
 <file path=word/footer1.xml><?xml version="1.0" encoding="utf-8"?>

--- a/templates/contrato_gestao.docx
+++ b/templates/contrato_gestao.docx
@@ -3408,6 +3408,42 @@
           <w:sz w:val="24"/>
           <w:szCs w:val="24"/>
         </w:rPr>
+        <w:t>_________________________________</w:t>
+      </w:r>
+    </w:p>
+    <w:p>
+      <w:pPr>
+        <w:spacing w:line="360" w:lineRule="auto"/>
+        <w:ind w:left="-566" w:right="-607"/>
+        <w:jc w:val="center"/>
+        <w:rPr>
+          <w:sz w:val="24"/>
+          <w:szCs w:val="24"/>
+        </w:rPr>
+      </w:pPr>
+      <w:r>
+        <w:rPr>
+          <w:sz w:val="24"/>
+          <w:szCs w:val="24"/>
+        </w:rPr>
+        <w:t>CONTRATANTE</w:t>
+      </w:r>
+    </w:p>
+    <w:p>
+      <w:pPr>
+        <w:spacing w:line="360" w:lineRule="auto"/>
+        <w:ind w:left="-566" w:right="-607"/>
+        <w:jc w:val="center"/>
+        <w:rPr>
+          <w:sz w:val="24"/>
+          <w:szCs w:val="24"/>
+        </w:rPr>
+      </w:pPr>
+      <w:r>
+        <w:rPr>
+          <w:sz w:val="24"/>
+          <w:szCs w:val="24"/>
+        </w:rPr>
         <w:t>{{</w:t>
       </w:r>
       <w:proofErr w:type="spellStart"/>
@@ -3416,6 +3452,86 @@
           <w:sz w:val="24"/>
           <w:szCs w:val="24"/>
         </w:rPr>
+        <w:t>NomeRazaoSocial</w:t>
+      </w:r>
+      <w:proofErr w:type="spellEnd"/>
+      <w:r>
+        <w:rPr>
+          <w:sz w:val="24"/>
+          <w:szCs w:val="24"/>
+        </w:rPr>
+        <w:t>}}</w:t>
+      </w:r>
+      <w:r>
+        <w:rPr>
+          <w:sz w:val="24"/>
+          <w:szCs w:val="24"/>
+        </w:rPr>
+        <w:br/>
+        <w:t>{{</w:t>
+      </w:r>
+      <w:proofErr w:type="spellStart"/>
+      <w:r>
+        <w:rPr>
+          <w:sz w:val="24"/>
+          <w:szCs w:val="24"/>
+        </w:rPr>
+        <w:t>CpfCnpj</w:t>
+      </w:r>
+      <w:proofErr w:type="spellEnd"/>
+      <w:r>
+        <w:rPr>
+          <w:sz w:val="24"/>
+          <w:szCs w:val="24"/>
+        </w:rPr>
+        <w:t>}}</w:t>
+      </w:r>
+    </w:p>
+    <w:p>
+      <w:pPr>
+        <w:spacing w:line="360" w:lineRule="auto"/>
+        <w:ind w:left="-566" w:right="-607"/>
+        <w:jc w:val="center"/>
+        <w:rPr>
+          <w:sz w:val="24"/>
+          <w:szCs w:val="24"/>
+        </w:rPr>
+      </w:pPr>
+    </w:p>
+    <w:p>
+      <w:pPr>
+        <w:spacing w:line="360" w:lineRule="auto"/>
+        <w:ind w:left="-566" w:right="-607"/>
+        <w:jc w:val="right"/>
+        <w:rPr>
+          <w:sz w:val="24"/>
+          <w:szCs w:val="24"/>
+        </w:rPr>
+      </w:pPr>
+    </w:p>
+    <w:p>
+      <w:pPr>
+        <w:spacing w:line="360" w:lineRule="auto"/>
+        <w:ind w:left="-566" w:right="-607"/>
+        <w:jc w:val="center"/>
+        <w:rPr>
+          <w:sz w:val="24"/>
+          <w:szCs w:val="24"/>
+        </w:rPr>
+      </w:pPr>
+      <w:r>
+        <w:rPr>
+          <w:sz w:val="24"/>
+          <w:szCs w:val="24"/>
+        </w:rPr>
+        <w:t>{{</w:t>
+      </w:r>
+      <w:proofErr w:type="spellStart"/>
+      <w:r>
+        <w:rPr>
+          <w:sz w:val="24"/>
+          <w:szCs w:val="24"/>
+        </w:rPr>
         <w:t>AssinaturasAdicionais</w:t>
       </w:r>
       <w:proofErr w:type="spellEnd"/>
@@ -3437,113 +3553,81 @@
           <w:szCs w:val="24"/>
         </w:rPr>
       </w:pPr>
-    </w:p>
-    <w:p>
-      <w:pPr>
-        <w:spacing w:line="360" w:lineRule="auto"/>
-        <w:ind w:left="-566" w:right="-607"/>
-        <w:jc w:val="center"/>
-        <w:rPr>
-          <w:sz w:val="24"/>
-          <w:szCs w:val="24"/>
-        </w:rPr>
-      </w:pPr>
-    </w:p>
-    <w:p>
-      <w:pPr>
-        <w:spacing w:line="360" w:lineRule="auto"/>
-        <w:ind w:left="-566" w:right="-607"/>
-        <w:jc w:val="center"/>
-        <w:rPr>
-          <w:sz w:val="24"/>
-          <w:szCs w:val="24"/>
-        </w:rPr>
-      </w:pPr>
-    </w:p>
-    <w:p>
-      <w:pPr>
-        <w:spacing w:line="360" w:lineRule="auto"/>
-        <w:ind w:left="-566" w:right="-607"/>
-        <w:jc w:val="center"/>
-        <w:rPr>
-          <w:sz w:val="24"/>
-          <w:szCs w:val="24"/>
-        </w:rPr>
-      </w:pPr>
-    </w:p>
-    <w:p>
-      <w:pPr>
-        <w:spacing w:line="360" w:lineRule="auto"/>
-        <w:ind w:left="-566" w:right="-607"/>
-        <w:jc w:val="center"/>
-        <w:rPr>
-          <w:sz w:val="24"/>
-          <w:szCs w:val="24"/>
-        </w:rPr>
-      </w:pPr>
-    </w:p>
-    <w:p>
-      <w:pPr>
-        <w:spacing w:line="360" w:lineRule="auto"/>
-        <w:ind w:left="-566" w:right="-607"/>
-        <w:jc w:val="center"/>
-        <w:rPr>
-          <w:sz w:val="24"/>
-          <w:szCs w:val="24"/>
-        </w:rPr>
-      </w:pPr>
-      <w:r>
-        <w:rPr>
-          <w:sz w:val="24"/>
-          <w:szCs w:val="24"/>
-        </w:rPr>
-        <w:t>_________________________________</w:t>
-      </w:r>
-    </w:p>
-    <w:p>
-      <w:pPr>
-        <w:spacing w:line="360" w:lineRule="auto"/>
-        <w:ind w:left="-566" w:right="-607"/>
-        <w:jc w:val="center"/>
-        <w:rPr>
-          <w:sz w:val="24"/>
-          <w:szCs w:val="24"/>
-        </w:rPr>
-      </w:pPr>
-      <w:r>
-        <w:rPr>
-          <w:sz w:val="24"/>
-          <w:szCs w:val="24"/>
-        </w:rPr>
-        <w:t>CONTRATADA</w:t>
-      </w:r>
-    </w:p>
-    <w:p>
-      <w:pPr>
-        <w:spacing w:line="360" w:lineRule="auto"/>
-        <w:ind w:left="-566" w:right="-607"/>
-        <w:jc w:val="center"/>
-        <w:rPr>
-          <w:sz w:val="24"/>
-          <w:szCs w:val="24"/>
-        </w:rPr>
-      </w:pPr>
-      <w:r>
-        <w:rPr>
-          <w:sz w:val="24"/>
-          <w:szCs w:val="24"/>
-        </w:rPr>
-        <w:t xml:space="preserve">Imobiliária </w:t>
-      </w:r>
-      <w:r>
-        <w:rPr>
-          <w:sz w:val="24"/>
-          <w:szCs w:val="24"/>
-        </w:rPr>
-        <w:t>Remax</w:t>
-      </w:r>
       <w:bookmarkStart w:id="0" w:name="_GoBack"/>
       <w:bookmarkEnd w:id="0"/>
+    </w:p>
+    <w:p>
+      <w:pPr>
+        <w:spacing w:line="360" w:lineRule="auto"/>
+        <w:ind w:left="-566" w:right="-607"/>
+        <w:jc w:val="center"/>
+        <w:rPr>
+          <w:sz w:val="24"/>
+          <w:szCs w:val="24"/>
+        </w:rPr>
+      </w:pPr>
+    </w:p>
+    <w:p>
+      <w:pPr>
+        <w:spacing w:line="360" w:lineRule="auto"/>
+        <w:ind w:left="-566" w:right="-607"/>
+        <w:jc w:val="center"/>
+        <w:rPr>
+          <w:sz w:val="24"/>
+          <w:szCs w:val="24"/>
+        </w:rPr>
+      </w:pPr>
+      <w:r>
+        <w:rPr>
+          <w:sz w:val="24"/>
+          <w:szCs w:val="24"/>
+        </w:rPr>
+        <w:t>_________________________________</w:t>
+      </w:r>
+    </w:p>
+    <w:p>
+      <w:pPr>
+        <w:spacing w:line="360" w:lineRule="auto"/>
+        <w:ind w:left="-566" w:right="-607"/>
+        <w:jc w:val="center"/>
+        <w:rPr>
+          <w:sz w:val="24"/>
+          <w:szCs w:val="24"/>
+        </w:rPr>
+      </w:pPr>
+      <w:r>
+        <w:rPr>
+          <w:sz w:val="24"/>
+          <w:szCs w:val="24"/>
+        </w:rPr>
+        <w:t>CONTRATADA</w:t>
+      </w:r>
+    </w:p>
+    <w:p>
+      <w:pPr>
+        <w:spacing w:line="360" w:lineRule="auto"/>
+        <w:ind w:left="-566" w:right="-607"/>
+        <w:jc w:val="center"/>
+        <w:rPr>
+          <w:sz w:val="24"/>
+          <w:szCs w:val="24"/>
+        </w:rPr>
+      </w:pPr>
+      <w:r>
+        <w:rPr>
+          <w:sz w:val="24"/>
+          <w:szCs w:val="24"/>
+        </w:rPr>
+        <w:lastRenderedPageBreak/>
+        <w:t xml:space="preserve">Imobiliária </w:t>
+      </w:r>
+      <w:r>
+        <w:rPr>
+          <w:sz w:val="24"/>
+          <w:szCs w:val="24"/>
+        </w:rPr>
+        <w:t>Remax</w:t>
+      </w:r>
       <w:r>
         <w:rPr>
           <w:sz w:val="24"/>
@@ -3597,7 +3681,6 @@
           <w:sz w:val="24"/>
           <w:szCs w:val="24"/>
         </w:rPr>
-        <w:lastRenderedPageBreak/>
         <w:t>_________________________________</w:t>
       </w:r>
     </w:p>
